--- a/docs/06_GenAI_SoftwareDevelopment_screenflow_db.docx
+++ b/docs/06_GenAI_SoftwareDevelopment_screenflow_db.docx
@@ -1116,13 +1116,43 @@
         <w:spacing w:after="120" w:line="240" w:lineRule="auto"/>
         <w:rPr>
           <w:rFonts w:ascii="Times New Roman" w:hAnsi="Times New Roman" w:cs="Times New Roman"/>
-          <w:i/>
-          <w:iCs/>
+          <w:b/>
+          <w:bCs/>
+          <w:sz w:val="24"/>
+          <w:szCs w:val="24"/>
+        </w:rPr>
+      </w:pPr>
+      <w:r>
+        <w:rPr>
+          <w:rFonts w:ascii="Times New Roman" w:hAnsi="Times New Roman" w:cs="Times New Roman"/>
+          <w:b/>
+          <w:bCs/>
+          <w:sz w:val="24"/>
+          <w:szCs w:val="24"/>
+        </w:rPr>
+        <w:t>1</w:t>
+      </w:r>
+      <w:r>
+        <w:rPr>
+          <w:rFonts w:ascii="Times New Roman" w:hAnsi="Times New Roman" w:cs="Times New Roman"/>
+          <w:b/>
+          <w:bCs/>
           <w:sz w:val="24"/>
           <w:szCs w:val="24"/>
           <w:lang w:val="vi-VN"/>
         </w:rPr>
-      </w:pPr>
+        <w:t>.</w:t>
+      </w:r>
+      <w:r>
+        <w:rPr>
+          <w:rFonts w:ascii="Times New Roman" w:hAnsi="Times New Roman" w:cs="Times New Roman"/>
+          <w:b/>
+          <w:bCs/>
+          <w:sz w:val="24"/>
+          <w:szCs w:val="24"/>
+        </w:rPr>
+        <w:t>Bảng departments (Phòng ban)</w:t>
+      </w:r>
     </w:p>
     <w:p>
       <w:pPr>
@@ -1134,6 +1164,7 @@
           <w:rFonts w:ascii="Times New Roman" w:hAnsi="Times New Roman" w:cs="Times New Roman"/>
           <w:sz w:val="24"/>
           <w:szCs w:val="24"/>
+          <w:lang w:val="vi-VN"/>
         </w:rPr>
       </w:pPr>
       <w:r>
@@ -1144,7 +1175,7 @@
           <w:sz w:val="24"/>
           <w:szCs w:val="24"/>
         </w:rPr>
-        <w:t>Bảng departments (Phòng ban):</w:t>
+        <w:t>Mục đích:</w:t>
       </w:r>
       <w:r>
         <w:rPr>
@@ -1152,15 +1183,572 @@
           <w:sz w:val="24"/>
           <w:szCs w:val="24"/>
         </w:rPr>
-        <w:t> Quản lý cơ cấu tổ chức (Mã phòng, Tên phòng).</w:t>
+        <w:t xml:space="preserve"> Quản lý danh mục các đơn vị, phòng ban trong hệ thống.</w:t>
+      </w:r>
+    </w:p>
+    <w:tbl>
+      <w:tblPr>
+        <w:tblW w:w="0" w:type="auto"/>
+        <w:tblBorders>
+          <w:top w:val="single" w:sz="4" w:space="0" w:color="auto"/>
+          <w:left w:val="single" w:sz="4" w:space="0" w:color="auto"/>
+          <w:bottom w:val="single" w:sz="4" w:space="0" w:color="auto"/>
+          <w:right w:val="single" w:sz="4" w:space="0" w:color="auto"/>
+          <w:insideH w:val="single" w:sz="4" w:space="0" w:color="auto"/>
+          <w:insideV w:val="single" w:sz="4" w:space="0" w:color="auto"/>
+        </w:tblBorders>
+        <w:tblCellMar>
+          <w:left w:w="0" w:type="dxa"/>
+          <w:right w:w="0" w:type="dxa"/>
+        </w:tblCellMar>
+        <w:tblLook w:val="04A0" w:firstRow="1" w:lastRow="0" w:firstColumn="1" w:lastColumn="0" w:noHBand="0" w:noVBand="1"/>
+      </w:tblPr>
+      <w:tblGrid>
+        <w:gridCol w:w="1857"/>
+        <w:gridCol w:w="2054"/>
+        <w:gridCol w:w="1790"/>
+        <w:gridCol w:w="3360"/>
+      </w:tblGrid>
+      <w:tr>
+        <w:trPr>
+          <w:tblHeader/>
+        </w:trPr>
+        <w:tc>
+          <w:tcPr>
+            <w:tcW w:w="0" w:type="auto"/>
+            <w:tcMar>
+              <w:top w:w="120" w:type="dxa"/>
+              <w:left w:w="180" w:type="dxa"/>
+              <w:bottom w:w="120" w:type="dxa"/>
+              <w:right w:w="180" w:type="dxa"/>
+            </w:tcMar>
+            <w:vAlign w:val="center"/>
+            <w:hideMark/>
+          </w:tcPr>
+          <w:p>
+            <w:pPr>
+              <w:spacing w:after="120" w:line="240" w:lineRule="auto"/>
+              <w:rPr>
+                <w:rFonts w:ascii="Times New Roman" w:hAnsi="Times New Roman" w:cs="Times New Roman"/>
+                <w:sz w:val="24"/>
+                <w:szCs w:val="24"/>
+              </w:rPr>
+            </w:pPr>
+            <w:r>
+              <w:rPr>
+                <w:rFonts w:ascii="Times New Roman" w:hAnsi="Times New Roman" w:cs="Times New Roman"/>
+                <w:b/>
+                <w:bCs/>
+                <w:sz w:val="24"/>
+                <w:szCs w:val="24"/>
+              </w:rPr>
+              <w:t>Tên thuộc tính</w:t>
+            </w:r>
+          </w:p>
+        </w:tc>
+        <w:tc>
+          <w:tcPr>
+            <w:tcW w:w="0" w:type="auto"/>
+            <w:tcMar>
+              <w:top w:w="120" w:type="dxa"/>
+              <w:left w:w="180" w:type="dxa"/>
+              <w:bottom w:w="120" w:type="dxa"/>
+              <w:right w:w="180" w:type="dxa"/>
+            </w:tcMar>
+            <w:vAlign w:val="center"/>
+            <w:hideMark/>
+          </w:tcPr>
+          <w:p>
+            <w:pPr>
+              <w:spacing w:after="120" w:line="240" w:lineRule="auto"/>
+              <w:rPr>
+                <w:rFonts w:ascii="Times New Roman" w:hAnsi="Times New Roman" w:cs="Times New Roman"/>
+                <w:sz w:val="24"/>
+                <w:szCs w:val="24"/>
+              </w:rPr>
+            </w:pPr>
+            <w:r>
+              <w:rPr>
+                <w:rFonts w:ascii="Times New Roman" w:hAnsi="Times New Roman" w:cs="Times New Roman"/>
+                <w:b/>
+                <w:bCs/>
+                <w:sz w:val="24"/>
+                <w:szCs w:val="24"/>
+              </w:rPr>
+              <w:t>Kiểu dữ liệu</w:t>
+            </w:r>
+          </w:p>
+        </w:tc>
+        <w:tc>
+          <w:tcPr>
+            <w:tcW w:w="0" w:type="auto"/>
+            <w:tcMar>
+              <w:top w:w="120" w:type="dxa"/>
+              <w:left w:w="180" w:type="dxa"/>
+              <w:bottom w:w="120" w:type="dxa"/>
+              <w:right w:w="180" w:type="dxa"/>
+            </w:tcMar>
+            <w:vAlign w:val="center"/>
+            <w:hideMark/>
+          </w:tcPr>
+          <w:p>
+            <w:pPr>
+              <w:spacing w:after="120" w:line="240" w:lineRule="auto"/>
+              <w:rPr>
+                <w:rFonts w:ascii="Times New Roman" w:hAnsi="Times New Roman" w:cs="Times New Roman"/>
+                <w:sz w:val="24"/>
+                <w:szCs w:val="24"/>
+              </w:rPr>
+            </w:pPr>
+            <w:r>
+              <w:rPr>
+                <w:rFonts w:ascii="Times New Roman" w:hAnsi="Times New Roman" w:cs="Times New Roman"/>
+                <w:b/>
+                <w:bCs/>
+                <w:sz w:val="24"/>
+                <w:szCs w:val="24"/>
+              </w:rPr>
+              <w:t>Mô tả</w:t>
+            </w:r>
+          </w:p>
+        </w:tc>
+        <w:tc>
+          <w:tcPr>
+            <w:tcW w:w="0" w:type="auto"/>
+            <w:tcMar>
+              <w:top w:w="120" w:type="dxa"/>
+              <w:left w:w="180" w:type="dxa"/>
+              <w:bottom w:w="120" w:type="dxa"/>
+              <w:right w:w="180" w:type="dxa"/>
+            </w:tcMar>
+            <w:vAlign w:val="center"/>
+            <w:hideMark/>
+          </w:tcPr>
+          <w:p>
+            <w:pPr>
+              <w:spacing w:after="120" w:line="240" w:lineRule="auto"/>
+              <w:rPr>
+                <w:rFonts w:ascii="Times New Roman" w:hAnsi="Times New Roman" w:cs="Times New Roman"/>
+                <w:sz w:val="24"/>
+                <w:szCs w:val="24"/>
+              </w:rPr>
+            </w:pPr>
+            <w:r>
+              <w:rPr>
+                <w:rFonts w:ascii="Times New Roman" w:hAnsi="Times New Roman" w:cs="Times New Roman"/>
+                <w:b/>
+                <w:bCs/>
+                <w:sz w:val="24"/>
+                <w:szCs w:val="24"/>
+              </w:rPr>
+              <w:t>Ghi chú</w:t>
+            </w:r>
+          </w:p>
+        </w:tc>
+      </w:tr>
+      <w:tr>
+        <w:tc>
+          <w:tcPr>
+            <w:tcW w:w="0" w:type="auto"/>
+            <w:tcMar>
+              <w:top w:w="120" w:type="dxa"/>
+              <w:left w:w="180" w:type="dxa"/>
+              <w:bottom w:w="120" w:type="dxa"/>
+              <w:right w:w="180" w:type="dxa"/>
+            </w:tcMar>
+            <w:vAlign w:val="center"/>
+            <w:hideMark/>
+          </w:tcPr>
+          <w:p>
+            <w:pPr>
+              <w:spacing w:after="120" w:line="240" w:lineRule="auto"/>
+              <w:rPr>
+                <w:rFonts w:ascii="Times New Roman" w:hAnsi="Times New Roman" w:cs="Times New Roman"/>
+                <w:sz w:val="24"/>
+                <w:szCs w:val="24"/>
+              </w:rPr>
+            </w:pPr>
+            <w:r>
+              <w:rPr>
+                <w:rFonts w:ascii="Times New Roman" w:hAnsi="Times New Roman" w:cs="Times New Roman"/>
+                <w:sz w:val="24"/>
+                <w:szCs w:val="24"/>
+              </w:rPr>
+              <w:t>id</w:t>
+            </w:r>
+          </w:p>
+        </w:tc>
+        <w:tc>
+          <w:tcPr>
+            <w:tcW w:w="0" w:type="auto"/>
+            <w:tcMar>
+              <w:top w:w="120" w:type="dxa"/>
+              <w:left w:w="180" w:type="dxa"/>
+              <w:bottom w:w="120" w:type="dxa"/>
+              <w:right w:w="180" w:type="dxa"/>
+            </w:tcMar>
+            <w:vAlign w:val="center"/>
+            <w:hideMark/>
+          </w:tcPr>
+          <w:p>
+            <w:pPr>
+              <w:spacing w:after="120" w:line="240" w:lineRule="auto"/>
+              <w:rPr>
+                <w:rFonts w:ascii="Times New Roman" w:hAnsi="Times New Roman" w:cs="Times New Roman"/>
+                <w:sz w:val="24"/>
+                <w:szCs w:val="24"/>
+              </w:rPr>
+            </w:pPr>
+            <w:r>
+              <w:rPr>
+                <w:rFonts w:ascii="Times New Roman" w:hAnsi="Times New Roman" w:cs="Times New Roman"/>
+                <w:sz w:val="24"/>
+                <w:szCs w:val="24"/>
+              </w:rPr>
+              <w:t>INT</w:t>
+            </w:r>
+          </w:p>
+        </w:tc>
+        <w:tc>
+          <w:tcPr>
+            <w:tcW w:w="0" w:type="auto"/>
+            <w:tcMar>
+              <w:top w:w="120" w:type="dxa"/>
+              <w:left w:w="180" w:type="dxa"/>
+              <w:bottom w:w="120" w:type="dxa"/>
+              <w:right w:w="180" w:type="dxa"/>
+            </w:tcMar>
+            <w:vAlign w:val="center"/>
+            <w:hideMark/>
+          </w:tcPr>
+          <w:p>
+            <w:pPr>
+              <w:spacing w:after="120" w:line="240" w:lineRule="auto"/>
+              <w:rPr>
+                <w:rFonts w:ascii="Times New Roman" w:hAnsi="Times New Roman" w:cs="Times New Roman"/>
+                <w:sz w:val="24"/>
+                <w:szCs w:val="24"/>
+              </w:rPr>
+            </w:pPr>
+            <w:r>
+              <w:rPr>
+                <w:rFonts w:ascii="Times New Roman" w:hAnsi="Times New Roman" w:cs="Times New Roman"/>
+                <w:sz w:val="24"/>
+                <w:szCs w:val="24"/>
+              </w:rPr>
+              <w:t>Khóa chính</w:t>
+            </w:r>
+          </w:p>
+        </w:tc>
+        <w:tc>
+          <w:tcPr>
+            <w:tcW w:w="0" w:type="auto"/>
+            <w:tcMar>
+              <w:top w:w="120" w:type="dxa"/>
+              <w:left w:w="180" w:type="dxa"/>
+              <w:bottom w:w="120" w:type="dxa"/>
+              <w:right w:w="180" w:type="dxa"/>
+            </w:tcMar>
+            <w:vAlign w:val="center"/>
+            <w:hideMark/>
+          </w:tcPr>
+          <w:p>
+            <w:pPr>
+              <w:spacing w:after="120" w:line="240" w:lineRule="auto"/>
+              <w:rPr>
+                <w:rFonts w:ascii="Times New Roman" w:hAnsi="Times New Roman" w:cs="Times New Roman"/>
+                <w:sz w:val="24"/>
+                <w:szCs w:val="24"/>
+              </w:rPr>
+            </w:pPr>
+            <w:r>
+              <w:rPr>
+                <w:rFonts w:ascii="Times New Roman" w:hAnsi="Times New Roman" w:cs="Times New Roman"/>
+                <w:sz w:val="24"/>
+                <w:szCs w:val="24"/>
+              </w:rPr>
+              <w:t>Tự động tăng (Auto Increment)</w:t>
+            </w:r>
+          </w:p>
+        </w:tc>
+      </w:tr>
+      <w:tr>
+        <w:tc>
+          <w:tcPr>
+            <w:tcW w:w="0" w:type="auto"/>
+            <w:tcMar>
+              <w:top w:w="120" w:type="dxa"/>
+              <w:left w:w="180" w:type="dxa"/>
+              <w:bottom w:w="120" w:type="dxa"/>
+              <w:right w:w="180" w:type="dxa"/>
+            </w:tcMar>
+            <w:vAlign w:val="center"/>
+            <w:hideMark/>
+          </w:tcPr>
+          <w:p>
+            <w:pPr>
+              <w:spacing w:after="120" w:line="240" w:lineRule="auto"/>
+              <w:rPr>
+                <w:rFonts w:ascii="Times New Roman" w:hAnsi="Times New Roman" w:cs="Times New Roman"/>
+                <w:sz w:val="24"/>
+                <w:szCs w:val="24"/>
+              </w:rPr>
+            </w:pPr>
+            <w:r>
+              <w:rPr>
+                <w:rFonts w:ascii="Times New Roman" w:hAnsi="Times New Roman" w:cs="Times New Roman"/>
+                <w:sz w:val="24"/>
+                <w:szCs w:val="24"/>
+              </w:rPr>
+              <w:t>code</w:t>
+            </w:r>
+          </w:p>
+        </w:tc>
+        <w:tc>
+          <w:tcPr>
+            <w:tcW w:w="0" w:type="auto"/>
+            <w:tcMar>
+              <w:top w:w="120" w:type="dxa"/>
+              <w:left w:w="180" w:type="dxa"/>
+              <w:bottom w:w="120" w:type="dxa"/>
+              <w:right w:w="180" w:type="dxa"/>
+            </w:tcMar>
+            <w:vAlign w:val="center"/>
+            <w:hideMark/>
+          </w:tcPr>
+          <w:p>
+            <w:pPr>
+              <w:spacing w:after="120" w:line="240" w:lineRule="auto"/>
+              <w:rPr>
+                <w:rFonts w:ascii="Times New Roman" w:hAnsi="Times New Roman" w:cs="Times New Roman"/>
+                <w:sz w:val="24"/>
+                <w:szCs w:val="24"/>
+              </w:rPr>
+            </w:pPr>
+            <w:r>
+              <w:rPr>
+                <w:rFonts w:ascii="Times New Roman" w:hAnsi="Times New Roman" w:cs="Times New Roman"/>
+                <w:sz w:val="24"/>
+                <w:szCs w:val="24"/>
+              </w:rPr>
+              <w:t>VARCHAR(50)</w:t>
+            </w:r>
+          </w:p>
+        </w:tc>
+        <w:tc>
+          <w:tcPr>
+            <w:tcW w:w="0" w:type="auto"/>
+            <w:tcMar>
+              <w:top w:w="120" w:type="dxa"/>
+              <w:left w:w="180" w:type="dxa"/>
+              <w:bottom w:w="120" w:type="dxa"/>
+              <w:right w:w="180" w:type="dxa"/>
+            </w:tcMar>
+            <w:vAlign w:val="center"/>
+            <w:hideMark/>
+          </w:tcPr>
+          <w:p>
+            <w:pPr>
+              <w:spacing w:after="120" w:line="240" w:lineRule="auto"/>
+              <w:rPr>
+                <w:rFonts w:ascii="Times New Roman" w:hAnsi="Times New Roman" w:cs="Times New Roman"/>
+                <w:sz w:val="24"/>
+                <w:szCs w:val="24"/>
+              </w:rPr>
+            </w:pPr>
+            <w:r>
+              <w:rPr>
+                <w:rFonts w:ascii="Times New Roman" w:hAnsi="Times New Roman" w:cs="Times New Roman"/>
+                <w:sz w:val="24"/>
+                <w:szCs w:val="24"/>
+              </w:rPr>
+              <w:t>Mã phòng ban</w:t>
+            </w:r>
+          </w:p>
+        </w:tc>
+        <w:tc>
+          <w:tcPr>
+            <w:tcW w:w="0" w:type="auto"/>
+            <w:tcMar>
+              <w:top w:w="120" w:type="dxa"/>
+              <w:left w:w="180" w:type="dxa"/>
+              <w:bottom w:w="120" w:type="dxa"/>
+              <w:right w:w="180" w:type="dxa"/>
+            </w:tcMar>
+            <w:vAlign w:val="center"/>
+            <w:hideMark/>
+          </w:tcPr>
+          <w:p>
+            <w:pPr>
+              <w:spacing w:after="120" w:line="240" w:lineRule="auto"/>
+              <w:rPr>
+                <w:rFonts w:ascii="Times New Roman" w:hAnsi="Times New Roman" w:cs="Times New Roman"/>
+                <w:sz w:val="24"/>
+                <w:szCs w:val="24"/>
+              </w:rPr>
+            </w:pPr>
+            <w:r>
+              <w:rPr>
+                <w:rFonts w:ascii="Times New Roman" w:hAnsi="Times New Roman" w:cs="Times New Roman"/>
+                <w:sz w:val="24"/>
+                <w:szCs w:val="24"/>
+              </w:rPr>
+              <w:t>Duy nhất (Unique), VD: PB01</w:t>
+            </w:r>
+          </w:p>
+        </w:tc>
+      </w:tr>
+      <w:tr>
+        <w:tc>
+          <w:tcPr>
+            <w:tcW w:w="0" w:type="auto"/>
+            <w:tcMar>
+              <w:top w:w="120" w:type="dxa"/>
+              <w:left w:w="180" w:type="dxa"/>
+              <w:bottom w:w="120" w:type="dxa"/>
+              <w:right w:w="180" w:type="dxa"/>
+            </w:tcMar>
+            <w:vAlign w:val="center"/>
+            <w:hideMark/>
+          </w:tcPr>
+          <w:p>
+            <w:pPr>
+              <w:spacing w:after="120" w:line="240" w:lineRule="auto"/>
+              <w:rPr>
+                <w:rFonts w:ascii="Times New Roman" w:hAnsi="Times New Roman" w:cs="Times New Roman"/>
+                <w:sz w:val="24"/>
+                <w:szCs w:val="24"/>
+              </w:rPr>
+            </w:pPr>
+            <w:r>
+              <w:rPr>
+                <w:rFonts w:ascii="Times New Roman" w:hAnsi="Times New Roman" w:cs="Times New Roman"/>
+                <w:sz w:val="24"/>
+                <w:szCs w:val="24"/>
+              </w:rPr>
+              <w:t>name</w:t>
+            </w:r>
+          </w:p>
+        </w:tc>
+        <w:tc>
+          <w:tcPr>
+            <w:tcW w:w="0" w:type="auto"/>
+            <w:tcMar>
+              <w:top w:w="120" w:type="dxa"/>
+              <w:left w:w="180" w:type="dxa"/>
+              <w:bottom w:w="120" w:type="dxa"/>
+              <w:right w:w="180" w:type="dxa"/>
+            </w:tcMar>
+            <w:vAlign w:val="center"/>
+            <w:hideMark/>
+          </w:tcPr>
+          <w:p>
+            <w:pPr>
+              <w:spacing w:after="120" w:line="240" w:lineRule="auto"/>
+              <w:rPr>
+                <w:rFonts w:ascii="Times New Roman" w:hAnsi="Times New Roman" w:cs="Times New Roman"/>
+                <w:sz w:val="24"/>
+                <w:szCs w:val="24"/>
+              </w:rPr>
+            </w:pPr>
+            <w:r>
+              <w:rPr>
+                <w:rFonts w:ascii="Times New Roman" w:hAnsi="Times New Roman" w:cs="Times New Roman"/>
+                <w:sz w:val="24"/>
+                <w:szCs w:val="24"/>
+              </w:rPr>
+              <w:t>VARCHAR(255)</w:t>
+            </w:r>
+          </w:p>
+        </w:tc>
+        <w:tc>
+          <w:tcPr>
+            <w:tcW w:w="0" w:type="auto"/>
+            <w:tcMar>
+              <w:top w:w="120" w:type="dxa"/>
+              <w:left w:w="180" w:type="dxa"/>
+              <w:bottom w:w="120" w:type="dxa"/>
+              <w:right w:w="180" w:type="dxa"/>
+            </w:tcMar>
+            <w:vAlign w:val="center"/>
+            <w:hideMark/>
+          </w:tcPr>
+          <w:p>
+            <w:pPr>
+              <w:spacing w:after="120" w:line="240" w:lineRule="auto"/>
+              <w:rPr>
+                <w:rFonts w:ascii="Times New Roman" w:hAnsi="Times New Roman" w:cs="Times New Roman"/>
+                <w:sz w:val="24"/>
+                <w:szCs w:val="24"/>
+              </w:rPr>
+            </w:pPr>
+            <w:r>
+              <w:rPr>
+                <w:rFonts w:ascii="Times New Roman" w:hAnsi="Times New Roman" w:cs="Times New Roman"/>
+                <w:sz w:val="24"/>
+                <w:szCs w:val="24"/>
+              </w:rPr>
+              <w:t>Tên phòng ban</w:t>
+            </w:r>
+          </w:p>
+        </w:tc>
+        <w:tc>
+          <w:tcPr>
+            <w:tcW w:w="0" w:type="auto"/>
+            <w:tcMar>
+              <w:top w:w="120" w:type="dxa"/>
+              <w:left w:w="180" w:type="dxa"/>
+              <w:bottom w:w="120" w:type="dxa"/>
+              <w:right w:w="180" w:type="dxa"/>
+            </w:tcMar>
+            <w:vAlign w:val="center"/>
+            <w:hideMark/>
+          </w:tcPr>
+          <w:p>
+            <w:pPr>
+              <w:spacing w:after="120" w:line="240" w:lineRule="auto"/>
+              <w:rPr>
+                <w:rFonts w:ascii="Times New Roman" w:hAnsi="Times New Roman" w:cs="Times New Roman"/>
+                <w:sz w:val="24"/>
+                <w:szCs w:val="24"/>
+              </w:rPr>
+            </w:pPr>
+            <w:r>
+              <w:rPr>
+                <w:rFonts w:ascii="Times New Roman" w:hAnsi="Times New Roman" w:cs="Times New Roman"/>
+                <w:sz w:val="24"/>
+                <w:szCs w:val="24"/>
+              </w:rPr>
+              <w:t>Bắt buộc (NOT NULL)</w:t>
+            </w:r>
+          </w:p>
+        </w:tc>
+      </w:tr>
+    </w:tbl>
+    <w:p>
+      <w:pPr>
+        <w:spacing w:after="120" w:line="240" w:lineRule="auto"/>
+        <w:rPr>
+          <w:rFonts w:ascii="Times New Roman" w:hAnsi="Times New Roman" w:cs="Times New Roman"/>
+          <w:b/>
+          <w:bCs/>
+          <w:sz w:val="24"/>
+          <w:szCs w:val="24"/>
+        </w:rPr>
+      </w:pPr>
+      <w:r>
+        <w:rPr>
+          <w:rFonts w:ascii="Times New Roman" w:hAnsi="Times New Roman" w:cs="Times New Roman"/>
+          <w:b/>
+          <w:bCs/>
+          <w:sz w:val="24"/>
+          <w:szCs w:val="24"/>
+        </w:rPr>
+        <w:t>2. Bảng users (Người dùng)</w:t>
       </w:r>
     </w:p>
     <w:p>
       <w:pPr>
-        <w:numPr>
-          <w:ilvl w:val="0"/>
-          <w:numId w:val="4"/>
-        </w:numPr>
         <w:spacing w:after="120" w:line="240" w:lineRule="auto"/>
         <w:rPr>
           <w:rFonts w:ascii="Times New Roman" w:hAnsi="Times New Roman" w:cs="Times New Roman"/>
@@ -1176,7 +1764,7 @@
           <w:sz w:val="24"/>
           <w:szCs w:val="24"/>
         </w:rPr>
-        <w:t>Bảng users (Người dùng):</w:t>
+        <w:t>Mục đích:</w:t>
       </w:r>
       <w:r>
         <w:rPr>
@@ -1184,15 +1772,1202 @@
           <w:sz w:val="24"/>
           <w:szCs w:val="24"/>
         </w:rPr>
-        <w:t> Quản lý tài khoản, thông tin cán bộ và phân quyền (CLERK, LEADER, SPECIALIST).</w:t>
+        <w:t xml:space="preserve"> Quản lý tài khoản, thông tin cán bộ và phân quyền truy cập.</w:t>
+      </w:r>
+    </w:p>
+    <w:tbl>
+      <w:tblPr>
+        <w:tblW w:w="0" w:type="auto"/>
+        <w:tblBorders>
+          <w:top w:val="single" w:sz="4" w:space="0" w:color="auto"/>
+          <w:left w:val="single" w:sz="4" w:space="0" w:color="auto"/>
+          <w:bottom w:val="single" w:sz="4" w:space="0" w:color="auto"/>
+          <w:right w:val="single" w:sz="4" w:space="0" w:color="auto"/>
+          <w:insideH w:val="single" w:sz="4" w:space="0" w:color="auto"/>
+          <w:insideV w:val="single" w:sz="4" w:space="0" w:color="auto"/>
+        </w:tblBorders>
+        <w:tblCellMar>
+          <w:left w:w="0" w:type="dxa"/>
+          <w:right w:w="0" w:type="dxa"/>
+        </w:tblCellMar>
+        <w:tblLook w:val="04A0" w:firstRow="1" w:lastRow="0" w:firstColumn="1" w:lastColumn="0" w:noHBand="0" w:noVBand="1"/>
+      </w:tblPr>
+      <w:tblGrid>
+        <w:gridCol w:w="1849"/>
+        <w:gridCol w:w="2054"/>
+        <w:gridCol w:w="1774"/>
+        <w:gridCol w:w="3384"/>
+      </w:tblGrid>
+      <w:tr>
+        <w:trPr>
+          <w:tblHeader/>
+        </w:trPr>
+        <w:tc>
+          <w:tcPr>
+            <w:tcW w:w="0" w:type="auto"/>
+            <w:tcMar>
+              <w:top w:w="120" w:type="dxa"/>
+              <w:left w:w="180" w:type="dxa"/>
+              <w:bottom w:w="120" w:type="dxa"/>
+              <w:right w:w="180" w:type="dxa"/>
+            </w:tcMar>
+            <w:vAlign w:val="center"/>
+            <w:hideMark/>
+          </w:tcPr>
+          <w:p>
+            <w:pPr>
+              <w:spacing w:after="120" w:line="240" w:lineRule="auto"/>
+              <w:rPr>
+                <w:rFonts w:ascii="Times New Roman" w:hAnsi="Times New Roman" w:cs="Times New Roman"/>
+                <w:sz w:val="24"/>
+                <w:szCs w:val="24"/>
+              </w:rPr>
+            </w:pPr>
+            <w:r>
+              <w:rPr>
+                <w:rFonts w:ascii="Times New Roman" w:hAnsi="Times New Roman" w:cs="Times New Roman"/>
+                <w:b/>
+                <w:bCs/>
+                <w:sz w:val="24"/>
+                <w:szCs w:val="24"/>
+              </w:rPr>
+              <w:t>Tên thuộc tính</w:t>
+            </w:r>
+          </w:p>
+        </w:tc>
+        <w:tc>
+          <w:tcPr>
+            <w:tcW w:w="0" w:type="auto"/>
+            <w:tcMar>
+              <w:top w:w="120" w:type="dxa"/>
+              <w:left w:w="180" w:type="dxa"/>
+              <w:bottom w:w="120" w:type="dxa"/>
+              <w:right w:w="180" w:type="dxa"/>
+            </w:tcMar>
+            <w:vAlign w:val="center"/>
+            <w:hideMark/>
+          </w:tcPr>
+          <w:p>
+            <w:pPr>
+              <w:spacing w:after="120" w:line="240" w:lineRule="auto"/>
+              <w:rPr>
+                <w:rFonts w:ascii="Times New Roman" w:hAnsi="Times New Roman" w:cs="Times New Roman"/>
+                <w:sz w:val="24"/>
+                <w:szCs w:val="24"/>
+              </w:rPr>
+            </w:pPr>
+            <w:r>
+              <w:rPr>
+                <w:rFonts w:ascii="Times New Roman" w:hAnsi="Times New Roman" w:cs="Times New Roman"/>
+                <w:b/>
+                <w:bCs/>
+                <w:sz w:val="24"/>
+                <w:szCs w:val="24"/>
+              </w:rPr>
+              <w:t>Kiểu dữ liệu</w:t>
+            </w:r>
+          </w:p>
+        </w:tc>
+        <w:tc>
+          <w:tcPr>
+            <w:tcW w:w="0" w:type="auto"/>
+            <w:tcMar>
+              <w:top w:w="120" w:type="dxa"/>
+              <w:left w:w="180" w:type="dxa"/>
+              <w:bottom w:w="120" w:type="dxa"/>
+              <w:right w:w="180" w:type="dxa"/>
+            </w:tcMar>
+            <w:vAlign w:val="center"/>
+            <w:hideMark/>
+          </w:tcPr>
+          <w:p>
+            <w:pPr>
+              <w:spacing w:after="120" w:line="240" w:lineRule="auto"/>
+              <w:rPr>
+                <w:rFonts w:ascii="Times New Roman" w:hAnsi="Times New Roman" w:cs="Times New Roman"/>
+                <w:sz w:val="24"/>
+                <w:szCs w:val="24"/>
+              </w:rPr>
+            </w:pPr>
+            <w:r>
+              <w:rPr>
+                <w:rFonts w:ascii="Times New Roman" w:hAnsi="Times New Roman" w:cs="Times New Roman"/>
+                <w:b/>
+                <w:bCs/>
+                <w:sz w:val="24"/>
+                <w:szCs w:val="24"/>
+              </w:rPr>
+              <w:t>Mô tả</w:t>
+            </w:r>
+          </w:p>
+        </w:tc>
+        <w:tc>
+          <w:tcPr>
+            <w:tcW w:w="0" w:type="auto"/>
+            <w:tcMar>
+              <w:top w:w="120" w:type="dxa"/>
+              <w:left w:w="180" w:type="dxa"/>
+              <w:bottom w:w="120" w:type="dxa"/>
+              <w:right w:w="180" w:type="dxa"/>
+            </w:tcMar>
+            <w:vAlign w:val="center"/>
+            <w:hideMark/>
+          </w:tcPr>
+          <w:p>
+            <w:pPr>
+              <w:spacing w:after="120" w:line="240" w:lineRule="auto"/>
+              <w:rPr>
+                <w:rFonts w:ascii="Times New Roman" w:hAnsi="Times New Roman" w:cs="Times New Roman"/>
+                <w:sz w:val="24"/>
+                <w:szCs w:val="24"/>
+              </w:rPr>
+            </w:pPr>
+            <w:r>
+              <w:rPr>
+                <w:rFonts w:ascii="Times New Roman" w:hAnsi="Times New Roman" w:cs="Times New Roman"/>
+                <w:b/>
+                <w:bCs/>
+                <w:sz w:val="24"/>
+                <w:szCs w:val="24"/>
+              </w:rPr>
+              <w:t>Ghi chú</w:t>
+            </w:r>
+          </w:p>
+        </w:tc>
+      </w:tr>
+      <w:tr>
+        <w:tc>
+          <w:tcPr>
+            <w:tcW w:w="0" w:type="auto"/>
+            <w:tcMar>
+              <w:top w:w="120" w:type="dxa"/>
+              <w:left w:w="180" w:type="dxa"/>
+              <w:bottom w:w="120" w:type="dxa"/>
+              <w:right w:w="180" w:type="dxa"/>
+            </w:tcMar>
+            <w:vAlign w:val="center"/>
+            <w:hideMark/>
+          </w:tcPr>
+          <w:p>
+            <w:pPr>
+              <w:spacing w:after="120" w:line="240" w:lineRule="auto"/>
+              <w:rPr>
+                <w:rFonts w:ascii="Times New Roman" w:hAnsi="Times New Roman" w:cs="Times New Roman"/>
+                <w:sz w:val="24"/>
+                <w:szCs w:val="24"/>
+              </w:rPr>
+            </w:pPr>
+            <w:r>
+              <w:rPr>
+                <w:rFonts w:ascii="Times New Roman" w:hAnsi="Times New Roman" w:cs="Times New Roman"/>
+                <w:sz w:val="24"/>
+                <w:szCs w:val="24"/>
+              </w:rPr>
+              <w:t>id</w:t>
+            </w:r>
+          </w:p>
+        </w:tc>
+        <w:tc>
+          <w:tcPr>
+            <w:tcW w:w="0" w:type="auto"/>
+            <w:tcMar>
+              <w:top w:w="120" w:type="dxa"/>
+              <w:left w:w="180" w:type="dxa"/>
+              <w:bottom w:w="120" w:type="dxa"/>
+              <w:right w:w="180" w:type="dxa"/>
+            </w:tcMar>
+            <w:vAlign w:val="center"/>
+            <w:hideMark/>
+          </w:tcPr>
+          <w:p>
+            <w:pPr>
+              <w:spacing w:after="120" w:line="240" w:lineRule="auto"/>
+              <w:rPr>
+                <w:rFonts w:ascii="Times New Roman" w:hAnsi="Times New Roman" w:cs="Times New Roman"/>
+                <w:sz w:val="24"/>
+                <w:szCs w:val="24"/>
+              </w:rPr>
+            </w:pPr>
+            <w:r>
+              <w:rPr>
+                <w:rFonts w:ascii="Times New Roman" w:hAnsi="Times New Roman" w:cs="Times New Roman"/>
+                <w:sz w:val="24"/>
+                <w:szCs w:val="24"/>
+              </w:rPr>
+              <w:t>INT</w:t>
+            </w:r>
+          </w:p>
+        </w:tc>
+        <w:tc>
+          <w:tcPr>
+            <w:tcW w:w="0" w:type="auto"/>
+            <w:tcMar>
+              <w:top w:w="120" w:type="dxa"/>
+              <w:left w:w="180" w:type="dxa"/>
+              <w:bottom w:w="120" w:type="dxa"/>
+              <w:right w:w="180" w:type="dxa"/>
+            </w:tcMar>
+            <w:vAlign w:val="center"/>
+            <w:hideMark/>
+          </w:tcPr>
+          <w:p>
+            <w:pPr>
+              <w:spacing w:after="120" w:line="240" w:lineRule="auto"/>
+              <w:rPr>
+                <w:rFonts w:ascii="Times New Roman" w:hAnsi="Times New Roman" w:cs="Times New Roman"/>
+                <w:sz w:val="24"/>
+                <w:szCs w:val="24"/>
+              </w:rPr>
+            </w:pPr>
+            <w:r>
+              <w:rPr>
+                <w:rFonts w:ascii="Times New Roman" w:hAnsi="Times New Roman" w:cs="Times New Roman"/>
+                <w:sz w:val="24"/>
+                <w:szCs w:val="24"/>
+              </w:rPr>
+              <w:t>Khóa chính</w:t>
+            </w:r>
+          </w:p>
+        </w:tc>
+        <w:tc>
+          <w:tcPr>
+            <w:tcW w:w="0" w:type="auto"/>
+            <w:tcMar>
+              <w:top w:w="120" w:type="dxa"/>
+              <w:left w:w="180" w:type="dxa"/>
+              <w:bottom w:w="120" w:type="dxa"/>
+              <w:right w:w="180" w:type="dxa"/>
+            </w:tcMar>
+            <w:vAlign w:val="center"/>
+            <w:hideMark/>
+          </w:tcPr>
+          <w:p>
+            <w:pPr>
+              <w:spacing w:after="120" w:line="240" w:lineRule="auto"/>
+              <w:rPr>
+                <w:rFonts w:ascii="Times New Roman" w:hAnsi="Times New Roman" w:cs="Times New Roman"/>
+                <w:sz w:val="24"/>
+                <w:szCs w:val="24"/>
+              </w:rPr>
+            </w:pPr>
+            <w:r>
+              <w:rPr>
+                <w:rFonts w:ascii="Times New Roman" w:hAnsi="Times New Roman" w:cs="Times New Roman"/>
+                <w:sz w:val="24"/>
+                <w:szCs w:val="24"/>
+              </w:rPr>
+              <w:t>Tự động tăng</w:t>
+            </w:r>
+          </w:p>
+        </w:tc>
+      </w:tr>
+      <w:tr>
+        <w:tc>
+          <w:tcPr>
+            <w:tcW w:w="0" w:type="auto"/>
+            <w:tcMar>
+              <w:top w:w="120" w:type="dxa"/>
+              <w:left w:w="180" w:type="dxa"/>
+              <w:bottom w:w="120" w:type="dxa"/>
+              <w:right w:w="180" w:type="dxa"/>
+            </w:tcMar>
+            <w:vAlign w:val="center"/>
+            <w:hideMark/>
+          </w:tcPr>
+          <w:p>
+            <w:pPr>
+              <w:spacing w:after="120" w:line="240" w:lineRule="auto"/>
+              <w:rPr>
+                <w:rFonts w:ascii="Times New Roman" w:hAnsi="Times New Roman" w:cs="Times New Roman"/>
+                <w:sz w:val="24"/>
+                <w:szCs w:val="24"/>
+              </w:rPr>
+            </w:pPr>
+            <w:r>
+              <w:rPr>
+                <w:rFonts w:ascii="Times New Roman" w:hAnsi="Times New Roman" w:cs="Times New Roman"/>
+                <w:sz w:val="24"/>
+                <w:szCs w:val="24"/>
+              </w:rPr>
+              <w:t>department_id</w:t>
+            </w:r>
+          </w:p>
+        </w:tc>
+        <w:tc>
+          <w:tcPr>
+            <w:tcW w:w="0" w:type="auto"/>
+            <w:tcMar>
+              <w:top w:w="120" w:type="dxa"/>
+              <w:left w:w="180" w:type="dxa"/>
+              <w:bottom w:w="120" w:type="dxa"/>
+              <w:right w:w="180" w:type="dxa"/>
+            </w:tcMar>
+            <w:vAlign w:val="center"/>
+            <w:hideMark/>
+          </w:tcPr>
+          <w:p>
+            <w:pPr>
+              <w:spacing w:after="120" w:line="240" w:lineRule="auto"/>
+              <w:rPr>
+                <w:rFonts w:ascii="Times New Roman" w:hAnsi="Times New Roman" w:cs="Times New Roman"/>
+                <w:sz w:val="24"/>
+                <w:szCs w:val="24"/>
+              </w:rPr>
+            </w:pPr>
+            <w:r>
+              <w:rPr>
+                <w:rFonts w:ascii="Times New Roman" w:hAnsi="Times New Roman" w:cs="Times New Roman"/>
+                <w:sz w:val="24"/>
+                <w:szCs w:val="24"/>
+              </w:rPr>
+              <w:t>INT</w:t>
+            </w:r>
+          </w:p>
+        </w:tc>
+        <w:tc>
+          <w:tcPr>
+            <w:tcW w:w="0" w:type="auto"/>
+            <w:tcMar>
+              <w:top w:w="120" w:type="dxa"/>
+              <w:left w:w="180" w:type="dxa"/>
+              <w:bottom w:w="120" w:type="dxa"/>
+              <w:right w:w="180" w:type="dxa"/>
+            </w:tcMar>
+            <w:vAlign w:val="center"/>
+            <w:hideMark/>
+          </w:tcPr>
+          <w:p>
+            <w:pPr>
+              <w:spacing w:after="120" w:line="240" w:lineRule="auto"/>
+              <w:rPr>
+                <w:rFonts w:ascii="Times New Roman" w:hAnsi="Times New Roman" w:cs="Times New Roman"/>
+                <w:sz w:val="24"/>
+                <w:szCs w:val="24"/>
+              </w:rPr>
+            </w:pPr>
+            <w:r>
+              <w:rPr>
+                <w:rFonts w:ascii="Times New Roman" w:hAnsi="Times New Roman" w:cs="Times New Roman"/>
+                <w:sz w:val="24"/>
+                <w:szCs w:val="24"/>
+              </w:rPr>
+              <w:t>Khóa ngoại</w:t>
+            </w:r>
+          </w:p>
+        </w:tc>
+        <w:tc>
+          <w:tcPr>
+            <w:tcW w:w="0" w:type="auto"/>
+            <w:tcMar>
+              <w:top w:w="120" w:type="dxa"/>
+              <w:left w:w="180" w:type="dxa"/>
+              <w:bottom w:w="120" w:type="dxa"/>
+              <w:right w:w="180" w:type="dxa"/>
+            </w:tcMar>
+            <w:vAlign w:val="center"/>
+            <w:hideMark/>
+          </w:tcPr>
+          <w:p>
+            <w:pPr>
+              <w:spacing w:after="120" w:line="240" w:lineRule="auto"/>
+              <w:rPr>
+                <w:rFonts w:ascii="Times New Roman" w:hAnsi="Times New Roman" w:cs="Times New Roman"/>
+                <w:sz w:val="24"/>
+                <w:szCs w:val="24"/>
+              </w:rPr>
+            </w:pPr>
+            <w:r>
+              <w:rPr>
+                <w:rFonts w:ascii="Times New Roman" w:hAnsi="Times New Roman" w:cs="Times New Roman"/>
+                <w:sz w:val="24"/>
+                <w:szCs w:val="24"/>
+              </w:rPr>
+              <w:t>Liên kết tới bảng departments</w:t>
+            </w:r>
+          </w:p>
+        </w:tc>
+      </w:tr>
+      <w:tr>
+        <w:tc>
+          <w:tcPr>
+            <w:tcW w:w="0" w:type="auto"/>
+            <w:tcMar>
+              <w:top w:w="120" w:type="dxa"/>
+              <w:left w:w="180" w:type="dxa"/>
+              <w:bottom w:w="120" w:type="dxa"/>
+              <w:right w:w="180" w:type="dxa"/>
+            </w:tcMar>
+            <w:vAlign w:val="center"/>
+            <w:hideMark/>
+          </w:tcPr>
+          <w:p>
+            <w:pPr>
+              <w:spacing w:after="120" w:line="240" w:lineRule="auto"/>
+              <w:rPr>
+                <w:rFonts w:ascii="Times New Roman" w:hAnsi="Times New Roman" w:cs="Times New Roman"/>
+                <w:sz w:val="24"/>
+                <w:szCs w:val="24"/>
+              </w:rPr>
+            </w:pPr>
+            <w:r>
+              <w:rPr>
+                <w:rFonts w:ascii="Times New Roman" w:hAnsi="Times New Roman" w:cs="Times New Roman"/>
+                <w:sz w:val="24"/>
+                <w:szCs w:val="24"/>
+              </w:rPr>
+              <w:t>username</w:t>
+            </w:r>
+          </w:p>
+        </w:tc>
+        <w:tc>
+          <w:tcPr>
+            <w:tcW w:w="0" w:type="auto"/>
+            <w:tcMar>
+              <w:top w:w="120" w:type="dxa"/>
+              <w:left w:w="180" w:type="dxa"/>
+              <w:bottom w:w="120" w:type="dxa"/>
+              <w:right w:w="180" w:type="dxa"/>
+            </w:tcMar>
+            <w:vAlign w:val="center"/>
+            <w:hideMark/>
+          </w:tcPr>
+          <w:p>
+            <w:pPr>
+              <w:spacing w:after="120" w:line="240" w:lineRule="auto"/>
+              <w:rPr>
+                <w:rFonts w:ascii="Times New Roman" w:hAnsi="Times New Roman" w:cs="Times New Roman"/>
+                <w:sz w:val="24"/>
+                <w:szCs w:val="24"/>
+              </w:rPr>
+            </w:pPr>
+            <w:r>
+              <w:rPr>
+                <w:rFonts w:ascii="Times New Roman" w:hAnsi="Times New Roman" w:cs="Times New Roman"/>
+                <w:sz w:val="24"/>
+                <w:szCs w:val="24"/>
+              </w:rPr>
+              <w:t>VARCHAR(50)</w:t>
+            </w:r>
+          </w:p>
+        </w:tc>
+        <w:tc>
+          <w:tcPr>
+            <w:tcW w:w="0" w:type="auto"/>
+            <w:tcMar>
+              <w:top w:w="120" w:type="dxa"/>
+              <w:left w:w="180" w:type="dxa"/>
+              <w:bottom w:w="120" w:type="dxa"/>
+              <w:right w:w="180" w:type="dxa"/>
+            </w:tcMar>
+            <w:vAlign w:val="center"/>
+            <w:hideMark/>
+          </w:tcPr>
+          <w:p>
+            <w:pPr>
+              <w:spacing w:after="120" w:line="240" w:lineRule="auto"/>
+              <w:rPr>
+                <w:rFonts w:ascii="Times New Roman" w:hAnsi="Times New Roman" w:cs="Times New Roman"/>
+                <w:sz w:val="24"/>
+                <w:szCs w:val="24"/>
+              </w:rPr>
+            </w:pPr>
+            <w:r>
+              <w:rPr>
+                <w:rFonts w:ascii="Times New Roman" w:hAnsi="Times New Roman" w:cs="Times New Roman"/>
+                <w:sz w:val="24"/>
+                <w:szCs w:val="24"/>
+              </w:rPr>
+              <w:t>Tên đăng nhập</w:t>
+            </w:r>
+          </w:p>
+        </w:tc>
+        <w:tc>
+          <w:tcPr>
+            <w:tcW w:w="0" w:type="auto"/>
+            <w:tcMar>
+              <w:top w:w="120" w:type="dxa"/>
+              <w:left w:w="180" w:type="dxa"/>
+              <w:bottom w:w="120" w:type="dxa"/>
+              <w:right w:w="180" w:type="dxa"/>
+            </w:tcMar>
+            <w:vAlign w:val="center"/>
+            <w:hideMark/>
+          </w:tcPr>
+          <w:p>
+            <w:pPr>
+              <w:spacing w:after="120" w:line="240" w:lineRule="auto"/>
+              <w:rPr>
+                <w:rFonts w:ascii="Times New Roman" w:hAnsi="Times New Roman" w:cs="Times New Roman"/>
+                <w:sz w:val="24"/>
+                <w:szCs w:val="24"/>
+              </w:rPr>
+            </w:pPr>
+            <w:r>
+              <w:rPr>
+                <w:rFonts w:ascii="Times New Roman" w:hAnsi="Times New Roman" w:cs="Times New Roman"/>
+                <w:sz w:val="24"/>
+                <w:szCs w:val="24"/>
+              </w:rPr>
+              <w:t>Duy nhất (NOT NULL, UNIQUE)</w:t>
+            </w:r>
+          </w:p>
+        </w:tc>
+      </w:tr>
+      <w:tr>
+        <w:tc>
+          <w:tcPr>
+            <w:tcW w:w="0" w:type="auto"/>
+            <w:tcMar>
+              <w:top w:w="120" w:type="dxa"/>
+              <w:left w:w="180" w:type="dxa"/>
+              <w:bottom w:w="120" w:type="dxa"/>
+              <w:right w:w="180" w:type="dxa"/>
+            </w:tcMar>
+            <w:vAlign w:val="center"/>
+            <w:hideMark/>
+          </w:tcPr>
+          <w:p>
+            <w:pPr>
+              <w:spacing w:after="120" w:line="240" w:lineRule="auto"/>
+              <w:rPr>
+                <w:rFonts w:ascii="Times New Roman" w:hAnsi="Times New Roman" w:cs="Times New Roman"/>
+                <w:sz w:val="24"/>
+                <w:szCs w:val="24"/>
+              </w:rPr>
+            </w:pPr>
+            <w:r>
+              <w:rPr>
+                <w:rFonts w:ascii="Times New Roman" w:hAnsi="Times New Roman" w:cs="Times New Roman"/>
+                <w:sz w:val="24"/>
+                <w:szCs w:val="24"/>
+              </w:rPr>
+              <w:t>password_hash</w:t>
+            </w:r>
+          </w:p>
+        </w:tc>
+        <w:tc>
+          <w:tcPr>
+            <w:tcW w:w="0" w:type="auto"/>
+            <w:tcMar>
+              <w:top w:w="120" w:type="dxa"/>
+              <w:left w:w="180" w:type="dxa"/>
+              <w:bottom w:w="120" w:type="dxa"/>
+              <w:right w:w="180" w:type="dxa"/>
+            </w:tcMar>
+            <w:vAlign w:val="center"/>
+            <w:hideMark/>
+          </w:tcPr>
+          <w:p>
+            <w:pPr>
+              <w:spacing w:after="120" w:line="240" w:lineRule="auto"/>
+              <w:rPr>
+                <w:rFonts w:ascii="Times New Roman" w:hAnsi="Times New Roman" w:cs="Times New Roman"/>
+                <w:sz w:val="24"/>
+                <w:szCs w:val="24"/>
+              </w:rPr>
+            </w:pPr>
+            <w:r>
+              <w:rPr>
+                <w:rFonts w:ascii="Times New Roman" w:hAnsi="Times New Roman" w:cs="Times New Roman"/>
+                <w:sz w:val="24"/>
+                <w:szCs w:val="24"/>
+              </w:rPr>
+              <w:t>VARCHAR(255)</w:t>
+            </w:r>
+          </w:p>
+        </w:tc>
+        <w:tc>
+          <w:tcPr>
+            <w:tcW w:w="0" w:type="auto"/>
+            <w:tcMar>
+              <w:top w:w="120" w:type="dxa"/>
+              <w:left w:w="180" w:type="dxa"/>
+              <w:bottom w:w="120" w:type="dxa"/>
+              <w:right w:w="180" w:type="dxa"/>
+            </w:tcMar>
+            <w:vAlign w:val="center"/>
+            <w:hideMark/>
+          </w:tcPr>
+          <w:p>
+            <w:pPr>
+              <w:spacing w:after="120" w:line="240" w:lineRule="auto"/>
+              <w:rPr>
+                <w:rFonts w:ascii="Times New Roman" w:hAnsi="Times New Roman" w:cs="Times New Roman"/>
+                <w:sz w:val="24"/>
+                <w:szCs w:val="24"/>
+              </w:rPr>
+            </w:pPr>
+            <w:r>
+              <w:rPr>
+                <w:rFonts w:ascii="Times New Roman" w:hAnsi="Times New Roman" w:cs="Times New Roman"/>
+                <w:sz w:val="24"/>
+                <w:szCs w:val="24"/>
+              </w:rPr>
+              <w:t>Mật khẩu (đã mã hóa)</w:t>
+            </w:r>
+          </w:p>
+        </w:tc>
+        <w:tc>
+          <w:tcPr>
+            <w:tcW w:w="0" w:type="auto"/>
+            <w:tcMar>
+              <w:top w:w="120" w:type="dxa"/>
+              <w:left w:w="180" w:type="dxa"/>
+              <w:bottom w:w="120" w:type="dxa"/>
+              <w:right w:w="180" w:type="dxa"/>
+            </w:tcMar>
+            <w:vAlign w:val="center"/>
+            <w:hideMark/>
+          </w:tcPr>
+          <w:p>
+            <w:pPr>
+              <w:spacing w:after="120" w:line="240" w:lineRule="auto"/>
+              <w:rPr>
+                <w:rFonts w:ascii="Times New Roman" w:hAnsi="Times New Roman" w:cs="Times New Roman"/>
+                <w:sz w:val="24"/>
+                <w:szCs w:val="24"/>
+              </w:rPr>
+            </w:pPr>
+            <w:r>
+              <w:rPr>
+                <w:rFonts w:ascii="Times New Roman" w:hAnsi="Times New Roman" w:cs="Times New Roman"/>
+                <w:sz w:val="24"/>
+                <w:szCs w:val="24"/>
+              </w:rPr>
+              <w:t>Bắt buộc (NOT NULL)</w:t>
+            </w:r>
+          </w:p>
+        </w:tc>
+      </w:tr>
+      <w:tr>
+        <w:tc>
+          <w:tcPr>
+            <w:tcW w:w="0" w:type="auto"/>
+            <w:tcMar>
+              <w:top w:w="120" w:type="dxa"/>
+              <w:left w:w="180" w:type="dxa"/>
+              <w:bottom w:w="120" w:type="dxa"/>
+              <w:right w:w="180" w:type="dxa"/>
+            </w:tcMar>
+            <w:vAlign w:val="center"/>
+            <w:hideMark/>
+          </w:tcPr>
+          <w:p>
+            <w:pPr>
+              <w:spacing w:after="120" w:line="240" w:lineRule="auto"/>
+              <w:rPr>
+                <w:rFonts w:ascii="Times New Roman" w:hAnsi="Times New Roman" w:cs="Times New Roman"/>
+                <w:sz w:val="24"/>
+                <w:szCs w:val="24"/>
+              </w:rPr>
+            </w:pPr>
+            <w:r>
+              <w:rPr>
+                <w:rFonts w:ascii="Times New Roman" w:hAnsi="Times New Roman" w:cs="Times New Roman"/>
+                <w:sz w:val="24"/>
+                <w:szCs w:val="24"/>
+              </w:rPr>
+              <w:t>full_name</w:t>
+            </w:r>
+          </w:p>
+        </w:tc>
+        <w:tc>
+          <w:tcPr>
+            <w:tcW w:w="0" w:type="auto"/>
+            <w:tcMar>
+              <w:top w:w="120" w:type="dxa"/>
+              <w:left w:w="180" w:type="dxa"/>
+              <w:bottom w:w="120" w:type="dxa"/>
+              <w:right w:w="180" w:type="dxa"/>
+            </w:tcMar>
+            <w:vAlign w:val="center"/>
+            <w:hideMark/>
+          </w:tcPr>
+          <w:p>
+            <w:pPr>
+              <w:spacing w:after="120" w:line="240" w:lineRule="auto"/>
+              <w:rPr>
+                <w:rFonts w:ascii="Times New Roman" w:hAnsi="Times New Roman" w:cs="Times New Roman"/>
+                <w:sz w:val="24"/>
+                <w:szCs w:val="24"/>
+              </w:rPr>
+            </w:pPr>
+            <w:r>
+              <w:rPr>
+                <w:rFonts w:ascii="Times New Roman" w:hAnsi="Times New Roman" w:cs="Times New Roman"/>
+                <w:sz w:val="24"/>
+                <w:szCs w:val="24"/>
+              </w:rPr>
+              <w:t>VARCHAR(255)</w:t>
+            </w:r>
+          </w:p>
+        </w:tc>
+        <w:tc>
+          <w:tcPr>
+            <w:tcW w:w="0" w:type="auto"/>
+            <w:tcMar>
+              <w:top w:w="120" w:type="dxa"/>
+              <w:left w:w="180" w:type="dxa"/>
+              <w:bottom w:w="120" w:type="dxa"/>
+              <w:right w:w="180" w:type="dxa"/>
+            </w:tcMar>
+            <w:vAlign w:val="center"/>
+            <w:hideMark/>
+          </w:tcPr>
+          <w:p>
+            <w:pPr>
+              <w:spacing w:after="120" w:line="240" w:lineRule="auto"/>
+              <w:rPr>
+                <w:rFonts w:ascii="Times New Roman" w:hAnsi="Times New Roman" w:cs="Times New Roman"/>
+                <w:sz w:val="24"/>
+                <w:szCs w:val="24"/>
+              </w:rPr>
+            </w:pPr>
+            <w:r>
+              <w:rPr>
+                <w:rFonts w:ascii="Times New Roman" w:hAnsi="Times New Roman" w:cs="Times New Roman"/>
+                <w:sz w:val="24"/>
+                <w:szCs w:val="24"/>
+              </w:rPr>
+              <w:t>Họ và tên cán bộ</w:t>
+            </w:r>
+          </w:p>
+        </w:tc>
+        <w:tc>
+          <w:tcPr>
+            <w:tcW w:w="0" w:type="auto"/>
+            <w:tcMar>
+              <w:top w:w="120" w:type="dxa"/>
+              <w:left w:w="180" w:type="dxa"/>
+              <w:bottom w:w="120" w:type="dxa"/>
+              <w:right w:w="180" w:type="dxa"/>
+            </w:tcMar>
+            <w:vAlign w:val="center"/>
+            <w:hideMark/>
+          </w:tcPr>
+          <w:p>
+            <w:pPr>
+              <w:spacing w:after="120" w:line="240" w:lineRule="auto"/>
+              <w:rPr>
+                <w:rFonts w:ascii="Times New Roman" w:hAnsi="Times New Roman" w:cs="Times New Roman"/>
+                <w:sz w:val="24"/>
+                <w:szCs w:val="24"/>
+              </w:rPr>
+            </w:pPr>
+            <w:r>
+              <w:rPr>
+                <w:rFonts w:ascii="Times New Roman" w:hAnsi="Times New Roman" w:cs="Times New Roman"/>
+                <w:sz w:val="24"/>
+                <w:szCs w:val="24"/>
+              </w:rPr>
+              <w:t>Bắt buộc (NOT NULL)</w:t>
+            </w:r>
+          </w:p>
+        </w:tc>
+      </w:tr>
+      <w:tr>
+        <w:tc>
+          <w:tcPr>
+            <w:tcW w:w="0" w:type="auto"/>
+            <w:tcMar>
+              <w:top w:w="120" w:type="dxa"/>
+              <w:left w:w="180" w:type="dxa"/>
+              <w:bottom w:w="120" w:type="dxa"/>
+              <w:right w:w="180" w:type="dxa"/>
+            </w:tcMar>
+            <w:vAlign w:val="center"/>
+            <w:hideMark/>
+          </w:tcPr>
+          <w:p>
+            <w:pPr>
+              <w:spacing w:after="120" w:line="240" w:lineRule="auto"/>
+              <w:rPr>
+                <w:rFonts w:ascii="Times New Roman" w:hAnsi="Times New Roman" w:cs="Times New Roman"/>
+                <w:sz w:val="24"/>
+                <w:szCs w:val="24"/>
+              </w:rPr>
+            </w:pPr>
+            <w:r>
+              <w:rPr>
+                <w:rFonts w:ascii="Times New Roman" w:hAnsi="Times New Roman" w:cs="Times New Roman"/>
+                <w:sz w:val="24"/>
+                <w:szCs w:val="24"/>
+              </w:rPr>
+              <w:t>role</w:t>
+            </w:r>
+          </w:p>
+        </w:tc>
+        <w:tc>
+          <w:tcPr>
+            <w:tcW w:w="0" w:type="auto"/>
+            <w:tcMar>
+              <w:top w:w="120" w:type="dxa"/>
+              <w:left w:w="180" w:type="dxa"/>
+              <w:bottom w:w="120" w:type="dxa"/>
+              <w:right w:w="180" w:type="dxa"/>
+            </w:tcMar>
+            <w:vAlign w:val="center"/>
+            <w:hideMark/>
+          </w:tcPr>
+          <w:p>
+            <w:pPr>
+              <w:spacing w:after="120" w:line="240" w:lineRule="auto"/>
+              <w:rPr>
+                <w:rFonts w:ascii="Times New Roman" w:hAnsi="Times New Roman" w:cs="Times New Roman"/>
+                <w:sz w:val="24"/>
+                <w:szCs w:val="24"/>
+              </w:rPr>
+            </w:pPr>
+            <w:r>
+              <w:rPr>
+                <w:rFonts w:ascii="Times New Roman" w:hAnsi="Times New Roman" w:cs="Times New Roman"/>
+                <w:sz w:val="24"/>
+                <w:szCs w:val="24"/>
+              </w:rPr>
+              <w:t>VARCHAR(20)</w:t>
+            </w:r>
+          </w:p>
+        </w:tc>
+        <w:tc>
+          <w:tcPr>
+            <w:tcW w:w="0" w:type="auto"/>
+            <w:tcMar>
+              <w:top w:w="120" w:type="dxa"/>
+              <w:left w:w="180" w:type="dxa"/>
+              <w:bottom w:w="120" w:type="dxa"/>
+              <w:right w:w="180" w:type="dxa"/>
+            </w:tcMar>
+            <w:vAlign w:val="center"/>
+            <w:hideMark/>
+          </w:tcPr>
+          <w:p>
+            <w:pPr>
+              <w:spacing w:after="120" w:line="240" w:lineRule="auto"/>
+              <w:rPr>
+                <w:rFonts w:ascii="Times New Roman" w:hAnsi="Times New Roman" w:cs="Times New Roman"/>
+                <w:sz w:val="24"/>
+                <w:szCs w:val="24"/>
+              </w:rPr>
+            </w:pPr>
+            <w:r>
+              <w:rPr>
+                <w:rFonts w:ascii="Times New Roman" w:hAnsi="Times New Roman" w:cs="Times New Roman"/>
+                <w:sz w:val="24"/>
+                <w:szCs w:val="24"/>
+              </w:rPr>
+              <w:t>Vai trò hệ thống</w:t>
+            </w:r>
+          </w:p>
+        </w:tc>
+        <w:tc>
+          <w:tcPr>
+            <w:tcW w:w="0" w:type="auto"/>
+            <w:tcMar>
+              <w:top w:w="120" w:type="dxa"/>
+              <w:left w:w="180" w:type="dxa"/>
+              <w:bottom w:w="120" w:type="dxa"/>
+              <w:right w:w="180" w:type="dxa"/>
+            </w:tcMar>
+            <w:vAlign w:val="center"/>
+            <w:hideMark/>
+          </w:tcPr>
+          <w:p>
+            <w:pPr>
+              <w:spacing w:after="120" w:line="240" w:lineRule="auto"/>
+              <w:rPr>
+                <w:rFonts w:ascii="Times New Roman" w:hAnsi="Times New Roman" w:cs="Times New Roman"/>
+                <w:sz w:val="24"/>
+                <w:szCs w:val="24"/>
+              </w:rPr>
+            </w:pPr>
+            <w:r>
+              <w:rPr>
+                <w:rFonts w:ascii="Times New Roman" w:hAnsi="Times New Roman" w:cs="Times New Roman"/>
+                <w:sz w:val="24"/>
+                <w:szCs w:val="24"/>
+              </w:rPr>
+              <w:t>Chấp nhận: CLERK, LEADER, SPECIALIST</w:t>
+            </w:r>
+          </w:p>
+        </w:tc>
+      </w:tr>
+      <w:tr>
+        <w:tc>
+          <w:tcPr>
+            <w:tcW w:w="0" w:type="auto"/>
+            <w:tcMar>
+              <w:top w:w="120" w:type="dxa"/>
+              <w:left w:w="180" w:type="dxa"/>
+              <w:bottom w:w="120" w:type="dxa"/>
+              <w:right w:w="180" w:type="dxa"/>
+            </w:tcMar>
+            <w:vAlign w:val="center"/>
+            <w:hideMark/>
+          </w:tcPr>
+          <w:p>
+            <w:pPr>
+              <w:spacing w:after="120" w:line="240" w:lineRule="auto"/>
+              <w:rPr>
+                <w:rFonts w:ascii="Times New Roman" w:hAnsi="Times New Roman" w:cs="Times New Roman"/>
+                <w:sz w:val="24"/>
+                <w:szCs w:val="24"/>
+              </w:rPr>
+            </w:pPr>
+            <w:r>
+              <w:rPr>
+                <w:rFonts w:ascii="Times New Roman" w:hAnsi="Times New Roman" w:cs="Times New Roman"/>
+                <w:sz w:val="24"/>
+                <w:szCs w:val="24"/>
+              </w:rPr>
+              <w:t>email</w:t>
+            </w:r>
+          </w:p>
+        </w:tc>
+        <w:tc>
+          <w:tcPr>
+            <w:tcW w:w="0" w:type="auto"/>
+            <w:tcMar>
+              <w:top w:w="120" w:type="dxa"/>
+              <w:left w:w="180" w:type="dxa"/>
+              <w:bottom w:w="120" w:type="dxa"/>
+              <w:right w:w="180" w:type="dxa"/>
+            </w:tcMar>
+            <w:vAlign w:val="center"/>
+            <w:hideMark/>
+          </w:tcPr>
+          <w:p>
+            <w:pPr>
+              <w:spacing w:after="120" w:line="240" w:lineRule="auto"/>
+              <w:rPr>
+                <w:rFonts w:ascii="Times New Roman" w:hAnsi="Times New Roman" w:cs="Times New Roman"/>
+                <w:sz w:val="24"/>
+                <w:szCs w:val="24"/>
+              </w:rPr>
+            </w:pPr>
+            <w:r>
+              <w:rPr>
+                <w:rFonts w:ascii="Times New Roman" w:hAnsi="Times New Roman" w:cs="Times New Roman"/>
+                <w:sz w:val="24"/>
+                <w:szCs w:val="24"/>
+              </w:rPr>
+              <w:t>VARCHAR(100)</w:t>
+            </w:r>
+          </w:p>
+        </w:tc>
+        <w:tc>
+          <w:tcPr>
+            <w:tcW w:w="0" w:type="auto"/>
+            <w:tcMar>
+              <w:top w:w="120" w:type="dxa"/>
+              <w:left w:w="180" w:type="dxa"/>
+              <w:bottom w:w="120" w:type="dxa"/>
+              <w:right w:w="180" w:type="dxa"/>
+            </w:tcMar>
+            <w:vAlign w:val="center"/>
+            <w:hideMark/>
+          </w:tcPr>
+          <w:p>
+            <w:pPr>
+              <w:spacing w:after="120" w:line="240" w:lineRule="auto"/>
+              <w:rPr>
+                <w:rFonts w:ascii="Times New Roman" w:hAnsi="Times New Roman" w:cs="Times New Roman"/>
+                <w:sz w:val="24"/>
+                <w:szCs w:val="24"/>
+              </w:rPr>
+            </w:pPr>
+            <w:r>
+              <w:rPr>
+                <w:rFonts w:ascii="Times New Roman" w:hAnsi="Times New Roman" w:cs="Times New Roman"/>
+                <w:sz w:val="24"/>
+                <w:szCs w:val="24"/>
+              </w:rPr>
+              <w:t>Email liên hệ</w:t>
+            </w:r>
+          </w:p>
+        </w:tc>
+        <w:tc>
+          <w:tcPr>
+            <w:tcW w:w="0" w:type="auto"/>
+            <w:tcMar>
+              <w:top w:w="120" w:type="dxa"/>
+              <w:left w:w="180" w:type="dxa"/>
+              <w:bottom w:w="120" w:type="dxa"/>
+              <w:right w:w="180" w:type="dxa"/>
+            </w:tcMar>
+            <w:vAlign w:val="center"/>
+            <w:hideMark/>
+          </w:tcPr>
+          <w:p>
+            <w:pPr>
+              <w:spacing w:after="120" w:line="240" w:lineRule="auto"/>
+              <w:rPr>
+                <w:rFonts w:ascii="Times New Roman" w:hAnsi="Times New Roman" w:cs="Times New Roman"/>
+                <w:sz w:val="24"/>
+                <w:szCs w:val="24"/>
+              </w:rPr>
+            </w:pPr>
+            <w:r>
+              <w:rPr>
+                <w:rFonts w:ascii="Times New Roman" w:hAnsi="Times New Roman" w:cs="Times New Roman"/>
+                <w:sz w:val="24"/>
+                <w:szCs w:val="24"/>
+              </w:rPr>
+              <w:t>Có thể dùng để nhận thông báo</w:t>
+            </w:r>
+          </w:p>
+        </w:tc>
+      </w:tr>
+      <w:tr>
+        <w:tc>
+          <w:tcPr>
+            <w:tcW w:w="0" w:type="auto"/>
+            <w:tcMar>
+              <w:top w:w="120" w:type="dxa"/>
+              <w:left w:w="180" w:type="dxa"/>
+              <w:bottom w:w="120" w:type="dxa"/>
+              <w:right w:w="180" w:type="dxa"/>
+            </w:tcMar>
+            <w:vAlign w:val="center"/>
+            <w:hideMark/>
+          </w:tcPr>
+          <w:p>
+            <w:pPr>
+              <w:spacing w:after="120" w:line="240" w:lineRule="auto"/>
+              <w:rPr>
+                <w:rFonts w:ascii="Times New Roman" w:hAnsi="Times New Roman" w:cs="Times New Roman"/>
+                <w:sz w:val="24"/>
+                <w:szCs w:val="24"/>
+              </w:rPr>
+            </w:pPr>
+            <w:r>
+              <w:rPr>
+                <w:rFonts w:ascii="Times New Roman" w:hAnsi="Times New Roman" w:cs="Times New Roman"/>
+                <w:sz w:val="24"/>
+                <w:szCs w:val="24"/>
+              </w:rPr>
+              <w:t>is_active</w:t>
+            </w:r>
+          </w:p>
+        </w:tc>
+        <w:tc>
+          <w:tcPr>
+            <w:tcW w:w="0" w:type="auto"/>
+            <w:tcMar>
+              <w:top w:w="120" w:type="dxa"/>
+              <w:left w:w="180" w:type="dxa"/>
+              <w:bottom w:w="120" w:type="dxa"/>
+              <w:right w:w="180" w:type="dxa"/>
+            </w:tcMar>
+            <w:vAlign w:val="center"/>
+            <w:hideMark/>
+          </w:tcPr>
+          <w:p>
+            <w:pPr>
+              <w:spacing w:after="120" w:line="240" w:lineRule="auto"/>
+              <w:rPr>
+                <w:rFonts w:ascii="Times New Roman" w:hAnsi="Times New Roman" w:cs="Times New Roman"/>
+                <w:sz w:val="24"/>
+                <w:szCs w:val="24"/>
+              </w:rPr>
+            </w:pPr>
+            <w:r>
+              <w:rPr>
+                <w:rFonts w:ascii="Times New Roman" w:hAnsi="Times New Roman" w:cs="Times New Roman"/>
+                <w:sz w:val="24"/>
+                <w:szCs w:val="24"/>
+              </w:rPr>
+              <w:t>BOOLEAN</w:t>
+            </w:r>
+          </w:p>
+        </w:tc>
+        <w:tc>
+          <w:tcPr>
+            <w:tcW w:w="0" w:type="auto"/>
+            <w:tcMar>
+              <w:top w:w="120" w:type="dxa"/>
+              <w:left w:w="180" w:type="dxa"/>
+              <w:bottom w:w="120" w:type="dxa"/>
+              <w:right w:w="180" w:type="dxa"/>
+            </w:tcMar>
+            <w:vAlign w:val="center"/>
+            <w:hideMark/>
+          </w:tcPr>
+          <w:p>
+            <w:pPr>
+              <w:spacing w:after="120" w:line="240" w:lineRule="auto"/>
+              <w:rPr>
+                <w:rFonts w:ascii="Times New Roman" w:hAnsi="Times New Roman" w:cs="Times New Roman"/>
+                <w:sz w:val="24"/>
+                <w:szCs w:val="24"/>
+              </w:rPr>
+            </w:pPr>
+            <w:r>
+              <w:rPr>
+                <w:rFonts w:ascii="Times New Roman" w:hAnsi="Times New Roman" w:cs="Times New Roman"/>
+                <w:sz w:val="24"/>
+                <w:szCs w:val="24"/>
+              </w:rPr>
+              <w:t>Trạng thái tài khoản</w:t>
+            </w:r>
+          </w:p>
+        </w:tc>
+        <w:tc>
+          <w:tcPr>
+            <w:tcW w:w="0" w:type="auto"/>
+            <w:tcMar>
+              <w:top w:w="120" w:type="dxa"/>
+              <w:left w:w="180" w:type="dxa"/>
+              <w:bottom w:w="120" w:type="dxa"/>
+              <w:right w:w="180" w:type="dxa"/>
+            </w:tcMar>
+            <w:vAlign w:val="center"/>
+            <w:hideMark/>
+          </w:tcPr>
+          <w:p>
+            <w:pPr>
+              <w:spacing w:after="120" w:line="240" w:lineRule="auto"/>
+              <w:rPr>
+                <w:rFonts w:ascii="Times New Roman" w:hAnsi="Times New Roman" w:cs="Times New Roman"/>
+                <w:sz w:val="24"/>
+                <w:szCs w:val="24"/>
+              </w:rPr>
+            </w:pPr>
+            <w:r>
+              <w:rPr>
+                <w:rFonts w:ascii="Times New Roman" w:hAnsi="Times New Roman" w:cs="Times New Roman"/>
+                <w:sz w:val="24"/>
+                <w:szCs w:val="24"/>
+              </w:rPr>
+              <w:t>TRUE (Hoạt động), FALSE (Khóa)</w:t>
+            </w:r>
+          </w:p>
+        </w:tc>
+      </w:tr>
+    </w:tbl>
+    <w:p>
+      <w:pPr>
+        <w:spacing w:after="120" w:line="240" w:lineRule="auto"/>
+        <w:rPr>
+          <w:rFonts w:ascii="Times New Roman" w:hAnsi="Times New Roman" w:cs="Times New Roman"/>
+          <w:b/>
+          <w:bCs/>
+          <w:sz w:val="24"/>
+          <w:szCs w:val="24"/>
+        </w:rPr>
+      </w:pPr>
+      <w:r>
+        <w:rPr>
+          <w:rFonts w:ascii="Times New Roman" w:hAnsi="Times New Roman" w:cs="Times New Roman"/>
+          <w:b/>
+          <w:bCs/>
+          <w:sz w:val="24"/>
+          <w:szCs w:val="24"/>
+        </w:rPr>
+        <w:t>3. Bảng documents (Hồ sơ công văn)</w:t>
       </w:r>
     </w:p>
     <w:p>
       <w:pPr>
-        <w:numPr>
-          <w:ilvl w:val="0"/>
-          <w:numId w:val="4"/>
-        </w:numPr>
         <w:spacing w:after="120" w:line="240" w:lineRule="auto"/>
         <w:rPr>
           <w:rFonts w:ascii="Times New Roman" w:hAnsi="Times New Roman" w:cs="Times New Roman"/>
@@ -1208,7 +2983,7 @@
           <w:sz w:val="24"/>
           <w:szCs w:val="24"/>
         </w:rPr>
-        <w:t>Bảng documents (Hồ sơ công văn):</w:t>
+        <w:t>Mục đích:</w:t>
       </w:r>
       <w:r>
         <w:rPr>
@@ -1216,33 +2991,1583 @@
           <w:sz w:val="24"/>
           <w:szCs w:val="24"/>
         </w:rPr>
-        <w:t xml:space="preserve"> Lưu trữ metadata của văn bản (số hiệu, trích yếu, ngày ban hành, nơi gửi/nhận). Đặc biệt chứa trường ai_summary lưu trữ tóm tắt nội dung </w:t>
+        <w:t xml:space="preserve"> Lưu trữ thông tin (metadata) của công văn đến/đi và kết quả tóm tắt từ AI.</w:t>
       </w:r>
-      <w:proofErr w:type="gramStart"/>
+    </w:p>
+    <w:tbl>
+      <w:tblPr>
+        <w:tblW w:w="0" w:type="auto"/>
+        <w:tblBorders>
+          <w:top w:val="single" w:sz="4" w:space="0" w:color="auto"/>
+          <w:left w:val="single" w:sz="4" w:space="0" w:color="auto"/>
+          <w:bottom w:val="single" w:sz="4" w:space="0" w:color="auto"/>
+          <w:right w:val="single" w:sz="4" w:space="0" w:color="auto"/>
+          <w:insideH w:val="single" w:sz="4" w:space="0" w:color="auto"/>
+          <w:insideV w:val="single" w:sz="4" w:space="0" w:color="auto"/>
+        </w:tblBorders>
+        <w:tblCellMar>
+          <w:top w:w="15" w:type="dxa"/>
+          <w:left w:w="15" w:type="dxa"/>
+          <w:bottom w:w="15" w:type="dxa"/>
+          <w:right w:w="15" w:type="dxa"/>
+        </w:tblCellMar>
+        <w:tblLook w:val="04A0" w:firstRow="1" w:lastRow="0" w:firstColumn="1" w:lastColumn="0" w:noHBand="0" w:noVBand="1"/>
+      </w:tblPr>
+      <w:tblGrid>
+        <w:gridCol w:w="2160"/>
+        <w:gridCol w:w="2054"/>
+        <w:gridCol w:w="1834"/>
+        <w:gridCol w:w="3013"/>
+      </w:tblGrid>
+      <w:tr>
+        <w:trPr>
+          <w:tblHeader/>
+        </w:trPr>
+        <w:tc>
+          <w:tcPr>
+            <w:tcW w:w="0" w:type="auto"/>
+            <w:tcMar>
+              <w:top w:w="120" w:type="dxa"/>
+              <w:left w:w="180" w:type="dxa"/>
+              <w:bottom w:w="120" w:type="dxa"/>
+              <w:right w:w="180" w:type="dxa"/>
+            </w:tcMar>
+            <w:vAlign w:val="center"/>
+            <w:hideMark/>
+          </w:tcPr>
+          <w:p>
+            <w:pPr>
+              <w:spacing w:after="120" w:line="240" w:lineRule="auto"/>
+              <w:rPr>
+                <w:rFonts w:ascii="Times New Roman" w:hAnsi="Times New Roman" w:cs="Times New Roman"/>
+                <w:sz w:val="24"/>
+                <w:szCs w:val="24"/>
+              </w:rPr>
+            </w:pPr>
+            <w:r>
+              <w:rPr>
+                <w:rFonts w:ascii="Times New Roman" w:hAnsi="Times New Roman" w:cs="Times New Roman"/>
+                <w:b/>
+                <w:bCs/>
+                <w:sz w:val="24"/>
+                <w:szCs w:val="24"/>
+              </w:rPr>
+              <w:lastRenderedPageBreak/>
+              <w:t>Tên thuộc tính</w:t>
+            </w:r>
+          </w:p>
+        </w:tc>
+        <w:tc>
+          <w:tcPr>
+            <w:tcW w:w="0" w:type="auto"/>
+            <w:tcMar>
+              <w:top w:w="120" w:type="dxa"/>
+              <w:left w:w="180" w:type="dxa"/>
+              <w:bottom w:w="120" w:type="dxa"/>
+              <w:right w:w="180" w:type="dxa"/>
+            </w:tcMar>
+            <w:vAlign w:val="center"/>
+            <w:hideMark/>
+          </w:tcPr>
+          <w:p>
+            <w:pPr>
+              <w:spacing w:after="120" w:line="240" w:lineRule="auto"/>
+              <w:rPr>
+                <w:rFonts w:ascii="Times New Roman" w:hAnsi="Times New Roman" w:cs="Times New Roman"/>
+                <w:sz w:val="24"/>
+                <w:szCs w:val="24"/>
+              </w:rPr>
+            </w:pPr>
+            <w:r>
+              <w:rPr>
+                <w:rFonts w:ascii="Times New Roman" w:hAnsi="Times New Roman" w:cs="Times New Roman"/>
+                <w:b/>
+                <w:bCs/>
+                <w:sz w:val="24"/>
+                <w:szCs w:val="24"/>
+              </w:rPr>
+              <w:t>Kiểu dữ liệu</w:t>
+            </w:r>
+          </w:p>
+        </w:tc>
+        <w:tc>
+          <w:tcPr>
+            <w:tcW w:w="0" w:type="auto"/>
+            <w:tcMar>
+              <w:top w:w="120" w:type="dxa"/>
+              <w:left w:w="180" w:type="dxa"/>
+              <w:bottom w:w="120" w:type="dxa"/>
+              <w:right w:w="180" w:type="dxa"/>
+            </w:tcMar>
+            <w:vAlign w:val="center"/>
+            <w:hideMark/>
+          </w:tcPr>
+          <w:p>
+            <w:pPr>
+              <w:spacing w:after="120" w:line="240" w:lineRule="auto"/>
+              <w:rPr>
+                <w:rFonts w:ascii="Times New Roman" w:hAnsi="Times New Roman" w:cs="Times New Roman"/>
+                <w:sz w:val="24"/>
+                <w:szCs w:val="24"/>
+              </w:rPr>
+            </w:pPr>
+            <w:r>
+              <w:rPr>
+                <w:rFonts w:ascii="Times New Roman" w:hAnsi="Times New Roman" w:cs="Times New Roman"/>
+                <w:b/>
+                <w:bCs/>
+                <w:sz w:val="24"/>
+                <w:szCs w:val="24"/>
+              </w:rPr>
+              <w:t>Mô tả</w:t>
+            </w:r>
+          </w:p>
+        </w:tc>
+        <w:tc>
+          <w:tcPr>
+            <w:tcW w:w="0" w:type="auto"/>
+            <w:tcMar>
+              <w:top w:w="120" w:type="dxa"/>
+              <w:left w:w="180" w:type="dxa"/>
+              <w:bottom w:w="120" w:type="dxa"/>
+              <w:right w:w="180" w:type="dxa"/>
+            </w:tcMar>
+            <w:vAlign w:val="center"/>
+            <w:hideMark/>
+          </w:tcPr>
+          <w:p>
+            <w:pPr>
+              <w:spacing w:after="120" w:line="240" w:lineRule="auto"/>
+              <w:rPr>
+                <w:rFonts w:ascii="Times New Roman" w:hAnsi="Times New Roman" w:cs="Times New Roman"/>
+                <w:sz w:val="24"/>
+                <w:szCs w:val="24"/>
+              </w:rPr>
+            </w:pPr>
+            <w:r>
+              <w:rPr>
+                <w:rFonts w:ascii="Times New Roman" w:hAnsi="Times New Roman" w:cs="Times New Roman"/>
+                <w:b/>
+                <w:bCs/>
+                <w:sz w:val="24"/>
+                <w:szCs w:val="24"/>
+              </w:rPr>
+              <w:t>Ghi chú</w:t>
+            </w:r>
+          </w:p>
+        </w:tc>
+      </w:tr>
+      <w:tr>
+        <w:tc>
+          <w:tcPr>
+            <w:tcW w:w="0" w:type="auto"/>
+            <w:tcMar>
+              <w:top w:w="120" w:type="dxa"/>
+              <w:left w:w="180" w:type="dxa"/>
+              <w:bottom w:w="120" w:type="dxa"/>
+              <w:right w:w="180" w:type="dxa"/>
+            </w:tcMar>
+            <w:vAlign w:val="center"/>
+            <w:hideMark/>
+          </w:tcPr>
+          <w:p>
+            <w:pPr>
+              <w:spacing w:after="120" w:line="240" w:lineRule="auto"/>
+              <w:rPr>
+                <w:rFonts w:ascii="Times New Roman" w:hAnsi="Times New Roman" w:cs="Times New Roman"/>
+                <w:sz w:val="24"/>
+                <w:szCs w:val="24"/>
+              </w:rPr>
+            </w:pPr>
+            <w:r>
+              <w:rPr>
+                <w:rFonts w:ascii="Times New Roman" w:hAnsi="Times New Roman" w:cs="Times New Roman"/>
+                <w:sz w:val="24"/>
+                <w:szCs w:val="24"/>
+              </w:rPr>
+              <w:t>id</w:t>
+            </w:r>
+          </w:p>
+        </w:tc>
+        <w:tc>
+          <w:tcPr>
+            <w:tcW w:w="0" w:type="auto"/>
+            <w:tcMar>
+              <w:top w:w="120" w:type="dxa"/>
+              <w:left w:w="180" w:type="dxa"/>
+              <w:bottom w:w="120" w:type="dxa"/>
+              <w:right w:w="180" w:type="dxa"/>
+            </w:tcMar>
+            <w:vAlign w:val="center"/>
+            <w:hideMark/>
+          </w:tcPr>
+          <w:p>
+            <w:pPr>
+              <w:spacing w:after="120" w:line="240" w:lineRule="auto"/>
+              <w:rPr>
+                <w:rFonts w:ascii="Times New Roman" w:hAnsi="Times New Roman" w:cs="Times New Roman"/>
+                <w:sz w:val="24"/>
+                <w:szCs w:val="24"/>
+              </w:rPr>
+            </w:pPr>
+            <w:r>
+              <w:rPr>
+                <w:rFonts w:ascii="Times New Roman" w:hAnsi="Times New Roman" w:cs="Times New Roman"/>
+                <w:sz w:val="24"/>
+                <w:szCs w:val="24"/>
+              </w:rPr>
+              <w:t>INT</w:t>
+            </w:r>
+          </w:p>
+        </w:tc>
+        <w:tc>
+          <w:tcPr>
+            <w:tcW w:w="0" w:type="auto"/>
+            <w:tcMar>
+              <w:top w:w="120" w:type="dxa"/>
+              <w:left w:w="180" w:type="dxa"/>
+              <w:bottom w:w="120" w:type="dxa"/>
+              <w:right w:w="180" w:type="dxa"/>
+            </w:tcMar>
+            <w:vAlign w:val="center"/>
+            <w:hideMark/>
+          </w:tcPr>
+          <w:p>
+            <w:pPr>
+              <w:spacing w:after="120" w:line="240" w:lineRule="auto"/>
+              <w:rPr>
+                <w:rFonts w:ascii="Times New Roman" w:hAnsi="Times New Roman" w:cs="Times New Roman"/>
+                <w:sz w:val="24"/>
+                <w:szCs w:val="24"/>
+              </w:rPr>
+            </w:pPr>
+            <w:r>
+              <w:rPr>
+                <w:rFonts w:ascii="Times New Roman" w:hAnsi="Times New Roman" w:cs="Times New Roman"/>
+                <w:sz w:val="24"/>
+                <w:szCs w:val="24"/>
+              </w:rPr>
+              <w:t>Khóa chính</w:t>
+            </w:r>
+          </w:p>
+        </w:tc>
+        <w:tc>
+          <w:tcPr>
+            <w:tcW w:w="0" w:type="auto"/>
+            <w:tcMar>
+              <w:top w:w="120" w:type="dxa"/>
+              <w:left w:w="180" w:type="dxa"/>
+              <w:bottom w:w="120" w:type="dxa"/>
+              <w:right w:w="180" w:type="dxa"/>
+            </w:tcMar>
+            <w:vAlign w:val="center"/>
+            <w:hideMark/>
+          </w:tcPr>
+          <w:p>
+            <w:pPr>
+              <w:spacing w:after="120" w:line="240" w:lineRule="auto"/>
+              <w:rPr>
+                <w:rFonts w:ascii="Times New Roman" w:hAnsi="Times New Roman" w:cs="Times New Roman"/>
+                <w:sz w:val="24"/>
+                <w:szCs w:val="24"/>
+              </w:rPr>
+            </w:pPr>
+            <w:r>
+              <w:rPr>
+                <w:rFonts w:ascii="Times New Roman" w:hAnsi="Times New Roman" w:cs="Times New Roman"/>
+                <w:sz w:val="24"/>
+                <w:szCs w:val="24"/>
+              </w:rPr>
+              <w:t>Tự động tăng</w:t>
+            </w:r>
+          </w:p>
+        </w:tc>
+      </w:tr>
+      <w:tr>
+        <w:tc>
+          <w:tcPr>
+            <w:tcW w:w="0" w:type="auto"/>
+            <w:tcMar>
+              <w:top w:w="120" w:type="dxa"/>
+              <w:left w:w="180" w:type="dxa"/>
+              <w:bottom w:w="120" w:type="dxa"/>
+              <w:right w:w="180" w:type="dxa"/>
+            </w:tcMar>
+            <w:vAlign w:val="center"/>
+            <w:hideMark/>
+          </w:tcPr>
+          <w:p>
+            <w:pPr>
+              <w:spacing w:after="120" w:line="240" w:lineRule="auto"/>
+              <w:rPr>
+                <w:rFonts w:ascii="Times New Roman" w:hAnsi="Times New Roman" w:cs="Times New Roman"/>
+                <w:sz w:val="24"/>
+                <w:szCs w:val="24"/>
+              </w:rPr>
+            </w:pPr>
+            <w:r>
+              <w:rPr>
+                <w:rFonts w:ascii="Times New Roman" w:hAnsi="Times New Roman" w:cs="Times New Roman"/>
+                <w:sz w:val="24"/>
+                <w:szCs w:val="24"/>
+              </w:rPr>
+              <w:t>document_number</w:t>
+            </w:r>
+          </w:p>
+        </w:tc>
+        <w:tc>
+          <w:tcPr>
+            <w:tcW w:w="0" w:type="auto"/>
+            <w:tcMar>
+              <w:top w:w="120" w:type="dxa"/>
+              <w:left w:w="180" w:type="dxa"/>
+              <w:bottom w:w="120" w:type="dxa"/>
+              <w:right w:w="180" w:type="dxa"/>
+            </w:tcMar>
+            <w:vAlign w:val="center"/>
+            <w:hideMark/>
+          </w:tcPr>
+          <w:p>
+            <w:pPr>
+              <w:spacing w:after="120" w:line="240" w:lineRule="auto"/>
+              <w:rPr>
+                <w:rFonts w:ascii="Times New Roman" w:hAnsi="Times New Roman" w:cs="Times New Roman"/>
+                <w:sz w:val="24"/>
+                <w:szCs w:val="24"/>
+              </w:rPr>
+            </w:pPr>
+            <w:r>
+              <w:rPr>
+                <w:rFonts w:ascii="Times New Roman" w:hAnsi="Times New Roman" w:cs="Times New Roman"/>
+                <w:sz w:val="24"/>
+                <w:szCs w:val="24"/>
+              </w:rPr>
+              <w:t>VARCHAR(100)</w:t>
+            </w:r>
+          </w:p>
+        </w:tc>
+        <w:tc>
+          <w:tcPr>
+            <w:tcW w:w="0" w:type="auto"/>
+            <w:tcMar>
+              <w:top w:w="120" w:type="dxa"/>
+              <w:left w:w="180" w:type="dxa"/>
+              <w:bottom w:w="120" w:type="dxa"/>
+              <w:right w:w="180" w:type="dxa"/>
+            </w:tcMar>
+            <w:vAlign w:val="center"/>
+            <w:hideMark/>
+          </w:tcPr>
+          <w:p>
+            <w:pPr>
+              <w:spacing w:after="120" w:line="240" w:lineRule="auto"/>
+              <w:rPr>
+                <w:rFonts w:ascii="Times New Roman" w:hAnsi="Times New Roman" w:cs="Times New Roman"/>
+                <w:sz w:val="24"/>
+                <w:szCs w:val="24"/>
+              </w:rPr>
+            </w:pPr>
+            <w:r>
+              <w:rPr>
+                <w:rFonts w:ascii="Times New Roman" w:hAnsi="Times New Roman" w:cs="Times New Roman"/>
+                <w:sz w:val="24"/>
+                <w:szCs w:val="24"/>
+              </w:rPr>
+              <w:t>Số hiệu văn bản</w:t>
+            </w:r>
+          </w:p>
+        </w:tc>
+        <w:tc>
+          <w:tcPr>
+            <w:tcW w:w="0" w:type="auto"/>
+            <w:tcMar>
+              <w:top w:w="120" w:type="dxa"/>
+              <w:left w:w="180" w:type="dxa"/>
+              <w:bottom w:w="120" w:type="dxa"/>
+              <w:right w:w="180" w:type="dxa"/>
+            </w:tcMar>
+            <w:vAlign w:val="center"/>
+            <w:hideMark/>
+          </w:tcPr>
+          <w:p>
+            <w:pPr>
+              <w:spacing w:after="120" w:line="240" w:lineRule="auto"/>
+              <w:rPr>
+                <w:rFonts w:ascii="Times New Roman" w:hAnsi="Times New Roman" w:cs="Times New Roman"/>
+                <w:sz w:val="24"/>
+                <w:szCs w:val="24"/>
+              </w:rPr>
+            </w:pPr>
+            <w:r>
+              <w:rPr>
+                <w:rFonts w:ascii="Times New Roman" w:hAnsi="Times New Roman" w:cs="Times New Roman"/>
+                <w:sz w:val="24"/>
+                <w:szCs w:val="24"/>
+              </w:rPr>
+              <w:t>VD: 123/QD-UBND</w:t>
+            </w:r>
+          </w:p>
+        </w:tc>
+      </w:tr>
+      <w:tr>
+        <w:tc>
+          <w:tcPr>
+            <w:tcW w:w="0" w:type="auto"/>
+            <w:tcMar>
+              <w:top w:w="120" w:type="dxa"/>
+              <w:left w:w="180" w:type="dxa"/>
+              <w:bottom w:w="120" w:type="dxa"/>
+              <w:right w:w="180" w:type="dxa"/>
+            </w:tcMar>
+            <w:vAlign w:val="center"/>
+            <w:hideMark/>
+          </w:tcPr>
+          <w:p>
+            <w:pPr>
+              <w:spacing w:after="120" w:line="240" w:lineRule="auto"/>
+              <w:rPr>
+                <w:rFonts w:ascii="Times New Roman" w:hAnsi="Times New Roman" w:cs="Times New Roman"/>
+                <w:sz w:val="24"/>
+                <w:szCs w:val="24"/>
+              </w:rPr>
+            </w:pPr>
+            <w:r>
+              <w:rPr>
+                <w:rFonts w:ascii="Times New Roman" w:hAnsi="Times New Roman" w:cs="Times New Roman"/>
+                <w:sz w:val="24"/>
+                <w:szCs w:val="24"/>
+              </w:rPr>
+              <w:t>title</w:t>
+            </w:r>
+          </w:p>
+        </w:tc>
+        <w:tc>
+          <w:tcPr>
+            <w:tcW w:w="0" w:type="auto"/>
+            <w:tcMar>
+              <w:top w:w="120" w:type="dxa"/>
+              <w:left w:w="180" w:type="dxa"/>
+              <w:bottom w:w="120" w:type="dxa"/>
+              <w:right w:w="180" w:type="dxa"/>
+            </w:tcMar>
+            <w:vAlign w:val="center"/>
+            <w:hideMark/>
+          </w:tcPr>
+          <w:p>
+            <w:pPr>
+              <w:spacing w:after="120" w:line="240" w:lineRule="auto"/>
+              <w:rPr>
+                <w:rFonts w:ascii="Times New Roman" w:hAnsi="Times New Roman" w:cs="Times New Roman"/>
+                <w:sz w:val="24"/>
+                <w:szCs w:val="24"/>
+              </w:rPr>
+            </w:pPr>
+            <w:r>
+              <w:rPr>
+                <w:rFonts w:ascii="Times New Roman" w:hAnsi="Times New Roman" w:cs="Times New Roman"/>
+                <w:sz w:val="24"/>
+                <w:szCs w:val="24"/>
+              </w:rPr>
+              <w:t>VARCHAR(500)</w:t>
+            </w:r>
+          </w:p>
+        </w:tc>
+        <w:tc>
+          <w:tcPr>
+            <w:tcW w:w="0" w:type="auto"/>
+            <w:tcMar>
+              <w:top w:w="120" w:type="dxa"/>
+              <w:left w:w="180" w:type="dxa"/>
+              <w:bottom w:w="120" w:type="dxa"/>
+              <w:right w:w="180" w:type="dxa"/>
+            </w:tcMar>
+            <w:vAlign w:val="center"/>
+            <w:hideMark/>
+          </w:tcPr>
+          <w:p>
+            <w:pPr>
+              <w:spacing w:after="120" w:line="240" w:lineRule="auto"/>
+              <w:rPr>
+                <w:rFonts w:ascii="Times New Roman" w:hAnsi="Times New Roman" w:cs="Times New Roman"/>
+                <w:sz w:val="24"/>
+                <w:szCs w:val="24"/>
+              </w:rPr>
+            </w:pPr>
+            <w:r>
+              <w:rPr>
+                <w:rFonts w:ascii="Times New Roman" w:hAnsi="Times New Roman" w:cs="Times New Roman"/>
+                <w:sz w:val="24"/>
+                <w:szCs w:val="24"/>
+              </w:rPr>
+              <w:t>Trích yếu nội dung</w:t>
+            </w:r>
+          </w:p>
+        </w:tc>
+        <w:tc>
+          <w:tcPr>
+            <w:tcW w:w="0" w:type="auto"/>
+            <w:tcMar>
+              <w:top w:w="120" w:type="dxa"/>
+              <w:left w:w="180" w:type="dxa"/>
+              <w:bottom w:w="120" w:type="dxa"/>
+              <w:right w:w="180" w:type="dxa"/>
+            </w:tcMar>
+            <w:vAlign w:val="center"/>
+            <w:hideMark/>
+          </w:tcPr>
+          <w:p>
+            <w:pPr>
+              <w:spacing w:after="120" w:line="240" w:lineRule="auto"/>
+              <w:rPr>
+                <w:rFonts w:ascii="Times New Roman" w:hAnsi="Times New Roman" w:cs="Times New Roman"/>
+                <w:sz w:val="24"/>
+                <w:szCs w:val="24"/>
+              </w:rPr>
+            </w:pPr>
+            <w:r>
+              <w:rPr>
+                <w:rFonts w:ascii="Times New Roman" w:hAnsi="Times New Roman" w:cs="Times New Roman"/>
+                <w:sz w:val="24"/>
+                <w:szCs w:val="24"/>
+              </w:rPr>
+              <w:t>Tiêu đề hoặc tóm tắt ngắn của người dùng</w:t>
+            </w:r>
+          </w:p>
+        </w:tc>
+      </w:tr>
+      <w:tr>
+        <w:tc>
+          <w:tcPr>
+            <w:tcW w:w="0" w:type="auto"/>
+            <w:tcMar>
+              <w:top w:w="120" w:type="dxa"/>
+              <w:left w:w="180" w:type="dxa"/>
+              <w:bottom w:w="120" w:type="dxa"/>
+              <w:right w:w="180" w:type="dxa"/>
+            </w:tcMar>
+            <w:vAlign w:val="center"/>
+            <w:hideMark/>
+          </w:tcPr>
+          <w:p>
+            <w:pPr>
+              <w:spacing w:after="120" w:line="240" w:lineRule="auto"/>
+              <w:rPr>
+                <w:rFonts w:ascii="Times New Roman" w:hAnsi="Times New Roman" w:cs="Times New Roman"/>
+                <w:sz w:val="24"/>
+                <w:szCs w:val="24"/>
+              </w:rPr>
+            </w:pPr>
+            <w:r>
+              <w:rPr>
+                <w:rFonts w:ascii="Times New Roman" w:hAnsi="Times New Roman" w:cs="Times New Roman"/>
+                <w:sz w:val="24"/>
+                <w:szCs w:val="24"/>
+              </w:rPr>
+              <w:t>issue_date</w:t>
+            </w:r>
+          </w:p>
+        </w:tc>
+        <w:tc>
+          <w:tcPr>
+            <w:tcW w:w="0" w:type="auto"/>
+            <w:tcMar>
+              <w:top w:w="120" w:type="dxa"/>
+              <w:left w:w="180" w:type="dxa"/>
+              <w:bottom w:w="120" w:type="dxa"/>
+              <w:right w:w="180" w:type="dxa"/>
+            </w:tcMar>
+            <w:vAlign w:val="center"/>
+            <w:hideMark/>
+          </w:tcPr>
+          <w:p>
+            <w:pPr>
+              <w:spacing w:after="120" w:line="240" w:lineRule="auto"/>
+              <w:rPr>
+                <w:rFonts w:ascii="Times New Roman" w:hAnsi="Times New Roman" w:cs="Times New Roman"/>
+                <w:sz w:val="24"/>
+                <w:szCs w:val="24"/>
+              </w:rPr>
+            </w:pPr>
+            <w:r>
+              <w:rPr>
+                <w:rFonts w:ascii="Times New Roman" w:hAnsi="Times New Roman" w:cs="Times New Roman"/>
+                <w:sz w:val="24"/>
+                <w:szCs w:val="24"/>
+              </w:rPr>
+              <w:t>DATE</w:t>
+            </w:r>
+          </w:p>
+        </w:tc>
+        <w:tc>
+          <w:tcPr>
+            <w:tcW w:w="0" w:type="auto"/>
+            <w:tcMar>
+              <w:top w:w="120" w:type="dxa"/>
+              <w:left w:w="180" w:type="dxa"/>
+              <w:bottom w:w="120" w:type="dxa"/>
+              <w:right w:w="180" w:type="dxa"/>
+            </w:tcMar>
+            <w:vAlign w:val="center"/>
+            <w:hideMark/>
+          </w:tcPr>
+          <w:p>
+            <w:pPr>
+              <w:spacing w:after="120" w:line="240" w:lineRule="auto"/>
+              <w:rPr>
+                <w:rFonts w:ascii="Times New Roman" w:hAnsi="Times New Roman" w:cs="Times New Roman"/>
+                <w:sz w:val="24"/>
+                <w:szCs w:val="24"/>
+              </w:rPr>
+            </w:pPr>
+            <w:r>
+              <w:rPr>
+                <w:rFonts w:ascii="Times New Roman" w:hAnsi="Times New Roman" w:cs="Times New Roman"/>
+                <w:sz w:val="24"/>
+                <w:szCs w:val="24"/>
+              </w:rPr>
+              <w:t>Ngày ban hành</w:t>
+            </w:r>
+          </w:p>
+        </w:tc>
+        <w:tc>
+          <w:tcPr>
+            <w:tcW w:w="0" w:type="auto"/>
+            <w:tcMar>
+              <w:top w:w="120" w:type="dxa"/>
+              <w:left w:w="180" w:type="dxa"/>
+              <w:bottom w:w="120" w:type="dxa"/>
+              <w:right w:w="180" w:type="dxa"/>
+            </w:tcMar>
+            <w:vAlign w:val="center"/>
+            <w:hideMark/>
+          </w:tcPr>
+          <w:p>
+            <w:pPr>
+              <w:spacing w:after="120" w:line="240" w:lineRule="auto"/>
+              <w:rPr>
+                <w:rFonts w:ascii="Times New Roman" w:hAnsi="Times New Roman" w:cs="Times New Roman"/>
+                <w:sz w:val="24"/>
+                <w:szCs w:val="24"/>
+              </w:rPr>
+            </w:pPr>
+            <w:r>
+              <w:rPr>
+                <w:rFonts w:ascii="Times New Roman" w:hAnsi="Times New Roman" w:cs="Times New Roman"/>
+                <w:sz w:val="24"/>
+                <w:szCs w:val="24"/>
+              </w:rPr>
+              <w:t>Bắt buộc</w:t>
+            </w:r>
+          </w:p>
+        </w:tc>
+      </w:tr>
+      <w:tr>
+        <w:tc>
+          <w:tcPr>
+            <w:tcW w:w="0" w:type="auto"/>
+            <w:tcMar>
+              <w:top w:w="120" w:type="dxa"/>
+              <w:left w:w="180" w:type="dxa"/>
+              <w:bottom w:w="120" w:type="dxa"/>
+              <w:right w:w="180" w:type="dxa"/>
+            </w:tcMar>
+            <w:vAlign w:val="center"/>
+            <w:hideMark/>
+          </w:tcPr>
+          <w:p>
+            <w:pPr>
+              <w:spacing w:after="120" w:line="240" w:lineRule="auto"/>
+              <w:rPr>
+                <w:rFonts w:ascii="Times New Roman" w:hAnsi="Times New Roman" w:cs="Times New Roman"/>
+                <w:sz w:val="24"/>
+                <w:szCs w:val="24"/>
+              </w:rPr>
+            </w:pPr>
+            <w:r>
+              <w:rPr>
+                <w:rFonts w:ascii="Times New Roman" w:hAnsi="Times New Roman" w:cs="Times New Roman"/>
+                <w:sz w:val="24"/>
+                <w:szCs w:val="24"/>
+              </w:rPr>
+              <w:t>sender_name</w:t>
+            </w:r>
+          </w:p>
+        </w:tc>
+        <w:tc>
+          <w:tcPr>
+            <w:tcW w:w="0" w:type="auto"/>
+            <w:tcMar>
+              <w:top w:w="120" w:type="dxa"/>
+              <w:left w:w="180" w:type="dxa"/>
+              <w:bottom w:w="120" w:type="dxa"/>
+              <w:right w:w="180" w:type="dxa"/>
+            </w:tcMar>
+            <w:vAlign w:val="center"/>
+            <w:hideMark/>
+          </w:tcPr>
+          <w:p>
+            <w:pPr>
+              <w:spacing w:after="120" w:line="240" w:lineRule="auto"/>
+              <w:rPr>
+                <w:rFonts w:ascii="Times New Roman" w:hAnsi="Times New Roman" w:cs="Times New Roman"/>
+                <w:sz w:val="24"/>
+                <w:szCs w:val="24"/>
+              </w:rPr>
+            </w:pPr>
+            <w:r>
+              <w:rPr>
+                <w:rFonts w:ascii="Times New Roman" w:hAnsi="Times New Roman" w:cs="Times New Roman"/>
+                <w:sz w:val="24"/>
+                <w:szCs w:val="24"/>
+              </w:rPr>
+              <w:t>VARCHAR(255)</w:t>
+            </w:r>
+          </w:p>
+        </w:tc>
+        <w:tc>
+          <w:tcPr>
+            <w:tcW w:w="0" w:type="auto"/>
+            <w:tcMar>
+              <w:top w:w="120" w:type="dxa"/>
+              <w:left w:w="180" w:type="dxa"/>
+              <w:bottom w:w="120" w:type="dxa"/>
+              <w:right w:w="180" w:type="dxa"/>
+            </w:tcMar>
+            <w:vAlign w:val="center"/>
+            <w:hideMark/>
+          </w:tcPr>
+          <w:p>
+            <w:pPr>
+              <w:spacing w:after="120" w:line="240" w:lineRule="auto"/>
+              <w:rPr>
+                <w:rFonts w:ascii="Times New Roman" w:hAnsi="Times New Roman" w:cs="Times New Roman"/>
+                <w:sz w:val="24"/>
+                <w:szCs w:val="24"/>
+              </w:rPr>
+            </w:pPr>
+            <w:r>
+              <w:rPr>
+                <w:rFonts w:ascii="Times New Roman" w:hAnsi="Times New Roman" w:cs="Times New Roman"/>
+                <w:sz w:val="24"/>
+                <w:szCs w:val="24"/>
+              </w:rPr>
+              <w:t>Cơ quan/Người gửi</w:t>
+            </w:r>
+          </w:p>
+        </w:tc>
+        <w:tc>
+          <w:tcPr>
+            <w:tcW w:w="0" w:type="auto"/>
+            <w:tcMar>
+              <w:top w:w="120" w:type="dxa"/>
+              <w:left w:w="180" w:type="dxa"/>
+              <w:bottom w:w="120" w:type="dxa"/>
+              <w:right w:w="180" w:type="dxa"/>
+            </w:tcMar>
+            <w:vAlign w:val="center"/>
+            <w:hideMark/>
+          </w:tcPr>
+          <w:p>
+            <w:pPr>
+              <w:spacing w:after="120" w:line="240" w:lineRule="auto"/>
+              <w:rPr>
+                <w:rFonts w:ascii="Times New Roman" w:hAnsi="Times New Roman" w:cs="Times New Roman"/>
+                <w:sz w:val="24"/>
+                <w:szCs w:val="24"/>
+              </w:rPr>
+            </w:pPr>
+            <w:r>
+              <w:rPr>
+                <w:rFonts w:ascii="Times New Roman" w:hAnsi="Times New Roman" w:cs="Times New Roman"/>
+                <w:sz w:val="24"/>
+                <w:szCs w:val="24"/>
+              </w:rPr>
+              <w:t>Nơi gửi</w:t>
+            </w:r>
+          </w:p>
+        </w:tc>
+      </w:tr>
+      <w:tr>
+        <w:tc>
+          <w:tcPr>
+            <w:tcW w:w="0" w:type="auto"/>
+            <w:tcMar>
+              <w:top w:w="120" w:type="dxa"/>
+              <w:left w:w="180" w:type="dxa"/>
+              <w:bottom w:w="120" w:type="dxa"/>
+              <w:right w:w="180" w:type="dxa"/>
+            </w:tcMar>
+            <w:vAlign w:val="center"/>
+            <w:hideMark/>
+          </w:tcPr>
+          <w:p>
+            <w:pPr>
+              <w:spacing w:after="120" w:line="240" w:lineRule="auto"/>
+              <w:rPr>
+                <w:rFonts w:ascii="Times New Roman" w:hAnsi="Times New Roman" w:cs="Times New Roman"/>
+                <w:sz w:val="24"/>
+                <w:szCs w:val="24"/>
+              </w:rPr>
+            </w:pPr>
+            <w:r>
+              <w:rPr>
+                <w:rFonts w:ascii="Times New Roman" w:hAnsi="Times New Roman" w:cs="Times New Roman"/>
+                <w:sz w:val="24"/>
+                <w:szCs w:val="24"/>
+              </w:rPr>
+              <w:t>receiver_name</w:t>
+            </w:r>
+          </w:p>
+        </w:tc>
+        <w:tc>
+          <w:tcPr>
+            <w:tcW w:w="0" w:type="auto"/>
+            <w:tcMar>
+              <w:top w:w="120" w:type="dxa"/>
+              <w:left w:w="180" w:type="dxa"/>
+              <w:bottom w:w="120" w:type="dxa"/>
+              <w:right w:w="180" w:type="dxa"/>
+            </w:tcMar>
+            <w:vAlign w:val="center"/>
+            <w:hideMark/>
+          </w:tcPr>
+          <w:p>
+            <w:pPr>
+              <w:spacing w:after="120" w:line="240" w:lineRule="auto"/>
+              <w:rPr>
+                <w:rFonts w:ascii="Times New Roman" w:hAnsi="Times New Roman" w:cs="Times New Roman"/>
+                <w:sz w:val="24"/>
+                <w:szCs w:val="24"/>
+              </w:rPr>
+            </w:pPr>
+            <w:r>
+              <w:rPr>
+                <w:rFonts w:ascii="Times New Roman" w:hAnsi="Times New Roman" w:cs="Times New Roman"/>
+                <w:sz w:val="24"/>
+                <w:szCs w:val="24"/>
+              </w:rPr>
+              <w:t>VARCHAR(255)</w:t>
+            </w:r>
+          </w:p>
+        </w:tc>
+        <w:tc>
+          <w:tcPr>
+            <w:tcW w:w="0" w:type="auto"/>
+            <w:tcMar>
+              <w:top w:w="120" w:type="dxa"/>
+              <w:left w:w="180" w:type="dxa"/>
+              <w:bottom w:w="120" w:type="dxa"/>
+              <w:right w:w="180" w:type="dxa"/>
+            </w:tcMar>
+            <w:vAlign w:val="center"/>
+            <w:hideMark/>
+          </w:tcPr>
+          <w:p>
+            <w:pPr>
+              <w:spacing w:after="120" w:line="240" w:lineRule="auto"/>
+              <w:rPr>
+                <w:rFonts w:ascii="Times New Roman" w:hAnsi="Times New Roman" w:cs="Times New Roman"/>
+                <w:sz w:val="24"/>
+                <w:szCs w:val="24"/>
+              </w:rPr>
+            </w:pPr>
+            <w:r>
+              <w:rPr>
+                <w:rFonts w:ascii="Times New Roman" w:hAnsi="Times New Roman" w:cs="Times New Roman"/>
+                <w:sz w:val="24"/>
+                <w:szCs w:val="24"/>
+              </w:rPr>
+              <w:t>Cơ quan/Người nhận</w:t>
+            </w:r>
+          </w:p>
+        </w:tc>
+        <w:tc>
+          <w:tcPr>
+            <w:tcW w:w="0" w:type="auto"/>
+            <w:tcMar>
+              <w:top w:w="120" w:type="dxa"/>
+              <w:left w:w="180" w:type="dxa"/>
+              <w:bottom w:w="120" w:type="dxa"/>
+              <w:right w:w="180" w:type="dxa"/>
+            </w:tcMar>
+            <w:vAlign w:val="center"/>
+            <w:hideMark/>
+          </w:tcPr>
+          <w:p>
+            <w:pPr>
+              <w:spacing w:after="120" w:line="240" w:lineRule="auto"/>
+              <w:rPr>
+                <w:rFonts w:ascii="Times New Roman" w:hAnsi="Times New Roman" w:cs="Times New Roman"/>
+                <w:sz w:val="24"/>
+                <w:szCs w:val="24"/>
+              </w:rPr>
+            </w:pPr>
+            <w:r>
+              <w:rPr>
+                <w:rFonts w:ascii="Times New Roman" w:hAnsi="Times New Roman" w:cs="Times New Roman"/>
+                <w:sz w:val="24"/>
+                <w:szCs w:val="24"/>
+              </w:rPr>
+              <w:t>Nơi nhận</w:t>
+            </w:r>
+          </w:p>
+        </w:tc>
+      </w:tr>
+      <w:tr>
+        <w:tc>
+          <w:tcPr>
+            <w:tcW w:w="0" w:type="auto"/>
+            <w:tcMar>
+              <w:top w:w="120" w:type="dxa"/>
+              <w:left w:w="180" w:type="dxa"/>
+              <w:bottom w:w="120" w:type="dxa"/>
+              <w:right w:w="180" w:type="dxa"/>
+            </w:tcMar>
+            <w:vAlign w:val="center"/>
+            <w:hideMark/>
+          </w:tcPr>
+          <w:p>
+            <w:pPr>
+              <w:spacing w:after="120" w:line="240" w:lineRule="auto"/>
+              <w:rPr>
+                <w:rFonts w:ascii="Times New Roman" w:hAnsi="Times New Roman" w:cs="Times New Roman"/>
+                <w:sz w:val="24"/>
+                <w:szCs w:val="24"/>
+              </w:rPr>
+            </w:pPr>
+            <w:r>
+              <w:rPr>
+                <w:rFonts w:ascii="Times New Roman" w:hAnsi="Times New Roman" w:cs="Times New Roman"/>
+                <w:sz w:val="24"/>
+                <w:szCs w:val="24"/>
+              </w:rPr>
+              <w:t>type</w:t>
+            </w:r>
+          </w:p>
+        </w:tc>
+        <w:tc>
+          <w:tcPr>
+            <w:tcW w:w="0" w:type="auto"/>
+            <w:tcMar>
+              <w:top w:w="120" w:type="dxa"/>
+              <w:left w:w="180" w:type="dxa"/>
+              <w:bottom w:w="120" w:type="dxa"/>
+              <w:right w:w="180" w:type="dxa"/>
+            </w:tcMar>
+            <w:vAlign w:val="center"/>
+            <w:hideMark/>
+          </w:tcPr>
+          <w:p>
+            <w:pPr>
+              <w:spacing w:after="120" w:line="240" w:lineRule="auto"/>
+              <w:rPr>
+                <w:rFonts w:ascii="Times New Roman" w:hAnsi="Times New Roman" w:cs="Times New Roman"/>
+                <w:sz w:val="24"/>
+                <w:szCs w:val="24"/>
+              </w:rPr>
+            </w:pPr>
+            <w:r>
+              <w:rPr>
+                <w:rFonts w:ascii="Times New Roman" w:hAnsi="Times New Roman" w:cs="Times New Roman"/>
+                <w:sz w:val="24"/>
+                <w:szCs w:val="24"/>
+              </w:rPr>
+              <w:t>VARCHAR(20)</w:t>
+            </w:r>
+          </w:p>
+        </w:tc>
+        <w:tc>
+          <w:tcPr>
+            <w:tcW w:w="0" w:type="auto"/>
+            <w:tcMar>
+              <w:top w:w="120" w:type="dxa"/>
+              <w:left w:w="180" w:type="dxa"/>
+              <w:bottom w:w="120" w:type="dxa"/>
+              <w:right w:w="180" w:type="dxa"/>
+            </w:tcMar>
+            <w:vAlign w:val="center"/>
+            <w:hideMark/>
+          </w:tcPr>
+          <w:p>
+            <w:pPr>
+              <w:spacing w:after="120" w:line="240" w:lineRule="auto"/>
+              <w:rPr>
+                <w:rFonts w:ascii="Times New Roman" w:hAnsi="Times New Roman" w:cs="Times New Roman"/>
+                <w:sz w:val="24"/>
+                <w:szCs w:val="24"/>
+              </w:rPr>
+            </w:pPr>
+            <w:r>
+              <w:rPr>
+                <w:rFonts w:ascii="Times New Roman" w:hAnsi="Times New Roman" w:cs="Times New Roman"/>
+                <w:sz w:val="24"/>
+                <w:szCs w:val="24"/>
+              </w:rPr>
+              <w:t>Loại công văn</w:t>
+            </w:r>
+          </w:p>
+        </w:tc>
+        <w:tc>
+          <w:tcPr>
+            <w:tcW w:w="0" w:type="auto"/>
+            <w:tcMar>
+              <w:top w:w="120" w:type="dxa"/>
+              <w:left w:w="180" w:type="dxa"/>
+              <w:bottom w:w="120" w:type="dxa"/>
+              <w:right w:w="180" w:type="dxa"/>
+            </w:tcMar>
+            <w:vAlign w:val="center"/>
+            <w:hideMark/>
+          </w:tcPr>
+          <w:p>
+            <w:pPr>
+              <w:spacing w:after="120" w:line="240" w:lineRule="auto"/>
+              <w:rPr>
+                <w:rFonts w:ascii="Times New Roman" w:hAnsi="Times New Roman" w:cs="Times New Roman"/>
+                <w:sz w:val="24"/>
+                <w:szCs w:val="24"/>
+              </w:rPr>
+            </w:pPr>
+            <w:r>
+              <w:rPr>
+                <w:rFonts w:ascii="Times New Roman" w:hAnsi="Times New Roman" w:cs="Times New Roman"/>
+                <w:sz w:val="24"/>
+                <w:szCs w:val="24"/>
+              </w:rPr>
+              <w:t>INCOMING (Đến), OUTGOING (Đi)</w:t>
+            </w:r>
+          </w:p>
+        </w:tc>
+      </w:tr>
+      <w:tr>
+        <w:tc>
+          <w:tcPr>
+            <w:tcW w:w="0" w:type="auto"/>
+            <w:tcMar>
+              <w:top w:w="120" w:type="dxa"/>
+              <w:left w:w="180" w:type="dxa"/>
+              <w:bottom w:w="120" w:type="dxa"/>
+              <w:right w:w="180" w:type="dxa"/>
+            </w:tcMar>
+            <w:vAlign w:val="center"/>
+            <w:hideMark/>
+          </w:tcPr>
+          <w:p>
+            <w:pPr>
+              <w:spacing w:after="120" w:line="240" w:lineRule="auto"/>
+              <w:rPr>
+                <w:rFonts w:ascii="Times New Roman" w:hAnsi="Times New Roman" w:cs="Times New Roman"/>
+                <w:sz w:val="24"/>
+                <w:szCs w:val="24"/>
+              </w:rPr>
+            </w:pPr>
+            <w:r>
+              <w:rPr>
+                <w:rFonts w:ascii="Times New Roman" w:hAnsi="Times New Roman" w:cs="Times New Roman"/>
+                <w:sz w:val="24"/>
+                <w:szCs w:val="24"/>
+              </w:rPr>
+              <w:t>status</w:t>
+            </w:r>
+          </w:p>
+        </w:tc>
+        <w:tc>
+          <w:tcPr>
+            <w:tcW w:w="0" w:type="auto"/>
+            <w:tcMar>
+              <w:top w:w="120" w:type="dxa"/>
+              <w:left w:w="180" w:type="dxa"/>
+              <w:bottom w:w="120" w:type="dxa"/>
+              <w:right w:w="180" w:type="dxa"/>
+            </w:tcMar>
+            <w:vAlign w:val="center"/>
+            <w:hideMark/>
+          </w:tcPr>
+          <w:p>
+            <w:pPr>
+              <w:spacing w:after="120" w:line="240" w:lineRule="auto"/>
+              <w:rPr>
+                <w:rFonts w:ascii="Times New Roman" w:hAnsi="Times New Roman" w:cs="Times New Roman"/>
+                <w:sz w:val="24"/>
+                <w:szCs w:val="24"/>
+              </w:rPr>
+            </w:pPr>
+            <w:r>
+              <w:rPr>
+                <w:rFonts w:ascii="Times New Roman" w:hAnsi="Times New Roman" w:cs="Times New Roman"/>
+                <w:sz w:val="24"/>
+                <w:szCs w:val="24"/>
+              </w:rPr>
+              <w:t>VARCHAR(50)</w:t>
+            </w:r>
+          </w:p>
+        </w:tc>
+        <w:tc>
+          <w:tcPr>
+            <w:tcW w:w="0" w:type="auto"/>
+            <w:tcMar>
+              <w:top w:w="120" w:type="dxa"/>
+              <w:left w:w="180" w:type="dxa"/>
+              <w:bottom w:w="120" w:type="dxa"/>
+              <w:right w:w="180" w:type="dxa"/>
+            </w:tcMar>
+            <w:vAlign w:val="center"/>
+            <w:hideMark/>
+          </w:tcPr>
+          <w:p>
+            <w:pPr>
+              <w:spacing w:after="120" w:line="240" w:lineRule="auto"/>
+              <w:rPr>
+                <w:rFonts w:ascii="Times New Roman" w:hAnsi="Times New Roman" w:cs="Times New Roman"/>
+                <w:sz w:val="24"/>
+                <w:szCs w:val="24"/>
+              </w:rPr>
+            </w:pPr>
+            <w:r>
+              <w:rPr>
+                <w:rFonts w:ascii="Times New Roman" w:hAnsi="Times New Roman" w:cs="Times New Roman"/>
+                <w:sz w:val="24"/>
+                <w:szCs w:val="24"/>
+              </w:rPr>
+              <w:t>Trạng thái xử lý</w:t>
+            </w:r>
+          </w:p>
+        </w:tc>
+        <w:tc>
+          <w:tcPr>
+            <w:tcW w:w="0" w:type="auto"/>
+            <w:tcMar>
+              <w:top w:w="120" w:type="dxa"/>
+              <w:left w:w="180" w:type="dxa"/>
+              <w:bottom w:w="120" w:type="dxa"/>
+              <w:right w:w="180" w:type="dxa"/>
+            </w:tcMar>
+            <w:vAlign w:val="center"/>
+            <w:hideMark/>
+          </w:tcPr>
+          <w:p>
+            <w:pPr>
+              <w:spacing w:after="120" w:line="240" w:lineRule="auto"/>
+              <w:rPr>
+                <w:rFonts w:ascii="Times New Roman" w:hAnsi="Times New Roman" w:cs="Times New Roman"/>
+                <w:sz w:val="24"/>
+                <w:szCs w:val="24"/>
+              </w:rPr>
+            </w:pPr>
+            <w:r>
+              <w:rPr>
+                <w:rFonts w:ascii="Times New Roman" w:hAnsi="Times New Roman" w:cs="Times New Roman"/>
+                <w:sz w:val="24"/>
+                <w:szCs w:val="24"/>
+              </w:rPr>
+              <w:t>VD: CHỜ PHÂN CÔNG, ĐANG XỬ LÝ, HOÀN THÀNH</w:t>
+            </w:r>
+          </w:p>
+        </w:tc>
+      </w:tr>
+      <w:tr>
+        <w:tc>
+          <w:tcPr>
+            <w:tcW w:w="0" w:type="auto"/>
+            <w:tcMar>
+              <w:top w:w="120" w:type="dxa"/>
+              <w:left w:w="180" w:type="dxa"/>
+              <w:bottom w:w="120" w:type="dxa"/>
+              <w:right w:w="180" w:type="dxa"/>
+            </w:tcMar>
+            <w:vAlign w:val="center"/>
+            <w:hideMark/>
+          </w:tcPr>
+          <w:p>
+            <w:pPr>
+              <w:spacing w:after="120" w:line="240" w:lineRule="auto"/>
+              <w:rPr>
+                <w:rFonts w:ascii="Times New Roman" w:hAnsi="Times New Roman" w:cs="Times New Roman"/>
+                <w:sz w:val="24"/>
+                <w:szCs w:val="24"/>
+              </w:rPr>
+            </w:pPr>
+            <w:r>
+              <w:rPr>
+                <w:rFonts w:ascii="Times New Roman" w:hAnsi="Times New Roman" w:cs="Times New Roman"/>
+                <w:sz w:val="24"/>
+                <w:szCs w:val="24"/>
+              </w:rPr>
+              <w:t>ai_summary</w:t>
+            </w:r>
+          </w:p>
+        </w:tc>
+        <w:tc>
+          <w:tcPr>
+            <w:tcW w:w="0" w:type="auto"/>
+            <w:tcMar>
+              <w:top w:w="120" w:type="dxa"/>
+              <w:left w:w="180" w:type="dxa"/>
+              <w:bottom w:w="120" w:type="dxa"/>
+              <w:right w:w="180" w:type="dxa"/>
+            </w:tcMar>
+            <w:vAlign w:val="center"/>
+            <w:hideMark/>
+          </w:tcPr>
+          <w:p>
+            <w:pPr>
+              <w:spacing w:after="120" w:line="240" w:lineRule="auto"/>
+              <w:rPr>
+                <w:rFonts w:ascii="Times New Roman" w:hAnsi="Times New Roman" w:cs="Times New Roman"/>
+                <w:sz w:val="24"/>
+                <w:szCs w:val="24"/>
+              </w:rPr>
+            </w:pPr>
+            <w:r>
+              <w:rPr>
+                <w:rFonts w:ascii="Times New Roman" w:hAnsi="Times New Roman" w:cs="Times New Roman"/>
+                <w:sz w:val="24"/>
+                <w:szCs w:val="24"/>
+              </w:rPr>
+              <w:t>TEXT</w:t>
+            </w:r>
+          </w:p>
+        </w:tc>
+        <w:tc>
+          <w:tcPr>
+            <w:tcW w:w="0" w:type="auto"/>
+            <w:tcMar>
+              <w:top w:w="120" w:type="dxa"/>
+              <w:left w:w="180" w:type="dxa"/>
+              <w:bottom w:w="120" w:type="dxa"/>
+              <w:right w:w="180" w:type="dxa"/>
+            </w:tcMar>
+            <w:vAlign w:val="center"/>
+            <w:hideMark/>
+          </w:tcPr>
+          <w:p>
+            <w:pPr>
+              <w:spacing w:after="120" w:line="240" w:lineRule="auto"/>
+              <w:rPr>
+                <w:rFonts w:ascii="Times New Roman" w:hAnsi="Times New Roman" w:cs="Times New Roman"/>
+                <w:sz w:val="24"/>
+                <w:szCs w:val="24"/>
+              </w:rPr>
+            </w:pPr>
+            <w:r>
+              <w:rPr>
+                <w:rFonts w:ascii="Times New Roman" w:hAnsi="Times New Roman" w:cs="Times New Roman"/>
+                <w:sz w:val="24"/>
+                <w:szCs w:val="24"/>
+              </w:rPr>
+              <w:t>Tóm tắt do AI tạo</w:t>
+            </w:r>
+          </w:p>
+        </w:tc>
+        <w:tc>
+          <w:tcPr>
+            <w:tcW w:w="0" w:type="auto"/>
+            <w:tcMar>
+              <w:top w:w="120" w:type="dxa"/>
+              <w:left w:w="180" w:type="dxa"/>
+              <w:bottom w:w="120" w:type="dxa"/>
+              <w:right w:w="180" w:type="dxa"/>
+            </w:tcMar>
+            <w:vAlign w:val="center"/>
+            <w:hideMark/>
+          </w:tcPr>
+          <w:p>
+            <w:pPr>
+              <w:spacing w:after="120" w:line="240" w:lineRule="auto"/>
+              <w:rPr>
+                <w:rFonts w:ascii="Times New Roman" w:hAnsi="Times New Roman" w:cs="Times New Roman"/>
+                <w:sz w:val="24"/>
+                <w:szCs w:val="24"/>
+              </w:rPr>
+            </w:pPr>
+            <w:r>
+              <w:rPr>
+                <w:rFonts w:ascii="Times New Roman" w:hAnsi="Times New Roman" w:cs="Times New Roman"/>
+                <w:sz w:val="24"/>
+                <w:szCs w:val="24"/>
+              </w:rPr>
+              <w:t>Kết quả tóm tắt từ AI (Có thể NULL nếu chưa chạy AI)</w:t>
+            </w:r>
+          </w:p>
+        </w:tc>
+      </w:tr>
+      <w:tr>
+        <w:tc>
+          <w:tcPr>
+            <w:tcW w:w="0" w:type="auto"/>
+            <w:tcMar>
+              <w:top w:w="120" w:type="dxa"/>
+              <w:left w:w="180" w:type="dxa"/>
+              <w:bottom w:w="120" w:type="dxa"/>
+              <w:right w:w="180" w:type="dxa"/>
+            </w:tcMar>
+            <w:vAlign w:val="center"/>
+            <w:hideMark/>
+          </w:tcPr>
+          <w:p>
+            <w:pPr>
+              <w:spacing w:after="120" w:line="240" w:lineRule="auto"/>
+              <w:rPr>
+                <w:rFonts w:ascii="Times New Roman" w:hAnsi="Times New Roman" w:cs="Times New Roman"/>
+                <w:sz w:val="24"/>
+                <w:szCs w:val="24"/>
+              </w:rPr>
+            </w:pPr>
+            <w:r>
+              <w:rPr>
+                <w:rFonts w:ascii="Times New Roman" w:hAnsi="Times New Roman" w:cs="Times New Roman"/>
+                <w:sz w:val="24"/>
+                <w:szCs w:val="24"/>
+              </w:rPr>
+              <w:t>ai_category_hint</w:t>
+            </w:r>
+          </w:p>
+        </w:tc>
+        <w:tc>
+          <w:tcPr>
+            <w:tcW w:w="0" w:type="auto"/>
+            <w:tcMar>
+              <w:top w:w="120" w:type="dxa"/>
+              <w:left w:w="180" w:type="dxa"/>
+              <w:bottom w:w="120" w:type="dxa"/>
+              <w:right w:w="180" w:type="dxa"/>
+            </w:tcMar>
+            <w:vAlign w:val="center"/>
+            <w:hideMark/>
+          </w:tcPr>
+          <w:p>
+            <w:pPr>
+              <w:spacing w:after="120" w:line="240" w:lineRule="auto"/>
+              <w:rPr>
+                <w:rFonts w:ascii="Times New Roman" w:hAnsi="Times New Roman" w:cs="Times New Roman"/>
+                <w:sz w:val="24"/>
+                <w:szCs w:val="24"/>
+              </w:rPr>
+            </w:pPr>
+            <w:r>
+              <w:rPr>
+                <w:rFonts w:ascii="Times New Roman" w:hAnsi="Times New Roman" w:cs="Times New Roman"/>
+                <w:sz w:val="24"/>
+                <w:szCs w:val="24"/>
+              </w:rPr>
+              <w:t>VARCHAR(255)</w:t>
+            </w:r>
+          </w:p>
+        </w:tc>
+        <w:tc>
+          <w:tcPr>
+            <w:tcW w:w="0" w:type="auto"/>
+            <w:tcMar>
+              <w:top w:w="120" w:type="dxa"/>
+              <w:left w:w="180" w:type="dxa"/>
+              <w:bottom w:w="120" w:type="dxa"/>
+              <w:right w:w="180" w:type="dxa"/>
+            </w:tcMar>
+            <w:vAlign w:val="center"/>
+            <w:hideMark/>
+          </w:tcPr>
+          <w:p>
+            <w:pPr>
+              <w:spacing w:after="120" w:line="240" w:lineRule="auto"/>
+              <w:rPr>
+                <w:rFonts w:ascii="Times New Roman" w:hAnsi="Times New Roman" w:cs="Times New Roman"/>
+                <w:sz w:val="24"/>
+                <w:szCs w:val="24"/>
+              </w:rPr>
+            </w:pPr>
+            <w:r>
+              <w:rPr>
+                <w:rFonts w:ascii="Times New Roman" w:hAnsi="Times New Roman" w:cs="Times New Roman"/>
+                <w:sz w:val="24"/>
+                <w:szCs w:val="24"/>
+              </w:rPr>
+              <w:t>Gợi ý phân loại của AI</w:t>
+            </w:r>
+          </w:p>
+        </w:tc>
+        <w:tc>
+          <w:tcPr>
+            <w:tcW w:w="0" w:type="auto"/>
+            <w:tcMar>
+              <w:top w:w="120" w:type="dxa"/>
+              <w:left w:w="180" w:type="dxa"/>
+              <w:bottom w:w="120" w:type="dxa"/>
+              <w:right w:w="180" w:type="dxa"/>
+            </w:tcMar>
+            <w:vAlign w:val="center"/>
+            <w:hideMark/>
+          </w:tcPr>
+          <w:p>
+            <w:pPr>
+              <w:spacing w:after="120" w:line="240" w:lineRule="auto"/>
+              <w:rPr>
+                <w:rFonts w:ascii="Times New Roman" w:hAnsi="Times New Roman" w:cs="Times New Roman"/>
+                <w:sz w:val="24"/>
+                <w:szCs w:val="24"/>
+              </w:rPr>
+            </w:pPr>
+            <w:r>
+              <w:rPr>
+                <w:rFonts w:ascii="Times New Roman" w:hAnsi="Times New Roman" w:cs="Times New Roman"/>
+                <w:sz w:val="24"/>
+                <w:szCs w:val="24"/>
+              </w:rPr>
+              <w:t>AI gợi ý thể loại hoặc mức độ ưu tiên</w:t>
+            </w:r>
+          </w:p>
+        </w:tc>
+      </w:tr>
+      <w:tr>
+        <w:tc>
+          <w:tcPr>
+            <w:tcW w:w="0" w:type="auto"/>
+            <w:tcMar>
+              <w:top w:w="120" w:type="dxa"/>
+              <w:left w:w="180" w:type="dxa"/>
+              <w:bottom w:w="120" w:type="dxa"/>
+              <w:right w:w="180" w:type="dxa"/>
+            </w:tcMar>
+            <w:vAlign w:val="center"/>
+            <w:hideMark/>
+          </w:tcPr>
+          <w:p>
+            <w:pPr>
+              <w:spacing w:after="120" w:line="240" w:lineRule="auto"/>
+              <w:rPr>
+                <w:rFonts w:ascii="Times New Roman" w:hAnsi="Times New Roman" w:cs="Times New Roman"/>
+                <w:sz w:val="24"/>
+                <w:szCs w:val="24"/>
+              </w:rPr>
+            </w:pPr>
+            <w:r>
+              <w:rPr>
+                <w:rFonts w:ascii="Times New Roman" w:hAnsi="Times New Roman" w:cs="Times New Roman"/>
+                <w:sz w:val="24"/>
+                <w:szCs w:val="24"/>
+              </w:rPr>
+              <w:t>created_at</w:t>
+            </w:r>
+          </w:p>
+        </w:tc>
+        <w:tc>
+          <w:tcPr>
+            <w:tcW w:w="0" w:type="auto"/>
+            <w:tcMar>
+              <w:top w:w="120" w:type="dxa"/>
+              <w:left w:w="180" w:type="dxa"/>
+              <w:bottom w:w="120" w:type="dxa"/>
+              <w:right w:w="180" w:type="dxa"/>
+            </w:tcMar>
+            <w:vAlign w:val="center"/>
+            <w:hideMark/>
+          </w:tcPr>
+          <w:p>
+            <w:pPr>
+              <w:spacing w:after="120" w:line="240" w:lineRule="auto"/>
+              <w:rPr>
+                <w:rFonts w:ascii="Times New Roman" w:hAnsi="Times New Roman" w:cs="Times New Roman"/>
+                <w:sz w:val="24"/>
+                <w:szCs w:val="24"/>
+              </w:rPr>
+            </w:pPr>
+            <w:r>
+              <w:rPr>
+                <w:rFonts w:ascii="Times New Roman" w:hAnsi="Times New Roman" w:cs="Times New Roman"/>
+                <w:sz w:val="24"/>
+                <w:szCs w:val="24"/>
+              </w:rPr>
+              <w:t>DATETIME</w:t>
+            </w:r>
+          </w:p>
+        </w:tc>
+        <w:tc>
+          <w:tcPr>
+            <w:tcW w:w="0" w:type="auto"/>
+            <w:tcMar>
+              <w:top w:w="120" w:type="dxa"/>
+              <w:left w:w="180" w:type="dxa"/>
+              <w:bottom w:w="120" w:type="dxa"/>
+              <w:right w:w="180" w:type="dxa"/>
+            </w:tcMar>
+            <w:vAlign w:val="center"/>
+            <w:hideMark/>
+          </w:tcPr>
+          <w:p>
+            <w:pPr>
+              <w:spacing w:after="120" w:line="240" w:lineRule="auto"/>
+              <w:rPr>
+                <w:rFonts w:ascii="Times New Roman" w:hAnsi="Times New Roman" w:cs="Times New Roman"/>
+                <w:sz w:val="24"/>
+                <w:szCs w:val="24"/>
+              </w:rPr>
+            </w:pPr>
+            <w:r>
+              <w:rPr>
+                <w:rFonts w:ascii="Times New Roman" w:hAnsi="Times New Roman" w:cs="Times New Roman"/>
+                <w:sz w:val="24"/>
+                <w:szCs w:val="24"/>
+              </w:rPr>
+              <w:t>Ngày tạo bản ghi</w:t>
+            </w:r>
+          </w:p>
+        </w:tc>
+        <w:tc>
+          <w:tcPr>
+            <w:tcW w:w="0" w:type="auto"/>
+            <w:tcMar>
+              <w:top w:w="120" w:type="dxa"/>
+              <w:left w:w="180" w:type="dxa"/>
+              <w:bottom w:w="120" w:type="dxa"/>
+              <w:right w:w="180" w:type="dxa"/>
+            </w:tcMar>
+            <w:vAlign w:val="center"/>
+            <w:hideMark/>
+          </w:tcPr>
+          <w:p>
+            <w:pPr>
+              <w:spacing w:after="120" w:line="240" w:lineRule="auto"/>
+              <w:rPr>
+                <w:rFonts w:ascii="Times New Roman" w:hAnsi="Times New Roman" w:cs="Times New Roman"/>
+                <w:sz w:val="24"/>
+                <w:szCs w:val="24"/>
+              </w:rPr>
+            </w:pPr>
+            <w:r>
+              <w:rPr>
+                <w:rFonts w:ascii="Times New Roman" w:hAnsi="Times New Roman" w:cs="Times New Roman"/>
+                <w:sz w:val="24"/>
+                <w:szCs w:val="24"/>
+              </w:rPr>
+              <w:t>Tự động sinh (Default: NOW())</w:t>
+            </w:r>
+          </w:p>
+        </w:tc>
+      </w:tr>
+    </w:tbl>
+    <w:p>
+      <w:pPr>
+        <w:spacing w:after="120" w:line="240" w:lineRule="auto"/>
+        <w:rPr>
+          <w:rFonts w:ascii="Times New Roman" w:hAnsi="Times New Roman" w:cs="Times New Roman"/>
+          <w:b/>
+          <w:bCs/>
+          <w:sz w:val="24"/>
+          <w:szCs w:val="24"/>
+        </w:rPr>
+      </w:pPr>
       <w:r>
         <w:rPr>
           <w:rFonts w:ascii="Times New Roman" w:hAnsi="Times New Roman" w:cs="Times New Roman"/>
-          <w:sz w:val="24"/>
-          <w:szCs w:val="24"/>
-        </w:rPr>
-        <w:t>do</w:t>
-      </w:r>
-      <w:proofErr w:type="gramEnd"/>
-      <w:r>
-        <w:rPr>
-          <w:rFonts w:ascii="Times New Roman" w:hAnsi="Times New Roman" w:cs="Times New Roman"/>
-          <w:sz w:val="24"/>
-          <w:szCs w:val="24"/>
-        </w:rPr>
-        <w:t xml:space="preserve"> AI phân tích.</w:t>
+          <w:b/>
+          <w:bCs/>
+          <w:sz w:val="24"/>
+          <w:szCs w:val="24"/>
+        </w:rPr>
+        <w:t>4. Bảng attachments (Tệp đính kèm)</w:t>
       </w:r>
     </w:p>
     <w:p>
       <w:pPr>
-        <w:numPr>
-          <w:ilvl w:val="0"/>
-          <w:numId w:val="4"/>
-        </w:numPr>
         <w:spacing w:after="120" w:line="240" w:lineRule="auto"/>
         <w:rPr>
           <w:rFonts w:ascii="Times New Roman" w:hAnsi="Times New Roman" w:cs="Times New Roman"/>
@@ -1258,7 +4583,7 @@
           <w:sz w:val="24"/>
           <w:szCs w:val="24"/>
         </w:rPr>
-        <w:t>Bảng attachments (Tệp đính kèm):</w:t>
+        <w:t>Mục đích:</w:t>
       </w:r>
       <w:r>
         <w:rPr>
@@ -1266,15 +4591,953 @@
           <w:sz w:val="24"/>
           <w:szCs w:val="24"/>
         </w:rPr>
-        <w:t> Lưu trữ thông tin tệp số hóa của công văn. Chứa trường extracted_text là văn bản thô để làm đầu vào cho AI xử lý.</w:t>
+        <w:t xml:space="preserve"> Lưu thông tin tệp số hóa của công văn và text trích xuất cho AI.</w:t>
+      </w:r>
+    </w:p>
+    <w:tbl>
+      <w:tblPr>
+        <w:tblW w:w="0" w:type="auto"/>
+        <w:tblBorders>
+          <w:top w:val="single" w:sz="4" w:space="0" w:color="auto"/>
+          <w:left w:val="single" w:sz="4" w:space="0" w:color="auto"/>
+          <w:bottom w:val="single" w:sz="4" w:space="0" w:color="auto"/>
+          <w:right w:val="single" w:sz="4" w:space="0" w:color="auto"/>
+          <w:insideH w:val="single" w:sz="4" w:space="0" w:color="auto"/>
+          <w:insideV w:val="single" w:sz="4" w:space="0" w:color="auto"/>
+        </w:tblBorders>
+        <w:tblCellMar>
+          <w:top w:w="15" w:type="dxa"/>
+          <w:left w:w="15" w:type="dxa"/>
+          <w:bottom w:w="15" w:type="dxa"/>
+          <w:right w:w="15" w:type="dxa"/>
+        </w:tblCellMar>
+        <w:tblLook w:val="04A0" w:firstRow="1" w:lastRow="0" w:firstColumn="1" w:lastColumn="0" w:noHBand="0" w:noVBand="1"/>
+      </w:tblPr>
+      <w:tblGrid>
+        <w:gridCol w:w="1798"/>
+        <w:gridCol w:w="2054"/>
+        <w:gridCol w:w="1631"/>
+        <w:gridCol w:w="3578"/>
+      </w:tblGrid>
+      <w:tr>
+        <w:trPr>
+          <w:tblHeader/>
+        </w:trPr>
+        <w:tc>
+          <w:tcPr>
+            <w:tcW w:w="0" w:type="auto"/>
+            <w:tcMar>
+              <w:top w:w="120" w:type="dxa"/>
+              <w:left w:w="180" w:type="dxa"/>
+              <w:bottom w:w="120" w:type="dxa"/>
+              <w:right w:w="180" w:type="dxa"/>
+            </w:tcMar>
+            <w:vAlign w:val="center"/>
+            <w:hideMark/>
+          </w:tcPr>
+          <w:p>
+            <w:pPr>
+              <w:spacing w:after="120" w:line="240" w:lineRule="auto"/>
+              <w:rPr>
+                <w:rFonts w:ascii="Times New Roman" w:hAnsi="Times New Roman" w:cs="Times New Roman"/>
+                <w:sz w:val="24"/>
+                <w:szCs w:val="24"/>
+              </w:rPr>
+            </w:pPr>
+            <w:r>
+              <w:rPr>
+                <w:rFonts w:ascii="Times New Roman" w:hAnsi="Times New Roman" w:cs="Times New Roman"/>
+                <w:b/>
+                <w:bCs/>
+                <w:sz w:val="24"/>
+                <w:szCs w:val="24"/>
+              </w:rPr>
+              <w:t>Tên thuộc tính</w:t>
+            </w:r>
+          </w:p>
+        </w:tc>
+        <w:tc>
+          <w:tcPr>
+            <w:tcW w:w="0" w:type="auto"/>
+            <w:tcMar>
+              <w:top w:w="120" w:type="dxa"/>
+              <w:left w:w="180" w:type="dxa"/>
+              <w:bottom w:w="120" w:type="dxa"/>
+              <w:right w:w="180" w:type="dxa"/>
+            </w:tcMar>
+            <w:vAlign w:val="center"/>
+            <w:hideMark/>
+          </w:tcPr>
+          <w:p>
+            <w:pPr>
+              <w:spacing w:after="120" w:line="240" w:lineRule="auto"/>
+              <w:rPr>
+                <w:rFonts w:ascii="Times New Roman" w:hAnsi="Times New Roman" w:cs="Times New Roman"/>
+                <w:sz w:val="24"/>
+                <w:szCs w:val="24"/>
+              </w:rPr>
+            </w:pPr>
+            <w:r>
+              <w:rPr>
+                <w:rFonts w:ascii="Times New Roman" w:hAnsi="Times New Roman" w:cs="Times New Roman"/>
+                <w:b/>
+                <w:bCs/>
+                <w:sz w:val="24"/>
+                <w:szCs w:val="24"/>
+              </w:rPr>
+              <w:t>Kiểu dữ liệu</w:t>
+            </w:r>
+          </w:p>
+        </w:tc>
+        <w:tc>
+          <w:tcPr>
+            <w:tcW w:w="0" w:type="auto"/>
+            <w:tcMar>
+              <w:top w:w="120" w:type="dxa"/>
+              <w:left w:w="180" w:type="dxa"/>
+              <w:bottom w:w="120" w:type="dxa"/>
+              <w:right w:w="180" w:type="dxa"/>
+            </w:tcMar>
+            <w:vAlign w:val="center"/>
+            <w:hideMark/>
+          </w:tcPr>
+          <w:p>
+            <w:pPr>
+              <w:spacing w:after="120" w:line="240" w:lineRule="auto"/>
+              <w:rPr>
+                <w:rFonts w:ascii="Times New Roman" w:hAnsi="Times New Roman" w:cs="Times New Roman"/>
+                <w:sz w:val="24"/>
+                <w:szCs w:val="24"/>
+              </w:rPr>
+            </w:pPr>
+            <w:r>
+              <w:rPr>
+                <w:rFonts w:ascii="Times New Roman" w:hAnsi="Times New Roman" w:cs="Times New Roman"/>
+                <w:b/>
+                <w:bCs/>
+                <w:sz w:val="24"/>
+                <w:szCs w:val="24"/>
+              </w:rPr>
+              <w:t>Mô tả</w:t>
+            </w:r>
+          </w:p>
+        </w:tc>
+        <w:tc>
+          <w:tcPr>
+            <w:tcW w:w="0" w:type="auto"/>
+            <w:tcMar>
+              <w:top w:w="120" w:type="dxa"/>
+              <w:left w:w="180" w:type="dxa"/>
+              <w:bottom w:w="120" w:type="dxa"/>
+              <w:right w:w="180" w:type="dxa"/>
+            </w:tcMar>
+            <w:vAlign w:val="center"/>
+            <w:hideMark/>
+          </w:tcPr>
+          <w:p>
+            <w:pPr>
+              <w:spacing w:after="120" w:line="240" w:lineRule="auto"/>
+              <w:rPr>
+                <w:rFonts w:ascii="Times New Roman" w:hAnsi="Times New Roman" w:cs="Times New Roman"/>
+                <w:sz w:val="24"/>
+                <w:szCs w:val="24"/>
+              </w:rPr>
+            </w:pPr>
+            <w:r>
+              <w:rPr>
+                <w:rFonts w:ascii="Times New Roman" w:hAnsi="Times New Roman" w:cs="Times New Roman"/>
+                <w:b/>
+                <w:bCs/>
+                <w:sz w:val="24"/>
+                <w:szCs w:val="24"/>
+              </w:rPr>
+              <w:t>Ghi chú</w:t>
+            </w:r>
+          </w:p>
+        </w:tc>
+      </w:tr>
+      <w:tr>
+        <w:tc>
+          <w:tcPr>
+            <w:tcW w:w="0" w:type="auto"/>
+            <w:tcMar>
+              <w:top w:w="120" w:type="dxa"/>
+              <w:left w:w="180" w:type="dxa"/>
+              <w:bottom w:w="120" w:type="dxa"/>
+              <w:right w:w="180" w:type="dxa"/>
+            </w:tcMar>
+            <w:vAlign w:val="center"/>
+            <w:hideMark/>
+          </w:tcPr>
+          <w:p>
+            <w:pPr>
+              <w:spacing w:after="120" w:line="240" w:lineRule="auto"/>
+              <w:rPr>
+                <w:rFonts w:ascii="Times New Roman" w:hAnsi="Times New Roman" w:cs="Times New Roman"/>
+                <w:sz w:val="24"/>
+                <w:szCs w:val="24"/>
+              </w:rPr>
+            </w:pPr>
+            <w:r>
+              <w:rPr>
+                <w:rFonts w:ascii="Times New Roman" w:hAnsi="Times New Roman" w:cs="Times New Roman"/>
+                <w:sz w:val="24"/>
+                <w:szCs w:val="24"/>
+              </w:rPr>
+              <w:t>id</w:t>
+            </w:r>
+          </w:p>
+        </w:tc>
+        <w:tc>
+          <w:tcPr>
+            <w:tcW w:w="0" w:type="auto"/>
+            <w:tcMar>
+              <w:top w:w="120" w:type="dxa"/>
+              <w:left w:w="180" w:type="dxa"/>
+              <w:bottom w:w="120" w:type="dxa"/>
+              <w:right w:w="180" w:type="dxa"/>
+            </w:tcMar>
+            <w:vAlign w:val="center"/>
+            <w:hideMark/>
+          </w:tcPr>
+          <w:p>
+            <w:pPr>
+              <w:spacing w:after="120" w:line="240" w:lineRule="auto"/>
+              <w:rPr>
+                <w:rFonts w:ascii="Times New Roman" w:hAnsi="Times New Roman" w:cs="Times New Roman"/>
+                <w:sz w:val="24"/>
+                <w:szCs w:val="24"/>
+              </w:rPr>
+            </w:pPr>
+            <w:r>
+              <w:rPr>
+                <w:rFonts w:ascii="Times New Roman" w:hAnsi="Times New Roman" w:cs="Times New Roman"/>
+                <w:sz w:val="24"/>
+                <w:szCs w:val="24"/>
+              </w:rPr>
+              <w:t>INT</w:t>
+            </w:r>
+          </w:p>
+        </w:tc>
+        <w:tc>
+          <w:tcPr>
+            <w:tcW w:w="0" w:type="auto"/>
+            <w:tcMar>
+              <w:top w:w="120" w:type="dxa"/>
+              <w:left w:w="180" w:type="dxa"/>
+              <w:bottom w:w="120" w:type="dxa"/>
+              <w:right w:w="180" w:type="dxa"/>
+            </w:tcMar>
+            <w:vAlign w:val="center"/>
+            <w:hideMark/>
+          </w:tcPr>
+          <w:p>
+            <w:pPr>
+              <w:spacing w:after="120" w:line="240" w:lineRule="auto"/>
+              <w:rPr>
+                <w:rFonts w:ascii="Times New Roman" w:hAnsi="Times New Roman" w:cs="Times New Roman"/>
+                <w:sz w:val="24"/>
+                <w:szCs w:val="24"/>
+              </w:rPr>
+            </w:pPr>
+            <w:r>
+              <w:rPr>
+                <w:rFonts w:ascii="Times New Roman" w:hAnsi="Times New Roman" w:cs="Times New Roman"/>
+                <w:sz w:val="24"/>
+                <w:szCs w:val="24"/>
+              </w:rPr>
+              <w:t>Khóa chính</w:t>
+            </w:r>
+          </w:p>
+        </w:tc>
+        <w:tc>
+          <w:tcPr>
+            <w:tcW w:w="0" w:type="auto"/>
+            <w:tcMar>
+              <w:top w:w="120" w:type="dxa"/>
+              <w:left w:w="180" w:type="dxa"/>
+              <w:bottom w:w="120" w:type="dxa"/>
+              <w:right w:w="180" w:type="dxa"/>
+            </w:tcMar>
+            <w:vAlign w:val="center"/>
+            <w:hideMark/>
+          </w:tcPr>
+          <w:p>
+            <w:pPr>
+              <w:spacing w:after="120" w:line="240" w:lineRule="auto"/>
+              <w:rPr>
+                <w:rFonts w:ascii="Times New Roman" w:hAnsi="Times New Roman" w:cs="Times New Roman"/>
+                <w:sz w:val="24"/>
+                <w:szCs w:val="24"/>
+              </w:rPr>
+            </w:pPr>
+            <w:r>
+              <w:rPr>
+                <w:rFonts w:ascii="Times New Roman" w:hAnsi="Times New Roman" w:cs="Times New Roman"/>
+                <w:sz w:val="24"/>
+                <w:szCs w:val="24"/>
+              </w:rPr>
+              <w:t>Tự động tăng</w:t>
+            </w:r>
+          </w:p>
+        </w:tc>
+      </w:tr>
+      <w:tr>
+        <w:tc>
+          <w:tcPr>
+            <w:tcW w:w="0" w:type="auto"/>
+            <w:tcMar>
+              <w:top w:w="120" w:type="dxa"/>
+              <w:left w:w="180" w:type="dxa"/>
+              <w:bottom w:w="120" w:type="dxa"/>
+              <w:right w:w="180" w:type="dxa"/>
+            </w:tcMar>
+            <w:vAlign w:val="center"/>
+            <w:hideMark/>
+          </w:tcPr>
+          <w:p>
+            <w:pPr>
+              <w:spacing w:after="120" w:line="240" w:lineRule="auto"/>
+              <w:rPr>
+                <w:rFonts w:ascii="Times New Roman" w:hAnsi="Times New Roman" w:cs="Times New Roman"/>
+                <w:sz w:val="24"/>
+                <w:szCs w:val="24"/>
+              </w:rPr>
+            </w:pPr>
+            <w:r>
+              <w:rPr>
+                <w:rFonts w:ascii="Times New Roman" w:hAnsi="Times New Roman" w:cs="Times New Roman"/>
+                <w:sz w:val="24"/>
+                <w:szCs w:val="24"/>
+              </w:rPr>
+              <w:t>document_id</w:t>
+            </w:r>
+          </w:p>
+        </w:tc>
+        <w:tc>
+          <w:tcPr>
+            <w:tcW w:w="0" w:type="auto"/>
+            <w:tcMar>
+              <w:top w:w="120" w:type="dxa"/>
+              <w:left w:w="180" w:type="dxa"/>
+              <w:bottom w:w="120" w:type="dxa"/>
+              <w:right w:w="180" w:type="dxa"/>
+            </w:tcMar>
+            <w:vAlign w:val="center"/>
+            <w:hideMark/>
+          </w:tcPr>
+          <w:p>
+            <w:pPr>
+              <w:spacing w:after="120" w:line="240" w:lineRule="auto"/>
+              <w:rPr>
+                <w:rFonts w:ascii="Times New Roman" w:hAnsi="Times New Roman" w:cs="Times New Roman"/>
+                <w:sz w:val="24"/>
+                <w:szCs w:val="24"/>
+              </w:rPr>
+            </w:pPr>
+            <w:r>
+              <w:rPr>
+                <w:rFonts w:ascii="Times New Roman" w:hAnsi="Times New Roman" w:cs="Times New Roman"/>
+                <w:sz w:val="24"/>
+                <w:szCs w:val="24"/>
+              </w:rPr>
+              <w:t>INT</w:t>
+            </w:r>
+          </w:p>
+        </w:tc>
+        <w:tc>
+          <w:tcPr>
+            <w:tcW w:w="0" w:type="auto"/>
+            <w:tcMar>
+              <w:top w:w="120" w:type="dxa"/>
+              <w:left w:w="180" w:type="dxa"/>
+              <w:bottom w:w="120" w:type="dxa"/>
+              <w:right w:w="180" w:type="dxa"/>
+            </w:tcMar>
+            <w:vAlign w:val="center"/>
+            <w:hideMark/>
+          </w:tcPr>
+          <w:p>
+            <w:pPr>
+              <w:spacing w:after="120" w:line="240" w:lineRule="auto"/>
+              <w:rPr>
+                <w:rFonts w:ascii="Times New Roman" w:hAnsi="Times New Roman" w:cs="Times New Roman"/>
+                <w:sz w:val="24"/>
+                <w:szCs w:val="24"/>
+              </w:rPr>
+            </w:pPr>
+            <w:r>
+              <w:rPr>
+                <w:rFonts w:ascii="Times New Roman" w:hAnsi="Times New Roman" w:cs="Times New Roman"/>
+                <w:sz w:val="24"/>
+                <w:szCs w:val="24"/>
+              </w:rPr>
+              <w:t>Khóa ngoại</w:t>
+            </w:r>
+          </w:p>
+        </w:tc>
+        <w:tc>
+          <w:tcPr>
+            <w:tcW w:w="0" w:type="auto"/>
+            <w:tcMar>
+              <w:top w:w="120" w:type="dxa"/>
+              <w:left w:w="180" w:type="dxa"/>
+              <w:bottom w:w="120" w:type="dxa"/>
+              <w:right w:w="180" w:type="dxa"/>
+            </w:tcMar>
+            <w:vAlign w:val="center"/>
+            <w:hideMark/>
+          </w:tcPr>
+          <w:p>
+            <w:pPr>
+              <w:spacing w:after="120" w:line="240" w:lineRule="auto"/>
+              <w:rPr>
+                <w:rFonts w:ascii="Times New Roman" w:hAnsi="Times New Roman" w:cs="Times New Roman"/>
+                <w:sz w:val="24"/>
+                <w:szCs w:val="24"/>
+              </w:rPr>
+            </w:pPr>
+            <w:r>
+              <w:rPr>
+                <w:rFonts w:ascii="Times New Roman" w:hAnsi="Times New Roman" w:cs="Times New Roman"/>
+                <w:sz w:val="24"/>
+                <w:szCs w:val="24"/>
+              </w:rPr>
+              <w:t>Liên kết tới bảng documents</w:t>
+            </w:r>
+          </w:p>
+        </w:tc>
+      </w:tr>
+      <w:tr>
+        <w:tc>
+          <w:tcPr>
+            <w:tcW w:w="0" w:type="auto"/>
+            <w:tcMar>
+              <w:top w:w="120" w:type="dxa"/>
+              <w:left w:w="180" w:type="dxa"/>
+              <w:bottom w:w="120" w:type="dxa"/>
+              <w:right w:w="180" w:type="dxa"/>
+            </w:tcMar>
+            <w:vAlign w:val="center"/>
+            <w:hideMark/>
+          </w:tcPr>
+          <w:p>
+            <w:pPr>
+              <w:spacing w:after="120" w:line="240" w:lineRule="auto"/>
+              <w:rPr>
+                <w:rFonts w:ascii="Times New Roman" w:hAnsi="Times New Roman" w:cs="Times New Roman"/>
+                <w:sz w:val="24"/>
+                <w:szCs w:val="24"/>
+              </w:rPr>
+            </w:pPr>
+            <w:r>
+              <w:rPr>
+                <w:rFonts w:ascii="Times New Roman" w:hAnsi="Times New Roman" w:cs="Times New Roman"/>
+                <w:sz w:val="24"/>
+                <w:szCs w:val="24"/>
+              </w:rPr>
+              <w:lastRenderedPageBreak/>
+              <w:t>file_name</w:t>
+            </w:r>
+          </w:p>
+        </w:tc>
+        <w:tc>
+          <w:tcPr>
+            <w:tcW w:w="0" w:type="auto"/>
+            <w:tcMar>
+              <w:top w:w="120" w:type="dxa"/>
+              <w:left w:w="180" w:type="dxa"/>
+              <w:bottom w:w="120" w:type="dxa"/>
+              <w:right w:w="180" w:type="dxa"/>
+            </w:tcMar>
+            <w:vAlign w:val="center"/>
+            <w:hideMark/>
+          </w:tcPr>
+          <w:p>
+            <w:pPr>
+              <w:spacing w:after="120" w:line="240" w:lineRule="auto"/>
+              <w:rPr>
+                <w:rFonts w:ascii="Times New Roman" w:hAnsi="Times New Roman" w:cs="Times New Roman"/>
+                <w:sz w:val="24"/>
+                <w:szCs w:val="24"/>
+              </w:rPr>
+            </w:pPr>
+            <w:r>
+              <w:rPr>
+                <w:rFonts w:ascii="Times New Roman" w:hAnsi="Times New Roman" w:cs="Times New Roman"/>
+                <w:sz w:val="24"/>
+                <w:szCs w:val="24"/>
+              </w:rPr>
+              <w:t>VARCHAR(255)</w:t>
+            </w:r>
+          </w:p>
+        </w:tc>
+        <w:tc>
+          <w:tcPr>
+            <w:tcW w:w="0" w:type="auto"/>
+            <w:tcMar>
+              <w:top w:w="120" w:type="dxa"/>
+              <w:left w:w="180" w:type="dxa"/>
+              <w:bottom w:w="120" w:type="dxa"/>
+              <w:right w:w="180" w:type="dxa"/>
+            </w:tcMar>
+            <w:vAlign w:val="center"/>
+            <w:hideMark/>
+          </w:tcPr>
+          <w:p>
+            <w:pPr>
+              <w:spacing w:after="120" w:line="240" w:lineRule="auto"/>
+              <w:rPr>
+                <w:rFonts w:ascii="Times New Roman" w:hAnsi="Times New Roman" w:cs="Times New Roman"/>
+                <w:sz w:val="24"/>
+                <w:szCs w:val="24"/>
+              </w:rPr>
+            </w:pPr>
+            <w:r>
+              <w:rPr>
+                <w:rFonts w:ascii="Times New Roman" w:hAnsi="Times New Roman" w:cs="Times New Roman"/>
+                <w:sz w:val="24"/>
+                <w:szCs w:val="24"/>
+              </w:rPr>
+              <w:t>Tên tệp gốc</w:t>
+            </w:r>
+          </w:p>
+        </w:tc>
+        <w:tc>
+          <w:tcPr>
+            <w:tcW w:w="0" w:type="auto"/>
+            <w:tcMar>
+              <w:top w:w="120" w:type="dxa"/>
+              <w:left w:w="180" w:type="dxa"/>
+              <w:bottom w:w="120" w:type="dxa"/>
+              <w:right w:w="180" w:type="dxa"/>
+            </w:tcMar>
+            <w:vAlign w:val="center"/>
+            <w:hideMark/>
+          </w:tcPr>
+          <w:p>
+            <w:pPr>
+              <w:spacing w:after="120" w:line="240" w:lineRule="auto"/>
+              <w:rPr>
+                <w:rFonts w:ascii="Times New Roman" w:hAnsi="Times New Roman" w:cs="Times New Roman"/>
+                <w:sz w:val="24"/>
+                <w:szCs w:val="24"/>
+              </w:rPr>
+            </w:pPr>
+            <w:r>
+              <w:rPr>
+                <w:rFonts w:ascii="Times New Roman" w:hAnsi="Times New Roman" w:cs="Times New Roman"/>
+                <w:sz w:val="24"/>
+                <w:szCs w:val="24"/>
+              </w:rPr>
+              <w:t>VD: quyet_dinh_123.pdf</w:t>
+            </w:r>
+          </w:p>
+        </w:tc>
+      </w:tr>
+      <w:tr>
+        <w:tc>
+          <w:tcPr>
+            <w:tcW w:w="0" w:type="auto"/>
+            <w:tcMar>
+              <w:top w:w="120" w:type="dxa"/>
+              <w:left w:w="180" w:type="dxa"/>
+              <w:bottom w:w="120" w:type="dxa"/>
+              <w:right w:w="180" w:type="dxa"/>
+            </w:tcMar>
+            <w:vAlign w:val="center"/>
+            <w:hideMark/>
+          </w:tcPr>
+          <w:p>
+            <w:pPr>
+              <w:spacing w:after="120" w:line="240" w:lineRule="auto"/>
+              <w:rPr>
+                <w:rFonts w:ascii="Times New Roman" w:hAnsi="Times New Roman" w:cs="Times New Roman"/>
+                <w:sz w:val="24"/>
+                <w:szCs w:val="24"/>
+              </w:rPr>
+            </w:pPr>
+            <w:r>
+              <w:rPr>
+                <w:rFonts w:ascii="Times New Roman" w:hAnsi="Times New Roman" w:cs="Times New Roman"/>
+                <w:sz w:val="24"/>
+                <w:szCs w:val="24"/>
+              </w:rPr>
+              <w:t>file_path</w:t>
+            </w:r>
+          </w:p>
+        </w:tc>
+        <w:tc>
+          <w:tcPr>
+            <w:tcW w:w="0" w:type="auto"/>
+            <w:tcMar>
+              <w:top w:w="120" w:type="dxa"/>
+              <w:left w:w="180" w:type="dxa"/>
+              <w:bottom w:w="120" w:type="dxa"/>
+              <w:right w:w="180" w:type="dxa"/>
+            </w:tcMar>
+            <w:vAlign w:val="center"/>
+            <w:hideMark/>
+          </w:tcPr>
+          <w:p>
+            <w:pPr>
+              <w:spacing w:after="120" w:line="240" w:lineRule="auto"/>
+              <w:rPr>
+                <w:rFonts w:ascii="Times New Roman" w:hAnsi="Times New Roman" w:cs="Times New Roman"/>
+                <w:sz w:val="24"/>
+                <w:szCs w:val="24"/>
+              </w:rPr>
+            </w:pPr>
+            <w:r>
+              <w:rPr>
+                <w:rFonts w:ascii="Times New Roman" w:hAnsi="Times New Roman" w:cs="Times New Roman"/>
+                <w:sz w:val="24"/>
+                <w:szCs w:val="24"/>
+              </w:rPr>
+              <w:t>VARCHAR(500)</w:t>
+            </w:r>
+          </w:p>
+        </w:tc>
+        <w:tc>
+          <w:tcPr>
+            <w:tcW w:w="0" w:type="auto"/>
+            <w:tcMar>
+              <w:top w:w="120" w:type="dxa"/>
+              <w:left w:w="180" w:type="dxa"/>
+              <w:bottom w:w="120" w:type="dxa"/>
+              <w:right w:w="180" w:type="dxa"/>
+            </w:tcMar>
+            <w:vAlign w:val="center"/>
+            <w:hideMark/>
+          </w:tcPr>
+          <w:p>
+            <w:pPr>
+              <w:spacing w:after="120" w:line="240" w:lineRule="auto"/>
+              <w:rPr>
+                <w:rFonts w:ascii="Times New Roman" w:hAnsi="Times New Roman" w:cs="Times New Roman"/>
+                <w:sz w:val="24"/>
+                <w:szCs w:val="24"/>
+              </w:rPr>
+            </w:pPr>
+            <w:r>
+              <w:rPr>
+                <w:rFonts w:ascii="Times New Roman" w:hAnsi="Times New Roman" w:cs="Times New Roman"/>
+                <w:sz w:val="24"/>
+                <w:szCs w:val="24"/>
+              </w:rPr>
+              <w:t>Đường dẫn lưu tệp</w:t>
+            </w:r>
+          </w:p>
+        </w:tc>
+        <w:tc>
+          <w:tcPr>
+            <w:tcW w:w="0" w:type="auto"/>
+            <w:tcMar>
+              <w:top w:w="120" w:type="dxa"/>
+              <w:left w:w="180" w:type="dxa"/>
+              <w:bottom w:w="120" w:type="dxa"/>
+              <w:right w:w="180" w:type="dxa"/>
+            </w:tcMar>
+            <w:vAlign w:val="center"/>
+            <w:hideMark/>
+          </w:tcPr>
+          <w:p>
+            <w:pPr>
+              <w:spacing w:after="120" w:line="240" w:lineRule="auto"/>
+              <w:rPr>
+                <w:rFonts w:ascii="Times New Roman" w:hAnsi="Times New Roman" w:cs="Times New Roman"/>
+                <w:sz w:val="24"/>
+                <w:szCs w:val="24"/>
+              </w:rPr>
+            </w:pPr>
+            <w:r>
+              <w:rPr>
+                <w:rFonts w:ascii="Times New Roman" w:hAnsi="Times New Roman" w:cs="Times New Roman"/>
+                <w:sz w:val="24"/>
+                <w:szCs w:val="24"/>
+              </w:rPr>
+              <w:t>Mức demo: lưu thư mục local/uploads</w:t>
+            </w:r>
+          </w:p>
+        </w:tc>
+      </w:tr>
+      <w:tr>
+        <w:tc>
+          <w:tcPr>
+            <w:tcW w:w="0" w:type="auto"/>
+            <w:tcMar>
+              <w:top w:w="120" w:type="dxa"/>
+              <w:left w:w="180" w:type="dxa"/>
+              <w:bottom w:w="120" w:type="dxa"/>
+              <w:right w:w="180" w:type="dxa"/>
+            </w:tcMar>
+            <w:vAlign w:val="center"/>
+            <w:hideMark/>
+          </w:tcPr>
+          <w:p>
+            <w:pPr>
+              <w:spacing w:after="120" w:line="240" w:lineRule="auto"/>
+              <w:rPr>
+                <w:rFonts w:ascii="Times New Roman" w:hAnsi="Times New Roman" w:cs="Times New Roman"/>
+                <w:sz w:val="24"/>
+                <w:szCs w:val="24"/>
+              </w:rPr>
+            </w:pPr>
+            <w:r>
+              <w:rPr>
+                <w:rFonts w:ascii="Times New Roman" w:hAnsi="Times New Roman" w:cs="Times New Roman"/>
+                <w:sz w:val="24"/>
+                <w:szCs w:val="24"/>
+              </w:rPr>
+              <w:t>extracted_text</w:t>
+            </w:r>
+          </w:p>
+        </w:tc>
+        <w:tc>
+          <w:tcPr>
+            <w:tcW w:w="0" w:type="auto"/>
+            <w:tcMar>
+              <w:top w:w="120" w:type="dxa"/>
+              <w:left w:w="180" w:type="dxa"/>
+              <w:bottom w:w="120" w:type="dxa"/>
+              <w:right w:w="180" w:type="dxa"/>
+            </w:tcMar>
+            <w:vAlign w:val="center"/>
+            <w:hideMark/>
+          </w:tcPr>
+          <w:p>
+            <w:pPr>
+              <w:spacing w:after="120" w:line="240" w:lineRule="auto"/>
+              <w:rPr>
+                <w:rFonts w:ascii="Times New Roman" w:hAnsi="Times New Roman" w:cs="Times New Roman"/>
+                <w:sz w:val="24"/>
+                <w:szCs w:val="24"/>
+              </w:rPr>
+            </w:pPr>
+            <w:r>
+              <w:rPr>
+                <w:rFonts w:ascii="Times New Roman" w:hAnsi="Times New Roman" w:cs="Times New Roman"/>
+                <w:sz w:val="24"/>
+                <w:szCs w:val="24"/>
+              </w:rPr>
+              <w:t>TEXT</w:t>
+            </w:r>
+          </w:p>
+        </w:tc>
+        <w:tc>
+          <w:tcPr>
+            <w:tcW w:w="0" w:type="auto"/>
+            <w:tcMar>
+              <w:top w:w="120" w:type="dxa"/>
+              <w:left w:w="180" w:type="dxa"/>
+              <w:bottom w:w="120" w:type="dxa"/>
+              <w:right w:w="180" w:type="dxa"/>
+            </w:tcMar>
+            <w:vAlign w:val="center"/>
+            <w:hideMark/>
+          </w:tcPr>
+          <w:p>
+            <w:pPr>
+              <w:spacing w:after="120" w:line="240" w:lineRule="auto"/>
+              <w:rPr>
+                <w:rFonts w:ascii="Times New Roman" w:hAnsi="Times New Roman" w:cs="Times New Roman"/>
+                <w:sz w:val="24"/>
+                <w:szCs w:val="24"/>
+              </w:rPr>
+            </w:pPr>
+            <w:r>
+              <w:rPr>
+                <w:rFonts w:ascii="Times New Roman" w:hAnsi="Times New Roman" w:cs="Times New Roman"/>
+                <w:sz w:val="24"/>
+                <w:szCs w:val="24"/>
+              </w:rPr>
+              <w:t>Văn bản thô</w:t>
+            </w:r>
+          </w:p>
+        </w:tc>
+        <w:tc>
+          <w:tcPr>
+            <w:tcW w:w="0" w:type="auto"/>
+            <w:tcMar>
+              <w:top w:w="120" w:type="dxa"/>
+              <w:left w:w="180" w:type="dxa"/>
+              <w:bottom w:w="120" w:type="dxa"/>
+              <w:right w:w="180" w:type="dxa"/>
+            </w:tcMar>
+            <w:vAlign w:val="center"/>
+            <w:hideMark/>
+          </w:tcPr>
+          <w:p>
+            <w:pPr>
+              <w:spacing w:after="120" w:line="240" w:lineRule="auto"/>
+              <w:rPr>
+                <w:rFonts w:ascii="Times New Roman" w:hAnsi="Times New Roman" w:cs="Times New Roman"/>
+                <w:sz w:val="24"/>
+                <w:szCs w:val="24"/>
+              </w:rPr>
+            </w:pPr>
+            <w:r>
+              <w:rPr>
+                <w:rFonts w:ascii="Times New Roman" w:hAnsi="Times New Roman" w:cs="Times New Roman"/>
+                <w:sz w:val="24"/>
+                <w:szCs w:val="24"/>
+              </w:rPr>
+              <w:t>Kết quả đọc PDF/DOCX làm đầu vào cho AI</w:t>
+            </w:r>
+          </w:p>
+        </w:tc>
+      </w:tr>
+      <w:tr>
+        <w:tc>
+          <w:tcPr>
+            <w:tcW w:w="0" w:type="auto"/>
+            <w:tcMar>
+              <w:top w:w="120" w:type="dxa"/>
+              <w:left w:w="180" w:type="dxa"/>
+              <w:bottom w:w="120" w:type="dxa"/>
+              <w:right w:w="180" w:type="dxa"/>
+            </w:tcMar>
+            <w:vAlign w:val="center"/>
+            <w:hideMark/>
+          </w:tcPr>
+          <w:p>
+            <w:pPr>
+              <w:spacing w:after="120" w:line="240" w:lineRule="auto"/>
+              <w:rPr>
+                <w:rFonts w:ascii="Times New Roman" w:hAnsi="Times New Roman" w:cs="Times New Roman"/>
+                <w:sz w:val="24"/>
+                <w:szCs w:val="24"/>
+              </w:rPr>
+            </w:pPr>
+            <w:r>
+              <w:rPr>
+                <w:rFonts w:ascii="Times New Roman" w:hAnsi="Times New Roman" w:cs="Times New Roman"/>
+                <w:sz w:val="24"/>
+                <w:szCs w:val="24"/>
+              </w:rPr>
+              <w:t>uploaded_at</w:t>
+            </w:r>
+          </w:p>
+        </w:tc>
+        <w:tc>
+          <w:tcPr>
+            <w:tcW w:w="0" w:type="auto"/>
+            <w:tcMar>
+              <w:top w:w="120" w:type="dxa"/>
+              <w:left w:w="180" w:type="dxa"/>
+              <w:bottom w:w="120" w:type="dxa"/>
+              <w:right w:w="180" w:type="dxa"/>
+            </w:tcMar>
+            <w:vAlign w:val="center"/>
+            <w:hideMark/>
+          </w:tcPr>
+          <w:p>
+            <w:pPr>
+              <w:spacing w:after="120" w:line="240" w:lineRule="auto"/>
+              <w:rPr>
+                <w:rFonts w:ascii="Times New Roman" w:hAnsi="Times New Roman" w:cs="Times New Roman"/>
+                <w:sz w:val="24"/>
+                <w:szCs w:val="24"/>
+              </w:rPr>
+            </w:pPr>
+            <w:r>
+              <w:rPr>
+                <w:rFonts w:ascii="Times New Roman" w:hAnsi="Times New Roman" w:cs="Times New Roman"/>
+                <w:sz w:val="24"/>
+                <w:szCs w:val="24"/>
+              </w:rPr>
+              <w:t>DATETIME</w:t>
+            </w:r>
+          </w:p>
+        </w:tc>
+        <w:tc>
+          <w:tcPr>
+            <w:tcW w:w="0" w:type="auto"/>
+            <w:tcMar>
+              <w:top w:w="120" w:type="dxa"/>
+              <w:left w:w="180" w:type="dxa"/>
+              <w:bottom w:w="120" w:type="dxa"/>
+              <w:right w:w="180" w:type="dxa"/>
+            </w:tcMar>
+            <w:vAlign w:val="center"/>
+            <w:hideMark/>
+          </w:tcPr>
+          <w:p>
+            <w:pPr>
+              <w:spacing w:after="120" w:line="240" w:lineRule="auto"/>
+              <w:rPr>
+                <w:rFonts w:ascii="Times New Roman" w:hAnsi="Times New Roman" w:cs="Times New Roman"/>
+                <w:sz w:val="24"/>
+                <w:szCs w:val="24"/>
+              </w:rPr>
+            </w:pPr>
+            <w:r>
+              <w:rPr>
+                <w:rFonts w:ascii="Times New Roman" w:hAnsi="Times New Roman" w:cs="Times New Roman"/>
+                <w:sz w:val="24"/>
+                <w:szCs w:val="24"/>
+              </w:rPr>
+              <w:t>Thời gian tải lên</w:t>
+            </w:r>
+          </w:p>
+        </w:tc>
+        <w:tc>
+          <w:tcPr>
+            <w:tcW w:w="0" w:type="auto"/>
+            <w:tcMar>
+              <w:top w:w="120" w:type="dxa"/>
+              <w:left w:w="180" w:type="dxa"/>
+              <w:bottom w:w="120" w:type="dxa"/>
+              <w:right w:w="180" w:type="dxa"/>
+            </w:tcMar>
+            <w:vAlign w:val="center"/>
+            <w:hideMark/>
+          </w:tcPr>
+          <w:p>
+            <w:pPr>
+              <w:spacing w:after="120" w:line="240" w:lineRule="auto"/>
+              <w:rPr>
+                <w:rFonts w:ascii="Times New Roman" w:hAnsi="Times New Roman" w:cs="Times New Roman"/>
+                <w:sz w:val="24"/>
+                <w:szCs w:val="24"/>
+              </w:rPr>
+            </w:pPr>
+            <w:r>
+              <w:rPr>
+                <w:rFonts w:ascii="Times New Roman" w:hAnsi="Times New Roman" w:cs="Times New Roman"/>
+                <w:sz w:val="24"/>
+                <w:szCs w:val="24"/>
+              </w:rPr>
+              <w:t>Tự động sinh</w:t>
+            </w:r>
+          </w:p>
+        </w:tc>
+      </w:tr>
+    </w:tbl>
+    <w:p>
+      <w:pPr>
+        <w:spacing w:after="120" w:line="240" w:lineRule="auto"/>
+        <w:rPr>
+          <w:rFonts w:ascii="Times New Roman" w:hAnsi="Times New Roman" w:cs="Times New Roman"/>
+          <w:b/>
+          <w:bCs/>
+          <w:sz w:val="24"/>
+          <w:szCs w:val="24"/>
+        </w:rPr>
+      </w:pPr>
+      <w:r>
+        <w:rPr>
+          <w:rFonts w:ascii="Times New Roman" w:hAnsi="Times New Roman" w:cs="Times New Roman"/>
+          <w:b/>
+          <w:bCs/>
+          <w:sz w:val="24"/>
+          <w:szCs w:val="24"/>
+        </w:rPr>
+        <w:t>5. Bảng task_assignments (Phân công xử lý)</w:t>
       </w:r>
     </w:p>
     <w:p>
       <w:pPr>
-        <w:numPr>
-          <w:ilvl w:val="0"/>
-          <w:numId w:val="4"/>
-        </w:numPr>
         <w:spacing w:after="120" w:line="240" w:lineRule="auto"/>
         <w:rPr>
           <w:rFonts w:ascii="Times New Roman" w:hAnsi="Times New Roman" w:cs="Times New Roman"/>
@@ -1290,7 +5553,7 @@
           <w:sz w:val="24"/>
           <w:szCs w:val="24"/>
         </w:rPr>
-        <w:t>Bảng task_assignments (Phân công xử lý):</w:t>
+        <w:t>Mục đích:</w:t>
       </w:r>
       <w:r>
         <w:rPr>
@@ -1298,15 +5561,1412 @@
           <w:sz w:val="24"/>
           <w:szCs w:val="24"/>
         </w:rPr>
-        <w:t> Bảng trung gian theo dõi tiến độ công việc, liên kết giữa documents (công văn) và users (Lãnh đạo giao việc - Chuyên viên nhận việc), ghi nhận hạn chót (deadline).</w:t>
+        <w:t xml:space="preserve"> Bảng trung gian để Lãnh đạo giao việc, chỉ định thời hạn cho Chuyên viên.</w:t>
+      </w:r>
+    </w:p>
+    <w:tbl>
+      <w:tblPr>
+        <w:tblW w:w="0" w:type="auto"/>
+        <w:tblCellMar>
+          <w:top w:w="15" w:type="dxa"/>
+          <w:left w:w="15" w:type="dxa"/>
+          <w:bottom w:w="15" w:type="dxa"/>
+          <w:right w:w="15" w:type="dxa"/>
+        </w:tblCellMar>
+        <w:tblLook w:val="04A0" w:firstRow="1" w:lastRow="0" w:firstColumn="1" w:lastColumn="0" w:noHBand="0" w:noVBand="1"/>
+      </w:tblPr>
+      <w:tblGrid>
+        <w:gridCol w:w="1775"/>
+        <w:gridCol w:w="1934"/>
+        <w:gridCol w:w="1806"/>
+        <w:gridCol w:w="3540"/>
+      </w:tblGrid>
+      <w:tr>
+        <w:trPr>
+          <w:tblHeader/>
+        </w:trPr>
+        <w:tc>
+          <w:tcPr>
+            <w:tcW w:w="0" w:type="auto"/>
+            <w:tcBorders>
+              <w:top w:val="single" w:sz="6" w:space="0" w:color="C4C7C5"/>
+              <w:left w:val="single" w:sz="6" w:space="0" w:color="C4C7C5"/>
+              <w:bottom w:val="single" w:sz="6" w:space="0" w:color="C4C7C5"/>
+              <w:right w:val="single" w:sz="6" w:space="0" w:color="C4C7C5"/>
+            </w:tcBorders>
+            <w:tcMar>
+              <w:top w:w="120" w:type="dxa"/>
+              <w:left w:w="180" w:type="dxa"/>
+              <w:bottom w:w="120" w:type="dxa"/>
+              <w:right w:w="180" w:type="dxa"/>
+            </w:tcMar>
+            <w:vAlign w:val="center"/>
+            <w:hideMark/>
+          </w:tcPr>
+          <w:p>
+            <w:pPr>
+              <w:spacing w:after="120" w:line="240" w:lineRule="auto"/>
+              <w:rPr>
+                <w:rFonts w:ascii="Times New Roman" w:hAnsi="Times New Roman" w:cs="Times New Roman"/>
+                <w:sz w:val="24"/>
+                <w:szCs w:val="24"/>
+              </w:rPr>
+            </w:pPr>
+            <w:r>
+              <w:rPr>
+                <w:rFonts w:ascii="Times New Roman" w:hAnsi="Times New Roman" w:cs="Times New Roman"/>
+                <w:b/>
+                <w:bCs/>
+                <w:sz w:val="24"/>
+                <w:szCs w:val="24"/>
+              </w:rPr>
+              <w:t>Tên thuộc tính</w:t>
+            </w:r>
+          </w:p>
+        </w:tc>
+        <w:tc>
+          <w:tcPr>
+            <w:tcW w:w="0" w:type="auto"/>
+            <w:tcBorders>
+              <w:top w:val="single" w:sz="6" w:space="0" w:color="C4C7C5"/>
+              <w:left w:val="single" w:sz="6" w:space="0" w:color="C4C7C5"/>
+              <w:bottom w:val="single" w:sz="6" w:space="0" w:color="C4C7C5"/>
+              <w:right w:val="single" w:sz="6" w:space="0" w:color="C4C7C5"/>
+            </w:tcBorders>
+            <w:tcMar>
+              <w:top w:w="120" w:type="dxa"/>
+              <w:left w:w="180" w:type="dxa"/>
+              <w:bottom w:w="120" w:type="dxa"/>
+              <w:right w:w="180" w:type="dxa"/>
+            </w:tcMar>
+            <w:vAlign w:val="center"/>
+            <w:hideMark/>
+          </w:tcPr>
+          <w:p>
+            <w:pPr>
+              <w:spacing w:after="120" w:line="240" w:lineRule="auto"/>
+              <w:rPr>
+                <w:rFonts w:ascii="Times New Roman" w:hAnsi="Times New Roman" w:cs="Times New Roman"/>
+                <w:sz w:val="24"/>
+                <w:szCs w:val="24"/>
+              </w:rPr>
+            </w:pPr>
+            <w:r>
+              <w:rPr>
+                <w:rFonts w:ascii="Times New Roman" w:hAnsi="Times New Roman" w:cs="Times New Roman"/>
+                <w:b/>
+                <w:bCs/>
+                <w:sz w:val="24"/>
+                <w:szCs w:val="24"/>
+              </w:rPr>
+              <w:t>Kiểu dữ liệu</w:t>
+            </w:r>
+          </w:p>
+        </w:tc>
+        <w:tc>
+          <w:tcPr>
+            <w:tcW w:w="0" w:type="auto"/>
+            <w:tcBorders>
+              <w:top w:val="single" w:sz="6" w:space="0" w:color="C4C7C5"/>
+              <w:left w:val="single" w:sz="6" w:space="0" w:color="C4C7C5"/>
+              <w:bottom w:val="single" w:sz="6" w:space="0" w:color="C4C7C5"/>
+              <w:right w:val="single" w:sz="6" w:space="0" w:color="C4C7C5"/>
+            </w:tcBorders>
+            <w:tcMar>
+              <w:top w:w="120" w:type="dxa"/>
+              <w:left w:w="180" w:type="dxa"/>
+              <w:bottom w:w="120" w:type="dxa"/>
+              <w:right w:w="180" w:type="dxa"/>
+            </w:tcMar>
+            <w:vAlign w:val="center"/>
+            <w:hideMark/>
+          </w:tcPr>
+          <w:p>
+            <w:pPr>
+              <w:spacing w:after="120" w:line="240" w:lineRule="auto"/>
+              <w:rPr>
+                <w:rFonts w:ascii="Times New Roman" w:hAnsi="Times New Roman" w:cs="Times New Roman"/>
+                <w:sz w:val="24"/>
+                <w:szCs w:val="24"/>
+              </w:rPr>
+            </w:pPr>
+            <w:r>
+              <w:rPr>
+                <w:rFonts w:ascii="Times New Roman" w:hAnsi="Times New Roman" w:cs="Times New Roman"/>
+                <w:b/>
+                <w:bCs/>
+                <w:sz w:val="24"/>
+                <w:szCs w:val="24"/>
+              </w:rPr>
+              <w:t>Mô tả</w:t>
+            </w:r>
+          </w:p>
+        </w:tc>
+        <w:tc>
+          <w:tcPr>
+            <w:tcW w:w="0" w:type="auto"/>
+            <w:tcBorders>
+              <w:top w:val="single" w:sz="6" w:space="0" w:color="C4C7C5"/>
+              <w:left w:val="single" w:sz="6" w:space="0" w:color="C4C7C5"/>
+              <w:bottom w:val="single" w:sz="6" w:space="0" w:color="C4C7C5"/>
+              <w:right w:val="single" w:sz="6" w:space="0" w:color="C4C7C5"/>
+            </w:tcBorders>
+            <w:tcMar>
+              <w:top w:w="120" w:type="dxa"/>
+              <w:left w:w="180" w:type="dxa"/>
+              <w:bottom w:w="120" w:type="dxa"/>
+              <w:right w:w="180" w:type="dxa"/>
+            </w:tcMar>
+            <w:vAlign w:val="center"/>
+            <w:hideMark/>
+          </w:tcPr>
+          <w:p>
+            <w:pPr>
+              <w:spacing w:after="120" w:line="240" w:lineRule="auto"/>
+              <w:rPr>
+                <w:rFonts w:ascii="Times New Roman" w:hAnsi="Times New Roman" w:cs="Times New Roman"/>
+                <w:sz w:val="24"/>
+                <w:szCs w:val="24"/>
+              </w:rPr>
+            </w:pPr>
+            <w:r>
+              <w:rPr>
+                <w:rFonts w:ascii="Times New Roman" w:hAnsi="Times New Roman" w:cs="Times New Roman"/>
+                <w:b/>
+                <w:bCs/>
+                <w:sz w:val="24"/>
+                <w:szCs w:val="24"/>
+              </w:rPr>
+              <w:t>Ghi chú</w:t>
+            </w:r>
+          </w:p>
+        </w:tc>
+      </w:tr>
+      <w:tr>
+        <w:tc>
+          <w:tcPr>
+            <w:tcW w:w="0" w:type="auto"/>
+            <w:tcBorders>
+              <w:top w:val="single" w:sz="6" w:space="0" w:color="C4C7C5"/>
+              <w:left w:val="single" w:sz="6" w:space="0" w:color="C4C7C5"/>
+              <w:bottom w:val="single" w:sz="6" w:space="0" w:color="C4C7C5"/>
+              <w:right w:val="single" w:sz="6" w:space="0" w:color="C4C7C5"/>
+            </w:tcBorders>
+            <w:tcMar>
+              <w:top w:w="120" w:type="dxa"/>
+              <w:left w:w="180" w:type="dxa"/>
+              <w:bottom w:w="120" w:type="dxa"/>
+              <w:right w:w="180" w:type="dxa"/>
+            </w:tcMar>
+            <w:vAlign w:val="center"/>
+            <w:hideMark/>
+          </w:tcPr>
+          <w:p>
+            <w:pPr>
+              <w:spacing w:after="120" w:line="240" w:lineRule="auto"/>
+              <w:rPr>
+                <w:rFonts w:ascii="Times New Roman" w:hAnsi="Times New Roman" w:cs="Times New Roman"/>
+                <w:sz w:val="24"/>
+                <w:szCs w:val="24"/>
+              </w:rPr>
+            </w:pPr>
+            <w:r>
+              <w:rPr>
+                <w:rFonts w:ascii="Times New Roman" w:hAnsi="Times New Roman" w:cs="Times New Roman"/>
+                <w:sz w:val="24"/>
+                <w:szCs w:val="24"/>
+              </w:rPr>
+              <w:t>id</w:t>
+            </w:r>
+          </w:p>
+        </w:tc>
+        <w:tc>
+          <w:tcPr>
+            <w:tcW w:w="0" w:type="auto"/>
+            <w:tcBorders>
+              <w:top w:val="single" w:sz="6" w:space="0" w:color="C4C7C5"/>
+              <w:left w:val="single" w:sz="6" w:space="0" w:color="C4C7C5"/>
+              <w:bottom w:val="single" w:sz="6" w:space="0" w:color="C4C7C5"/>
+              <w:right w:val="single" w:sz="6" w:space="0" w:color="C4C7C5"/>
+            </w:tcBorders>
+            <w:tcMar>
+              <w:top w:w="120" w:type="dxa"/>
+              <w:left w:w="180" w:type="dxa"/>
+              <w:bottom w:w="120" w:type="dxa"/>
+              <w:right w:w="180" w:type="dxa"/>
+            </w:tcMar>
+            <w:vAlign w:val="center"/>
+            <w:hideMark/>
+          </w:tcPr>
+          <w:p>
+            <w:pPr>
+              <w:spacing w:after="120" w:line="240" w:lineRule="auto"/>
+              <w:rPr>
+                <w:rFonts w:ascii="Times New Roman" w:hAnsi="Times New Roman" w:cs="Times New Roman"/>
+                <w:sz w:val="24"/>
+                <w:szCs w:val="24"/>
+              </w:rPr>
+            </w:pPr>
+            <w:r>
+              <w:rPr>
+                <w:rFonts w:ascii="Times New Roman" w:hAnsi="Times New Roman" w:cs="Times New Roman"/>
+                <w:sz w:val="24"/>
+                <w:szCs w:val="24"/>
+              </w:rPr>
+              <w:t>INT</w:t>
+            </w:r>
+          </w:p>
+        </w:tc>
+        <w:tc>
+          <w:tcPr>
+            <w:tcW w:w="0" w:type="auto"/>
+            <w:tcBorders>
+              <w:top w:val="single" w:sz="6" w:space="0" w:color="C4C7C5"/>
+              <w:left w:val="single" w:sz="6" w:space="0" w:color="C4C7C5"/>
+              <w:bottom w:val="single" w:sz="6" w:space="0" w:color="C4C7C5"/>
+              <w:right w:val="single" w:sz="6" w:space="0" w:color="C4C7C5"/>
+            </w:tcBorders>
+            <w:tcMar>
+              <w:top w:w="120" w:type="dxa"/>
+              <w:left w:w="180" w:type="dxa"/>
+              <w:bottom w:w="120" w:type="dxa"/>
+              <w:right w:w="180" w:type="dxa"/>
+            </w:tcMar>
+            <w:vAlign w:val="center"/>
+            <w:hideMark/>
+          </w:tcPr>
+          <w:p>
+            <w:pPr>
+              <w:spacing w:after="120" w:line="240" w:lineRule="auto"/>
+              <w:rPr>
+                <w:rFonts w:ascii="Times New Roman" w:hAnsi="Times New Roman" w:cs="Times New Roman"/>
+                <w:sz w:val="24"/>
+                <w:szCs w:val="24"/>
+              </w:rPr>
+            </w:pPr>
+            <w:r>
+              <w:rPr>
+                <w:rFonts w:ascii="Times New Roman" w:hAnsi="Times New Roman" w:cs="Times New Roman"/>
+                <w:sz w:val="24"/>
+                <w:szCs w:val="24"/>
+              </w:rPr>
+              <w:t>Khóa chính</w:t>
+            </w:r>
+          </w:p>
+        </w:tc>
+        <w:tc>
+          <w:tcPr>
+            <w:tcW w:w="0" w:type="auto"/>
+            <w:tcBorders>
+              <w:top w:val="single" w:sz="6" w:space="0" w:color="C4C7C5"/>
+              <w:left w:val="single" w:sz="6" w:space="0" w:color="C4C7C5"/>
+              <w:bottom w:val="single" w:sz="6" w:space="0" w:color="C4C7C5"/>
+              <w:right w:val="single" w:sz="6" w:space="0" w:color="C4C7C5"/>
+            </w:tcBorders>
+            <w:tcMar>
+              <w:top w:w="120" w:type="dxa"/>
+              <w:left w:w="180" w:type="dxa"/>
+              <w:bottom w:w="120" w:type="dxa"/>
+              <w:right w:w="180" w:type="dxa"/>
+            </w:tcMar>
+            <w:vAlign w:val="center"/>
+            <w:hideMark/>
+          </w:tcPr>
+          <w:p>
+            <w:pPr>
+              <w:spacing w:after="120" w:line="240" w:lineRule="auto"/>
+              <w:rPr>
+                <w:rFonts w:ascii="Times New Roman" w:hAnsi="Times New Roman" w:cs="Times New Roman"/>
+                <w:sz w:val="24"/>
+                <w:szCs w:val="24"/>
+              </w:rPr>
+            </w:pPr>
+            <w:r>
+              <w:rPr>
+                <w:rFonts w:ascii="Times New Roman" w:hAnsi="Times New Roman" w:cs="Times New Roman"/>
+                <w:sz w:val="24"/>
+                <w:szCs w:val="24"/>
+              </w:rPr>
+              <w:t>Tự động tăng</w:t>
+            </w:r>
+          </w:p>
+        </w:tc>
+      </w:tr>
+      <w:tr>
+        <w:tc>
+          <w:tcPr>
+            <w:tcW w:w="0" w:type="auto"/>
+            <w:tcBorders>
+              <w:top w:val="single" w:sz="6" w:space="0" w:color="C4C7C5"/>
+              <w:left w:val="single" w:sz="6" w:space="0" w:color="C4C7C5"/>
+              <w:bottom w:val="single" w:sz="6" w:space="0" w:color="C4C7C5"/>
+              <w:right w:val="single" w:sz="6" w:space="0" w:color="C4C7C5"/>
+            </w:tcBorders>
+            <w:tcMar>
+              <w:top w:w="120" w:type="dxa"/>
+              <w:left w:w="180" w:type="dxa"/>
+              <w:bottom w:w="120" w:type="dxa"/>
+              <w:right w:w="180" w:type="dxa"/>
+            </w:tcMar>
+            <w:vAlign w:val="center"/>
+            <w:hideMark/>
+          </w:tcPr>
+          <w:p>
+            <w:pPr>
+              <w:spacing w:after="120" w:line="240" w:lineRule="auto"/>
+              <w:rPr>
+                <w:rFonts w:ascii="Times New Roman" w:hAnsi="Times New Roman" w:cs="Times New Roman"/>
+                <w:sz w:val="24"/>
+                <w:szCs w:val="24"/>
+              </w:rPr>
+            </w:pPr>
+            <w:r>
+              <w:rPr>
+                <w:rFonts w:ascii="Times New Roman" w:hAnsi="Times New Roman" w:cs="Times New Roman"/>
+                <w:sz w:val="24"/>
+                <w:szCs w:val="24"/>
+              </w:rPr>
+              <w:t>document_id</w:t>
+            </w:r>
+          </w:p>
+        </w:tc>
+        <w:tc>
+          <w:tcPr>
+            <w:tcW w:w="0" w:type="auto"/>
+            <w:tcBorders>
+              <w:top w:val="single" w:sz="6" w:space="0" w:color="C4C7C5"/>
+              <w:left w:val="single" w:sz="6" w:space="0" w:color="C4C7C5"/>
+              <w:bottom w:val="single" w:sz="6" w:space="0" w:color="C4C7C5"/>
+              <w:right w:val="single" w:sz="6" w:space="0" w:color="C4C7C5"/>
+            </w:tcBorders>
+            <w:tcMar>
+              <w:top w:w="120" w:type="dxa"/>
+              <w:left w:w="180" w:type="dxa"/>
+              <w:bottom w:w="120" w:type="dxa"/>
+              <w:right w:w="180" w:type="dxa"/>
+            </w:tcMar>
+            <w:vAlign w:val="center"/>
+            <w:hideMark/>
+          </w:tcPr>
+          <w:p>
+            <w:pPr>
+              <w:spacing w:after="120" w:line="240" w:lineRule="auto"/>
+              <w:rPr>
+                <w:rFonts w:ascii="Times New Roman" w:hAnsi="Times New Roman" w:cs="Times New Roman"/>
+                <w:sz w:val="24"/>
+                <w:szCs w:val="24"/>
+              </w:rPr>
+            </w:pPr>
+            <w:r>
+              <w:rPr>
+                <w:rFonts w:ascii="Times New Roman" w:hAnsi="Times New Roman" w:cs="Times New Roman"/>
+                <w:sz w:val="24"/>
+                <w:szCs w:val="24"/>
+              </w:rPr>
+              <w:t>INT</w:t>
+            </w:r>
+          </w:p>
+        </w:tc>
+        <w:tc>
+          <w:tcPr>
+            <w:tcW w:w="0" w:type="auto"/>
+            <w:tcBorders>
+              <w:top w:val="single" w:sz="6" w:space="0" w:color="C4C7C5"/>
+              <w:left w:val="single" w:sz="6" w:space="0" w:color="C4C7C5"/>
+              <w:bottom w:val="single" w:sz="6" w:space="0" w:color="C4C7C5"/>
+              <w:right w:val="single" w:sz="6" w:space="0" w:color="C4C7C5"/>
+            </w:tcBorders>
+            <w:tcMar>
+              <w:top w:w="120" w:type="dxa"/>
+              <w:left w:w="180" w:type="dxa"/>
+              <w:bottom w:w="120" w:type="dxa"/>
+              <w:right w:w="180" w:type="dxa"/>
+            </w:tcMar>
+            <w:vAlign w:val="center"/>
+            <w:hideMark/>
+          </w:tcPr>
+          <w:p>
+            <w:pPr>
+              <w:spacing w:after="120" w:line="240" w:lineRule="auto"/>
+              <w:rPr>
+                <w:rFonts w:ascii="Times New Roman" w:hAnsi="Times New Roman" w:cs="Times New Roman"/>
+                <w:sz w:val="24"/>
+                <w:szCs w:val="24"/>
+              </w:rPr>
+            </w:pPr>
+            <w:r>
+              <w:rPr>
+                <w:rFonts w:ascii="Times New Roman" w:hAnsi="Times New Roman" w:cs="Times New Roman"/>
+                <w:sz w:val="24"/>
+                <w:szCs w:val="24"/>
+              </w:rPr>
+              <w:t>Khóa ngoại</w:t>
+            </w:r>
+          </w:p>
+        </w:tc>
+        <w:tc>
+          <w:tcPr>
+            <w:tcW w:w="0" w:type="auto"/>
+            <w:tcBorders>
+              <w:top w:val="single" w:sz="6" w:space="0" w:color="C4C7C5"/>
+              <w:left w:val="single" w:sz="6" w:space="0" w:color="C4C7C5"/>
+              <w:bottom w:val="single" w:sz="6" w:space="0" w:color="C4C7C5"/>
+              <w:right w:val="single" w:sz="6" w:space="0" w:color="C4C7C5"/>
+            </w:tcBorders>
+            <w:tcMar>
+              <w:top w:w="120" w:type="dxa"/>
+              <w:left w:w="180" w:type="dxa"/>
+              <w:bottom w:w="120" w:type="dxa"/>
+              <w:right w:w="180" w:type="dxa"/>
+            </w:tcMar>
+            <w:vAlign w:val="center"/>
+            <w:hideMark/>
+          </w:tcPr>
+          <w:p>
+            <w:pPr>
+              <w:spacing w:after="120" w:line="240" w:lineRule="auto"/>
+              <w:rPr>
+                <w:rFonts w:ascii="Times New Roman" w:hAnsi="Times New Roman" w:cs="Times New Roman"/>
+                <w:sz w:val="24"/>
+                <w:szCs w:val="24"/>
+              </w:rPr>
+            </w:pPr>
+            <w:r>
+              <w:rPr>
+                <w:rFonts w:ascii="Times New Roman" w:hAnsi="Times New Roman" w:cs="Times New Roman"/>
+                <w:sz w:val="24"/>
+                <w:szCs w:val="24"/>
+              </w:rPr>
+              <w:t>Liên kết tới bảng documents</w:t>
+            </w:r>
+          </w:p>
+        </w:tc>
+      </w:tr>
+      <w:tr>
+        <w:tc>
+          <w:tcPr>
+            <w:tcW w:w="0" w:type="auto"/>
+            <w:tcBorders>
+              <w:top w:val="single" w:sz="6" w:space="0" w:color="C4C7C5"/>
+              <w:left w:val="single" w:sz="6" w:space="0" w:color="C4C7C5"/>
+              <w:bottom w:val="single" w:sz="6" w:space="0" w:color="C4C7C5"/>
+              <w:right w:val="single" w:sz="6" w:space="0" w:color="C4C7C5"/>
+            </w:tcBorders>
+            <w:tcMar>
+              <w:top w:w="120" w:type="dxa"/>
+              <w:left w:w="180" w:type="dxa"/>
+              <w:bottom w:w="120" w:type="dxa"/>
+              <w:right w:w="180" w:type="dxa"/>
+            </w:tcMar>
+            <w:vAlign w:val="center"/>
+            <w:hideMark/>
+          </w:tcPr>
+          <w:p>
+            <w:pPr>
+              <w:spacing w:after="120" w:line="240" w:lineRule="auto"/>
+              <w:rPr>
+                <w:rFonts w:ascii="Times New Roman" w:hAnsi="Times New Roman" w:cs="Times New Roman"/>
+                <w:sz w:val="24"/>
+                <w:szCs w:val="24"/>
+              </w:rPr>
+            </w:pPr>
+            <w:r>
+              <w:rPr>
+                <w:rFonts w:ascii="Times New Roman" w:hAnsi="Times New Roman" w:cs="Times New Roman"/>
+                <w:sz w:val="24"/>
+                <w:szCs w:val="24"/>
+              </w:rPr>
+              <w:t>assigner_id</w:t>
+            </w:r>
+          </w:p>
+        </w:tc>
+        <w:tc>
+          <w:tcPr>
+            <w:tcW w:w="0" w:type="auto"/>
+            <w:tcBorders>
+              <w:top w:val="single" w:sz="6" w:space="0" w:color="C4C7C5"/>
+              <w:left w:val="single" w:sz="6" w:space="0" w:color="C4C7C5"/>
+              <w:bottom w:val="single" w:sz="6" w:space="0" w:color="C4C7C5"/>
+              <w:right w:val="single" w:sz="6" w:space="0" w:color="C4C7C5"/>
+            </w:tcBorders>
+            <w:tcMar>
+              <w:top w:w="120" w:type="dxa"/>
+              <w:left w:w="180" w:type="dxa"/>
+              <w:bottom w:w="120" w:type="dxa"/>
+              <w:right w:w="180" w:type="dxa"/>
+            </w:tcMar>
+            <w:vAlign w:val="center"/>
+            <w:hideMark/>
+          </w:tcPr>
+          <w:p>
+            <w:pPr>
+              <w:spacing w:after="120" w:line="240" w:lineRule="auto"/>
+              <w:rPr>
+                <w:rFonts w:ascii="Times New Roman" w:hAnsi="Times New Roman" w:cs="Times New Roman"/>
+                <w:sz w:val="24"/>
+                <w:szCs w:val="24"/>
+              </w:rPr>
+            </w:pPr>
+            <w:r>
+              <w:rPr>
+                <w:rFonts w:ascii="Times New Roman" w:hAnsi="Times New Roman" w:cs="Times New Roman"/>
+                <w:sz w:val="24"/>
+                <w:szCs w:val="24"/>
+              </w:rPr>
+              <w:t>INT</w:t>
+            </w:r>
+          </w:p>
+        </w:tc>
+        <w:tc>
+          <w:tcPr>
+            <w:tcW w:w="0" w:type="auto"/>
+            <w:tcBorders>
+              <w:top w:val="single" w:sz="6" w:space="0" w:color="C4C7C5"/>
+              <w:left w:val="single" w:sz="6" w:space="0" w:color="C4C7C5"/>
+              <w:bottom w:val="single" w:sz="6" w:space="0" w:color="C4C7C5"/>
+              <w:right w:val="single" w:sz="6" w:space="0" w:color="C4C7C5"/>
+            </w:tcBorders>
+            <w:tcMar>
+              <w:top w:w="120" w:type="dxa"/>
+              <w:left w:w="180" w:type="dxa"/>
+              <w:bottom w:w="120" w:type="dxa"/>
+              <w:right w:w="180" w:type="dxa"/>
+            </w:tcMar>
+            <w:vAlign w:val="center"/>
+            <w:hideMark/>
+          </w:tcPr>
+          <w:p>
+            <w:pPr>
+              <w:spacing w:after="120" w:line="240" w:lineRule="auto"/>
+              <w:rPr>
+                <w:rFonts w:ascii="Times New Roman" w:hAnsi="Times New Roman" w:cs="Times New Roman"/>
+                <w:sz w:val="24"/>
+                <w:szCs w:val="24"/>
+              </w:rPr>
+            </w:pPr>
+            <w:r>
+              <w:rPr>
+                <w:rFonts w:ascii="Times New Roman" w:hAnsi="Times New Roman" w:cs="Times New Roman"/>
+                <w:sz w:val="24"/>
+                <w:szCs w:val="24"/>
+              </w:rPr>
+              <w:t>Khóa ngoại (Người giao)</w:t>
+            </w:r>
+          </w:p>
+        </w:tc>
+        <w:tc>
+          <w:tcPr>
+            <w:tcW w:w="0" w:type="auto"/>
+            <w:tcBorders>
+              <w:top w:val="single" w:sz="6" w:space="0" w:color="C4C7C5"/>
+              <w:left w:val="single" w:sz="6" w:space="0" w:color="C4C7C5"/>
+              <w:bottom w:val="single" w:sz="6" w:space="0" w:color="C4C7C5"/>
+              <w:right w:val="single" w:sz="6" w:space="0" w:color="C4C7C5"/>
+            </w:tcBorders>
+            <w:tcMar>
+              <w:top w:w="120" w:type="dxa"/>
+              <w:left w:w="180" w:type="dxa"/>
+              <w:bottom w:w="120" w:type="dxa"/>
+              <w:right w:w="180" w:type="dxa"/>
+            </w:tcMar>
+            <w:vAlign w:val="center"/>
+            <w:hideMark/>
+          </w:tcPr>
+          <w:p>
+            <w:pPr>
+              <w:spacing w:after="120" w:line="240" w:lineRule="auto"/>
+              <w:rPr>
+                <w:rFonts w:ascii="Times New Roman" w:hAnsi="Times New Roman" w:cs="Times New Roman"/>
+                <w:sz w:val="24"/>
+                <w:szCs w:val="24"/>
+              </w:rPr>
+            </w:pPr>
+            <w:r>
+              <w:rPr>
+                <w:rFonts w:ascii="Times New Roman" w:hAnsi="Times New Roman" w:cs="Times New Roman"/>
+                <w:sz w:val="24"/>
+                <w:szCs w:val="24"/>
+              </w:rPr>
+              <w:t>Liên kết bảng users (thường là LEADER)</w:t>
+            </w:r>
+          </w:p>
+        </w:tc>
+      </w:tr>
+      <w:tr>
+        <w:tc>
+          <w:tcPr>
+            <w:tcW w:w="0" w:type="auto"/>
+            <w:tcBorders>
+              <w:top w:val="single" w:sz="6" w:space="0" w:color="C4C7C5"/>
+              <w:left w:val="single" w:sz="6" w:space="0" w:color="C4C7C5"/>
+              <w:bottom w:val="single" w:sz="6" w:space="0" w:color="C4C7C5"/>
+              <w:right w:val="single" w:sz="6" w:space="0" w:color="C4C7C5"/>
+            </w:tcBorders>
+            <w:tcMar>
+              <w:top w:w="120" w:type="dxa"/>
+              <w:left w:w="180" w:type="dxa"/>
+              <w:bottom w:w="120" w:type="dxa"/>
+              <w:right w:w="180" w:type="dxa"/>
+            </w:tcMar>
+            <w:vAlign w:val="center"/>
+            <w:hideMark/>
+          </w:tcPr>
+          <w:p>
+            <w:pPr>
+              <w:spacing w:after="120" w:line="240" w:lineRule="auto"/>
+              <w:rPr>
+                <w:rFonts w:ascii="Times New Roman" w:hAnsi="Times New Roman" w:cs="Times New Roman"/>
+                <w:sz w:val="24"/>
+                <w:szCs w:val="24"/>
+              </w:rPr>
+            </w:pPr>
+            <w:r>
+              <w:rPr>
+                <w:rFonts w:ascii="Times New Roman" w:hAnsi="Times New Roman" w:cs="Times New Roman"/>
+                <w:sz w:val="24"/>
+                <w:szCs w:val="24"/>
+              </w:rPr>
+              <w:t>assignee_id</w:t>
+            </w:r>
+          </w:p>
+        </w:tc>
+        <w:tc>
+          <w:tcPr>
+            <w:tcW w:w="0" w:type="auto"/>
+            <w:tcBorders>
+              <w:top w:val="single" w:sz="6" w:space="0" w:color="C4C7C5"/>
+              <w:left w:val="single" w:sz="6" w:space="0" w:color="C4C7C5"/>
+              <w:bottom w:val="single" w:sz="6" w:space="0" w:color="C4C7C5"/>
+              <w:right w:val="single" w:sz="6" w:space="0" w:color="C4C7C5"/>
+            </w:tcBorders>
+            <w:tcMar>
+              <w:top w:w="120" w:type="dxa"/>
+              <w:left w:w="180" w:type="dxa"/>
+              <w:bottom w:w="120" w:type="dxa"/>
+              <w:right w:w="180" w:type="dxa"/>
+            </w:tcMar>
+            <w:vAlign w:val="center"/>
+            <w:hideMark/>
+          </w:tcPr>
+          <w:p>
+            <w:pPr>
+              <w:spacing w:after="120" w:line="240" w:lineRule="auto"/>
+              <w:rPr>
+                <w:rFonts w:ascii="Times New Roman" w:hAnsi="Times New Roman" w:cs="Times New Roman"/>
+                <w:sz w:val="24"/>
+                <w:szCs w:val="24"/>
+              </w:rPr>
+            </w:pPr>
+            <w:r>
+              <w:rPr>
+                <w:rFonts w:ascii="Times New Roman" w:hAnsi="Times New Roman" w:cs="Times New Roman"/>
+                <w:sz w:val="24"/>
+                <w:szCs w:val="24"/>
+              </w:rPr>
+              <w:t>INT</w:t>
+            </w:r>
+          </w:p>
+        </w:tc>
+        <w:tc>
+          <w:tcPr>
+            <w:tcW w:w="0" w:type="auto"/>
+            <w:tcBorders>
+              <w:top w:val="single" w:sz="6" w:space="0" w:color="C4C7C5"/>
+              <w:left w:val="single" w:sz="6" w:space="0" w:color="C4C7C5"/>
+              <w:bottom w:val="single" w:sz="6" w:space="0" w:color="C4C7C5"/>
+              <w:right w:val="single" w:sz="6" w:space="0" w:color="C4C7C5"/>
+            </w:tcBorders>
+            <w:tcMar>
+              <w:top w:w="120" w:type="dxa"/>
+              <w:left w:w="180" w:type="dxa"/>
+              <w:bottom w:w="120" w:type="dxa"/>
+              <w:right w:w="180" w:type="dxa"/>
+            </w:tcMar>
+            <w:vAlign w:val="center"/>
+            <w:hideMark/>
+          </w:tcPr>
+          <w:p>
+            <w:pPr>
+              <w:spacing w:after="120" w:line="240" w:lineRule="auto"/>
+              <w:rPr>
+                <w:rFonts w:ascii="Times New Roman" w:hAnsi="Times New Roman" w:cs="Times New Roman"/>
+                <w:sz w:val="24"/>
+                <w:szCs w:val="24"/>
+              </w:rPr>
+            </w:pPr>
+            <w:r>
+              <w:rPr>
+                <w:rFonts w:ascii="Times New Roman" w:hAnsi="Times New Roman" w:cs="Times New Roman"/>
+                <w:sz w:val="24"/>
+                <w:szCs w:val="24"/>
+              </w:rPr>
+              <w:t>Khóa ngoại (Người nhận)</w:t>
+            </w:r>
+          </w:p>
+        </w:tc>
+        <w:tc>
+          <w:tcPr>
+            <w:tcW w:w="0" w:type="auto"/>
+            <w:tcBorders>
+              <w:top w:val="single" w:sz="6" w:space="0" w:color="C4C7C5"/>
+              <w:left w:val="single" w:sz="6" w:space="0" w:color="C4C7C5"/>
+              <w:bottom w:val="single" w:sz="6" w:space="0" w:color="C4C7C5"/>
+              <w:right w:val="single" w:sz="6" w:space="0" w:color="C4C7C5"/>
+            </w:tcBorders>
+            <w:tcMar>
+              <w:top w:w="120" w:type="dxa"/>
+              <w:left w:w="180" w:type="dxa"/>
+              <w:bottom w:w="120" w:type="dxa"/>
+              <w:right w:w="180" w:type="dxa"/>
+            </w:tcMar>
+            <w:vAlign w:val="center"/>
+            <w:hideMark/>
+          </w:tcPr>
+          <w:p>
+            <w:pPr>
+              <w:spacing w:after="120" w:line="240" w:lineRule="auto"/>
+              <w:rPr>
+                <w:rFonts w:ascii="Times New Roman" w:hAnsi="Times New Roman" w:cs="Times New Roman"/>
+                <w:sz w:val="24"/>
+                <w:szCs w:val="24"/>
+              </w:rPr>
+            </w:pPr>
+            <w:r>
+              <w:rPr>
+                <w:rFonts w:ascii="Times New Roman" w:hAnsi="Times New Roman" w:cs="Times New Roman"/>
+                <w:sz w:val="24"/>
+                <w:szCs w:val="24"/>
+              </w:rPr>
+              <w:t>Liên kết bảng users (thường là SPECIALIST)</w:t>
+            </w:r>
+          </w:p>
+        </w:tc>
+      </w:tr>
+      <w:tr>
+        <w:tc>
+          <w:tcPr>
+            <w:tcW w:w="0" w:type="auto"/>
+            <w:tcBorders>
+              <w:top w:val="single" w:sz="6" w:space="0" w:color="C4C7C5"/>
+              <w:left w:val="single" w:sz="6" w:space="0" w:color="C4C7C5"/>
+              <w:bottom w:val="single" w:sz="6" w:space="0" w:color="C4C7C5"/>
+              <w:right w:val="single" w:sz="6" w:space="0" w:color="C4C7C5"/>
+            </w:tcBorders>
+            <w:tcMar>
+              <w:top w:w="120" w:type="dxa"/>
+              <w:left w:w="180" w:type="dxa"/>
+              <w:bottom w:w="120" w:type="dxa"/>
+              <w:right w:w="180" w:type="dxa"/>
+            </w:tcMar>
+            <w:vAlign w:val="center"/>
+            <w:hideMark/>
+          </w:tcPr>
+          <w:p>
+            <w:pPr>
+              <w:spacing w:after="120" w:line="240" w:lineRule="auto"/>
+              <w:rPr>
+                <w:rFonts w:ascii="Times New Roman" w:hAnsi="Times New Roman" w:cs="Times New Roman"/>
+                <w:sz w:val="24"/>
+                <w:szCs w:val="24"/>
+              </w:rPr>
+            </w:pPr>
+            <w:r>
+              <w:rPr>
+                <w:rFonts w:ascii="Times New Roman" w:hAnsi="Times New Roman" w:cs="Times New Roman"/>
+                <w:sz w:val="24"/>
+                <w:szCs w:val="24"/>
+              </w:rPr>
+              <w:t>assigned_date</w:t>
+            </w:r>
+          </w:p>
+        </w:tc>
+        <w:tc>
+          <w:tcPr>
+            <w:tcW w:w="0" w:type="auto"/>
+            <w:tcBorders>
+              <w:top w:val="single" w:sz="6" w:space="0" w:color="C4C7C5"/>
+              <w:left w:val="single" w:sz="6" w:space="0" w:color="C4C7C5"/>
+              <w:bottom w:val="single" w:sz="6" w:space="0" w:color="C4C7C5"/>
+              <w:right w:val="single" w:sz="6" w:space="0" w:color="C4C7C5"/>
+            </w:tcBorders>
+            <w:tcMar>
+              <w:top w:w="120" w:type="dxa"/>
+              <w:left w:w="180" w:type="dxa"/>
+              <w:bottom w:w="120" w:type="dxa"/>
+              <w:right w:w="180" w:type="dxa"/>
+            </w:tcMar>
+            <w:vAlign w:val="center"/>
+            <w:hideMark/>
+          </w:tcPr>
+          <w:p>
+            <w:pPr>
+              <w:spacing w:after="120" w:line="240" w:lineRule="auto"/>
+              <w:rPr>
+                <w:rFonts w:ascii="Times New Roman" w:hAnsi="Times New Roman" w:cs="Times New Roman"/>
+                <w:sz w:val="24"/>
+                <w:szCs w:val="24"/>
+              </w:rPr>
+            </w:pPr>
+            <w:r>
+              <w:rPr>
+                <w:rFonts w:ascii="Times New Roman" w:hAnsi="Times New Roman" w:cs="Times New Roman"/>
+                <w:sz w:val="24"/>
+                <w:szCs w:val="24"/>
+              </w:rPr>
+              <w:t>DATETIME</w:t>
+            </w:r>
+          </w:p>
+        </w:tc>
+        <w:tc>
+          <w:tcPr>
+            <w:tcW w:w="0" w:type="auto"/>
+            <w:tcBorders>
+              <w:top w:val="single" w:sz="6" w:space="0" w:color="C4C7C5"/>
+              <w:left w:val="single" w:sz="6" w:space="0" w:color="C4C7C5"/>
+              <w:bottom w:val="single" w:sz="6" w:space="0" w:color="C4C7C5"/>
+              <w:right w:val="single" w:sz="6" w:space="0" w:color="C4C7C5"/>
+            </w:tcBorders>
+            <w:tcMar>
+              <w:top w:w="120" w:type="dxa"/>
+              <w:left w:w="180" w:type="dxa"/>
+              <w:bottom w:w="120" w:type="dxa"/>
+              <w:right w:w="180" w:type="dxa"/>
+            </w:tcMar>
+            <w:vAlign w:val="center"/>
+            <w:hideMark/>
+          </w:tcPr>
+          <w:p>
+            <w:pPr>
+              <w:spacing w:after="120" w:line="240" w:lineRule="auto"/>
+              <w:rPr>
+                <w:rFonts w:ascii="Times New Roman" w:hAnsi="Times New Roman" w:cs="Times New Roman"/>
+                <w:sz w:val="24"/>
+                <w:szCs w:val="24"/>
+              </w:rPr>
+            </w:pPr>
+            <w:r>
+              <w:rPr>
+                <w:rFonts w:ascii="Times New Roman" w:hAnsi="Times New Roman" w:cs="Times New Roman"/>
+                <w:sz w:val="24"/>
+                <w:szCs w:val="24"/>
+              </w:rPr>
+              <w:t>Ngày giao việc</w:t>
+            </w:r>
+          </w:p>
+        </w:tc>
+        <w:tc>
+          <w:tcPr>
+            <w:tcW w:w="0" w:type="auto"/>
+            <w:tcBorders>
+              <w:top w:val="single" w:sz="6" w:space="0" w:color="C4C7C5"/>
+              <w:left w:val="single" w:sz="6" w:space="0" w:color="C4C7C5"/>
+              <w:bottom w:val="single" w:sz="6" w:space="0" w:color="C4C7C5"/>
+              <w:right w:val="single" w:sz="6" w:space="0" w:color="C4C7C5"/>
+            </w:tcBorders>
+            <w:tcMar>
+              <w:top w:w="120" w:type="dxa"/>
+              <w:left w:w="180" w:type="dxa"/>
+              <w:bottom w:w="120" w:type="dxa"/>
+              <w:right w:w="180" w:type="dxa"/>
+            </w:tcMar>
+            <w:vAlign w:val="center"/>
+            <w:hideMark/>
+          </w:tcPr>
+          <w:p>
+            <w:pPr>
+              <w:spacing w:after="120" w:line="240" w:lineRule="auto"/>
+              <w:rPr>
+                <w:rFonts w:ascii="Times New Roman" w:hAnsi="Times New Roman" w:cs="Times New Roman"/>
+                <w:sz w:val="24"/>
+                <w:szCs w:val="24"/>
+              </w:rPr>
+            </w:pPr>
+            <w:r>
+              <w:rPr>
+                <w:rFonts w:ascii="Times New Roman" w:hAnsi="Times New Roman" w:cs="Times New Roman"/>
+                <w:sz w:val="24"/>
+                <w:szCs w:val="24"/>
+              </w:rPr>
+              <w:t>Bắt buộc</w:t>
+            </w:r>
+          </w:p>
+        </w:tc>
+      </w:tr>
+      <w:tr>
+        <w:tc>
+          <w:tcPr>
+            <w:tcW w:w="0" w:type="auto"/>
+            <w:tcBorders>
+              <w:top w:val="single" w:sz="6" w:space="0" w:color="C4C7C5"/>
+              <w:left w:val="single" w:sz="6" w:space="0" w:color="C4C7C5"/>
+              <w:bottom w:val="single" w:sz="6" w:space="0" w:color="C4C7C5"/>
+              <w:right w:val="single" w:sz="6" w:space="0" w:color="C4C7C5"/>
+            </w:tcBorders>
+            <w:tcMar>
+              <w:top w:w="120" w:type="dxa"/>
+              <w:left w:w="180" w:type="dxa"/>
+              <w:bottom w:w="120" w:type="dxa"/>
+              <w:right w:w="180" w:type="dxa"/>
+            </w:tcMar>
+            <w:vAlign w:val="center"/>
+            <w:hideMark/>
+          </w:tcPr>
+          <w:p>
+            <w:pPr>
+              <w:spacing w:after="120" w:line="240" w:lineRule="auto"/>
+              <w:rPr>
+                <w:rFonts w:ascii="Times New Roman" w:hAnsi="Times New Roman" w:cs="Times New Roman"/>
+                <w:sz w:val="24"/>
+                <w:szCs w:val="24"/>
+              </w:rPr>
+            </w:pPr>
+            <w:r>
+              <w:rPr>
+                <w:rFonts w:ascii="Times New Roman" w:hAnsi="Times New Roman" w:cs="Times New Roman"/>
+                <w:sz w:val="24"/>
+                <w:szCs w:val="24"/>
+              </w:rPr>
+              <w:t>deadline</w:t>
+            </w:r>
+          </w:p>
+        </w:tc>
+        <w:tc>
+          <w:tcPr>
+            <w:tcW w:w="0" w:type="auto"/>
+            <w:tcBorders>
+              <w:top w:val="single" w:sz="6" w:space="0" w:color="C4C7C5"/>
+              <w:left w:val="single" w:sz="6" w:space="0" w:color="C4C7C5"/>
+              <w:bottom w:val="single" w:sz="6" w:space="0" w:color="C4C7C5"/>
+              <w:right w:val="single" w:sz="6" w:space="0" w:color="C4C7C5"/>
+            </w:tcBorders>
+            <w:tcMar>
+              <w:top w:w="120" w:type="dxa"/>
+              <w:left w:w="180" w:type="dxa"/>
+              <w:bottom w:w="120" w:type="dxa"/>
+              <w:right w:w="180" w:type="dxa"/>
+            </w:tcMar>
+            <w:vAlign w:val="center"/>
+            <w:hideMark/>
+          </w:tcPr>
+          <w:p>
+            <w:pPr>
+              <w:spacing w:after="120" w:line="240" w:lineRule="auto"/>
+              <w:rPr>
+                <w:rFonts w:ascii="Times New Roman" w:hAnsi="Times New Roman" w:cs="Times New Roman"/>
+                <w:sz w:val="24"/>
+                <w:szCs w:val="24"/>
+              </w:rPr>
+            </w:pPr>
+            <w:r>
+              <w:rPr>
+                <w:rFonts w:ascii="Times New Roman" w:hAnsi="Times New Roman" w:cs="Times New Roman"/>
+                <w:sz w:val="24"/>
+                <w:szCs w:val="24"/>
+              </w:rPr>
+              <w:t>DATETIME</w:t>
+            </w:r>
+          </w:p>
+        </w:tc>
+        <w:tc>
+          <w:tcPr>
+            <w:tcW w:w="0" w:type="auto"/>
+            <w:tcBorders>
+              <w:top w:val="single" w:sz="6" w:space="0" w:color="C4C7C5"/>
+              <w:left w:val="single" w:sz="6" w:space="0" w:color="C4C7C5"/>
+              <w:bottom w:val="single" w:sz="6" w:space="0" w:color="C4C7C5"/>
+              <w:right w:val="single" w:sz="6" w:space="0" w:color="C4C7C5"/>
+            </w:tcBorders>
+            <w:tcMar>
+              <w:top w:w="120" w:type="dxa"/>
+              <w:left w:w="180" w:type="dxa"/>
+              <w:bottom w:w="120" w:type="dxa"/>
+              <w:right w:w="180" w:type="dxa"/>
+            </w:tcMar>
+            <w:vAlign w:val="center"/>
+            <w:hideMark/>
+          </w:tcPr>
+          <w:p>
+            <w:pPr>
+              <w:spacing w:after="120" w:line="240" w:lineRule="auto"/>
+              <w:rPr>
+                <w:rFonts w:ascii="Times New Roman" w:hAnsi="Times New Roman" w:cs="Times New Roman"/>
+                <w:sz w:val="24"/>
+                <w:szCs w:val="24"/>
+              </w:rPr>
+            </w:pPr>
+            <w:r>
+              <w:rPr>
+                <w:rFonts w:ascii="Times New Roman" w:hAnsi="Times New Roman" w:cs="Times New Roman"/>
+                <w:sz w:val="24"/>
+                <w:szCs w:val="24"/>
+              </w:rPr>
+              <w:t>Hạn chót xử lý</w:t>
+            </w:r>
+          </w:p>
+        </w:tc>
+        <w:tc>
+          <w:tcPr>
+            <w:tcW w:w="0" w:type="auto"/>
+            <w:tcBorders>
+              <w:top w:val="single" w:sz="6" w:space="0" w:color="C4C7C5"/>
+              <w:left w:val="single" w:sz="6" w:space="0" w:color="C4C7C5"/>
+              <w:bottom w:val="single" w:sz="6" w:space="0" w:color="C4C7C5"/>
+              <w:right w:val="single" w:sz="6" w:space="0" w:color="C4C7C5"/>
+            </w:tcBorders>
+            <w:tcMar>
+              <w:top w:w="120" w:type="dxa"/>
+              <w:left w:w="180" w:type="dxa"/>
+              <w:bottom w:w="120" w:type="dxa"/>
+              <w:right w:w="180" w:type="dxa"/>
+            </w:tcMar>
+            <w:vAlign w:val="center"/>
+            <w:hideMark/>
+          </w:tcPr>
+          <w:p>
+            <w:pPr>
+              <w:spacing w:after="120" w:line="240" w:lineRule="auto"/>
+              <w:rPr>
+                <w:rFonts w:ascii="Times New Roman" w:hAnsi="Times New Roman" w:cs="Times New Roman"/>
+                <w:sz w:val="24"/>
+                <w:szCs w:val="24"/>
+              </w:rPr>
+            </w:pPr>
+            <w:r>
+              <w:rPr>
+                <w:rFonts w:ascii="Times New Roman" w:hAnsi="Times New Roman" w:cs="Times New Roman"/>
+                <w:sz w:val="24"/>
+                <w:szCs w:val="24"/>
+              </w:rPr>
+              <w:t>Phục vụ tính năng nhắc hạn</w:t>
+            </w:r>
+          </w:p>
+        </w:tc>
+      </w:tr>
+      <w:tr>
+        <w:tc>
+          <w:tcPr>
+            <w:tcW w:w="0" w:type="auto"/>
+            <w:tcBorders>
+              <w:top w:val="single" w:sz="6" w:space="0" w:color="C4C7C5"/>
+              <w:left w:val="single" w:sz="6" w:space="0" w:color="C4C7C5"/>
+              <w:bottom w:val="single" w:sz="6" w:space="0" w:color="C4C7C5"/>
+              <w:right w:val="single" w:sz="6" w:space="0" w:color="C4C7C5"/>
+            </w:tcBorders>
+            <w:tcMar>
+              <w:top w:w="120" w:type="dxa"/>
+              <w:left w:w="180" w:type="dxa"/>
+              <w:bottom w:w="120" w:type="dxa"/>
+              <w:right w:w="180" w:type="dxa"/>
+            </w:tcMar>
+            <w:vAlign w:val="center"/>
+            <w:hideMark/>
+          </w:tcPr>
+          <w:p>
+            <w:pPr>
+              <w:spacing w:after="120" w:line="240" w:lineRule="auto"/>
+              <w:rPr>
+                <w:rFonts w:ascii="Times New Roman" w:hAnsi="Times New Roman" w:cs="Times New Roman"/>
+                <w:sz w:val="24"/>
+                <w:szCs w:val="24"/>
+              </w:rPr>
+            </w:pPr>
+            <w:r>
+              <w:rPr>
+                <w:rFonts w:ascii="Times New Roman" w:hAnsi="Times New Roman" w:cs="Times New Roman"/>
+                <w:sz w:val="24"/>
+                <w:szCs w:val="24"/>
+              </w:rPr>
+              <w:t>status</w:t>
+            </w:r>
+          </w:p>
+        </w:tc>
+        <w:tc>
+          <w:tcPr>
+            <w:tcW w:w="0" w:type="auto"/>
+            <w:tcBorders>
+              <w:top w:val="single" w:sz="6" w:space="0" w:color="C4C7C5"/>
+              <w:left w:val="single" w:sz="6" w:space="0" w:color="C4C7C5"/>
+              <w:bottom w:val="single" w:sz="6" w:space="0" w:color="C4C7C5"/>
+              <w:right w:val="single" w:sz="6" w:space="0" w:color="C4C7C5"/>
+            </w:tcBorders>
+            <w:tcMar>
+              <w:top w:w="120" w:type="dxa"/>
+              <w:left w:w="180" w:type="dxa"/>
+              <w:bottom w:w="120" w:type="dxa"/>
+              <w:right w:w="180" w:type="dxa"/>
+            </w:tcMar>
+            <w:vAlign w:val="center"/>
+            <w:hideMark/>
+          </w:tcPr>
+          <w:p>
+            <w:pPr>
+              <w:spacing w:after="120" w:line="240" w:lineRule="auto"/>
+              <w:rPr>
+                <w:rFonts w:ascii="Times New Roman" w:hAnsi="Times New Roman" w:cs="Times New Roman"/>
+                <w:sz w:val="24"/>
+                <w:szCs w:val="24"/>
+              </w:rPr>
+            </w:pPr>
+            <w:r>
+              <w:rPr>
+                <w:rFonts w:ascii="Times New Roman" w:hAnsi="Times New Roman" w:cs="Times New Roman"/>
+                <w:sz w:val="24"/>
+                <w:szCs w:val="24"/>
+              </w:rPr>
+              <w:t>VARCHAR(50)</w:t>
+            </w:r>
+          </w:p>
+        </w:tc>
+        <w:tc>
+          <w:tcPr>
+            <w:tcW w:w="0" w:type="auto"/>
+            <w:tcBorders>
+              <w:top w:val="single" w:sz="6" w:space="0" w:color="C4C7C5"/>
+              <w:left w:val="single" w:sz="6" w:space="0" w:color="C4C7C5"/>
+              <w:bottom w:val="single" w:sz="6" w:space="0" w:color="C4C7C5"/>
+              <w:right w:val="single" w:sz="6" w:space="0" w:color="C4C7C5"/>
+            </w:tcBorders>
+            <w:tcMar>
+              <w:top w:w="120" w:type="dxa"/>
+              <w:left w:w="180" w:type="dxa"/>
+              <w:bottom w:w="120" w:type="dxa"/>
+              <w:right w:w="180" w:type="dxa"/>
+            </w:tcMar>
+            <w:vAlign w:val="center"/>
+            <w:hideMark/>
+          </w:tcPr>
+          <w:p>
+            <w:pPr>
+              <w:spacing w:after="120" w:line="240" w:lineRule="auto"/>
+              <w:rPr>
+                <w:rFonts w:ascii="Times New Roman" w:hAnsi="Times New Roman" w:cs="Times New Roman"/>
+                <w:sz w:val="24"/>
+                <w:szCs w:val="24"/>
+              </w:rPr>
+            </w:pPr>
+            <w:r>
+              <w:rPr>
+                <w:rFonts w:ascii="Times New Roman" w:hAnsi="Times New Roman" w:cs="Times New Roman"/>
+                <w:sz w:val="24"/>
+                <w:szCs w:val="24"/>
+              </w:rPr>
+              <w:t>Tiến độ công việc</w:t>
+            </w:r>
+          </w:p>
+        </w:tc>
+        <w:tc>
+          <w:tcPr>
+            <w:tcW w:w="0" w:type="auto"/>
+            <w:tcBorders>
+              <w:top w:val="single" w:sz="6" w:space="0" w:color="C4C7C5"/>
+              <w:left w:val="single" w:sz="6" w:space="0" w:color="C4C7C5"/>
+              <w:bottom w:val="single" w:sz="6" w:space="0" w:color="C4C7C5"/>
+              <w:right w:val="single" w:sz="6" w:space="0" w:color="C4C7C5"/>
+            </w:tcBorders>
+            <w:tcMar>
+              <w:top w:w="120" w:type="dxa"/>
+              <w:left w:w="180" w:type="dxa"/>
+              <w:bottom w:w="120" w:type="dxa"/>
+              <w:right w:w="180" w:type="dxa"/>
+            </w:tcMar>
+            <w:vAlign w:val="center"/>
+            <w:hideMark/>
+          </w:tcPr>
+          <w:p>
+            <w:pPr>
+              <w:spacing w:after="120" w:line="240" w:lineRule="auto"/>
+              <w:rPr>
+                <w:rFonts w:ascii="Times New Roman" w:hAnsi="Times New Roman" w:cs="Times New Roman"/>
+                <w:sz w:val="24"/>
+                <w:szCs w:val="24"/>
+              </w:rPr>
+            </w:pPr>
+            <w:r>
+              <w:rPr>
+                <w:rFonts w:ascii="Times New Roman" w:hAnsi="Times New Roman" w:cs="Times New Roman"/>
+                <w:sz w:val="24"/>
+                <w:szCs w:val="24"/>
+              </w:rPr>
+              <w:t>VD: PENDING, IN_PROGRESS, DONE, OVERDUE</w:t>
+            </w:r>
+          </w:p>
+        </w:tc>
+      </w:tr>
+      <w:tr>
+        <w:tc>
+          <w:tcPr>
+            <w:tcW w:w="0" w:type="auto"/>
+            <w:tcBorders>
+              <w:top w:val="single" w:sz="6" w:space="0" w:color="C4C7C5"/>
+              <w:left w:val="single" w:sz="6" w:space="0" w:color="C4C7C5"/>
+              <w:bottom w:val="single" w:sz="6" w:space="0" w:color="C4C7C5"/>
+              <w:right w:val="single" w:sz="6" w:space="0" w:color="C4C7C5"/>
+            </w:tcBorders>
+            <w:tcMar>
+              <w:top w:w="120" w:type="dxa"/>
+              <w:left w:w="180" w:type="dxa"/>
+              <w:bottom w:w="120" w:type="dxa"/>
+              <w:right w:w="180" w:type="dxa"/>
+            </w:tcMar>
+            <w:vAlign w:val="center"/>
+            <w:hideMark/>
+          </w:tcPr>
+          <w:p>
+            <w:pPr>
+              <w:spacing w:after="120" w:line="240" w:lineRule="auto"/>
+              <w:rPr>
+                <w:rFonts w:ascii="Times New Roman" w:hAnsi="Times New Roman" w:cs="Times New Roman"/>
+                <w:sz w:val="24"/>
+                <w:szCs w:val="24"/>
+              </w:rPr>
+            </w:pPr>
+            <w:r>
+              <w:rPr>
+                <w:rFonts w:ascii="Times New Roman" w:hAnsi="Times New Roman" w:cs="Times New Roman"/>
+                <w:sz w:val="24"/>
+                <w:szCs w:val="24"/>
+              </w:rPr>
+              <w:t>note</w:t>
+            </w:r>
+          </w:p>
+        </w:tc>
+        <w:tc>
+          <w:tcPr>
+            <w:tcW w:w="0" w:type="auto"/>
+            <w:tcBorders>
+              <w:top w:val="single" w:sz="6" w:space="0" w:color="C4C7C5"/>
+              <w:left w:val="single" w:sz="6" w:space="0" w:color="C4C7C5"/>
+              <w:bottom w:val="single" w:sz="6" w:space="0" w:color="C4C7C5"/>
+              <w:right w:val="single" w:sz="6" w:space="0" w:color="C4C7C5"/>
+            </w:tcBorders>
+            <w:tcMar>
+              <w:top w:w="120" w:type="dxa"/>
+              <w:left w:w="180" w:type="dxa"/>
+              <w:bottom w:w="120" w:type="dxa"/>
+              <w:right w:w="180" w:type="dxa"/>
+            </w:tcMar>
+            <w:vAlign w:val="center"/>
+            <w:hideMark/>
+          </w:tcPr>
+          <w:p>
+            <w:pPr>
+              <w:spacing w:after="120" w:line="240" w:lineRule="auto"/>
+              <w:rPr>
+                <w:rFonts w:ascii="Times New Roman" w:hAnsi="Times New Roman" w:cs="Times New Roman"/>
+                <w:sz w:val="24"/>
+                <w:szCs w:val="24"/>
+              </w:rPr>
+            </w:pPr>
+            <w:r>
+              <w:rPr>
+                <w:rFonts w:ascii="Times New Roman" w:hAnsi="Times New Roman" w:cs="Times New Roman"/>
+                <w:sz w:val="24"/>
+                <w:szCs w:val="24"/>
+              </w:rPr>
+              <w:t>TEXT</w:t>
+            </w:r>
+          </w:p>
+        </w:tc>
+        <w:tc>
+          <w:tcPr>
+            <w:tcW w:w="0" w:type="auto"/>
+            <w:tcBorders>
+              <w:top w:val="single" w:sz="6" w:space="0" w:color="C4C7C5"/>
+              <w:left w:val="single" w:sz="6" w:space="0" w:color="C4C7C5"/>
+              <w:bottom w:val="single" w:sz="6" w:space="0" w:color="C4C7C5"/>
+              <w:right w:val="single" w:sz="6" w:space="0" w:color="C4C7C5"/>
+            </w:tcBorders>
+            <w:tcMar>
+              <w:top w:w="120" w:type="dxa"/>
+              <w:left w:w="180" w:type="dxa"/>
+              <w:bottom w:w="120" w:type="dxa"/>
+              <w:right w:w="180" w:type="dxa"/>
+            </w:tcMar>
+            <w:vAlign w:val="center"/>
+            <w:hideMark/>
+          </w:tcPr>
+          <w:p>
+            <w:pPr>
+              <w:spacing w:after="120" w:line="240" w:lineRule="auto"/>
+              <w:rPr>
+                <w:rFonts w:ascii="Times New Roman" w:hAnsi="Times New Roman" w:cs="Times New Roman"/>
+                <w:sz w:val="24"/>
+                <w:szCs w:val="24"/>
+              </w:rPr>
+            </w:pPr>
+            <w:r>
+              <w:rPr>
+                <w:rFonts w:ascii="Times New Roman" w:hAnsi="Times New Roman" w:cs="Times New Roman"/>
+                <w:sz w:val="24"/>
+                <w:szCs w:val="24"/>
+              </w:rPr>
+              <w:t>Ghi chú chỉ đạo</w:t>
+            </w:r>
+          </w:p>
+        </w:tc>
+        <w:tc>
+          <w:tcPr>
+            <w:tcW w:w="0" w:type="auto"/>
+            <w:tcBorders>
+              <w:top w:val="single" w:sz="6" w:space="0" w:color="C4C7C5"/>
+              <w:left w:val="single" w:sz="6" w:space="0" w:color="C4C7C5"/>
+              <w:bottom w:val="single" w:sz="6" w:space="0" w:color="C4C7C5"/>
+              <w:right w:val="single" w:sz="6" w:space="0" w:color="C4C7C5"/>
+            </w:tcBorders>
+            <w:tcMar>
+              <w:top w:w="120" w:type="dxa"/>
+              <w:left w:w="180" w:type="dxa"/>
+              <w:bottom w:w="120" w:type="dxa"/>
+              <w:right w:w="180" w:type="dxa"/>
+            </w:tcMar>
+            <w:vAlign w:val="center"/>
+            <w:hideMark/>
+          </w:tcPr>
+          <w:p>
+            <w:pPr>
+              <w:spacing w:after="120" w:line="240" w:lineRule="auto"/>
+              <w:rPr>
+                <w:rFonts w:ascii="Times New Roman" w:hAnsi="Times New Roman" w:cs="Times New Roman"/>
+                <w:sz w:val="24"/>
+                <w:szCs w:val="24"/>
+              </w:rPr>
+            </w:pPr>
+            <w:r>
+              <w:rPr>
+                <w:rFonts w:ascii="Times New Roman" w:hAnsi="Times New Roman" w:cs="Times New Roman"/>
+                <w:sz w:val="24"/>
+                <w:szCs w:val="24"/>
+              </w:rPr>
+              <w:t>Lãnh đạo ghi chú thêm khi phân công</w:t>
+            </w:r>
+          </w:p>
+        </w:tc>
+      </w:tr>
+    </w:tbl>
+    <w:p>
+      <w:pPr>
+        <w:spacing w:after="120" w:line="240" w:lineRule="auto"/>
+        <w:rPr>
+          <w:rFonts w:ascii="Times New Roman" w:hAnsi="Times New Roman" w:cs="Times New Roman"/>
+          <w:b/>
+          <w:bCs/>
+          <w:sz w:val="24"/>
+          <w:szCs w:val="24"/>
+        </w:rPr>
+      </w:pPr>
+      <w:r>
+        <w:rPr>
+          <w:rFonts w:ascii="Times New Roman" w:hAnsi="Times New Roman" w:cs="Times New Roman"/>
+          <w:b/>
+          <w:bCs/>
+          <w:sz w:val="24"/>
+          <w:szCs w:val="24"/>
+        </w:rPr>
+        <w:t>6. Bảng draft_responses (Dự thảo phản hồi)</w:t>
       </w:r>
     </w:p>
     <w:p>
       <w:pPr>
-        <w:numPr>
-          <w:ilvl w:val="0"/>
-          <w:numId w:val="4"/>
-        </w:numPr>
         <w:spacing w:after="120" w:line="240" w:lineRule="auto"/>
         <w:rPr>
           <w:rFonts w:ascii="Times New Roman" w:hAnsi="Times New Roman" w:cs="Times New Roman"/>
@@ -1322,7 +6982,7 @@
           <w:sz w:val="24"/>
           <w:szCs w:val="24"/>
         </w:rPr>
-        <w:t>Bảng draft_responses (Dự thảo phản hồi):</w:t>
+        <w:t>Mục đích:</w:t>
       </w:r>
       <w:r>
         <w:rPr>
@@ -1330,15 +6990,1071 @@
           <w:sz w:val="24"/>
           <w:szCs w:val="24"/>
         </w:rPr>
-        <w:t> Lưu nội dung dự thảo do chuyên viên soạn. Có cờ is_ai_generated để đánh dấu bản nháp này có dùng AI sinh ra hay không.</w:t>
+        <w:t xml:space="preserve"> Quản lý các bản thảo/đề xuất phản hồi công văn, có theo dấu AI.</w:t>
+      </w:r>
+    </w:p>
+    <w:tbl>
+      <w:tblPr>
+        <w:tblW w:w="0" w:type="auto"/>
+        <w:tblBorders>
+          <w:top w:val="single" w:sz="6" w:space="0" w:color="auto"/>
+          <w:left w:val="single" w:sz="6" w:space="0" w:color="auto"/>
+          <w:bottom w:val="single" w:sz="6" w:space="0" w:color="auto"/>
+          <w:right w:val="single" w:sz="6" w:space="0" w:color="auto"/>
+          <w:insideH w:val="single" w:sz="6" w:space="0" w:color="auto"/>
+          <w:insideV w:val="single" w:sz="6" w:space="0" w:color="auto"/>
+        </w:tblBorders>
+        <w:tblCellMar>
+          <w:top w:w="15" w:type="dxa"/>
+          <w:left w:w="15" w:type="dxa"/>
+          <w:bottom w:w="15" w:type="dxa"/>
+          <w:right w:w="15" w:type="dxa"/>
+        </w:tblCellMar>
+        <w:tblLook w:val="04A0" w:firstRow="1" w:lastRow="0" w:firstColumn="1" w:lastColumn="0" w:noHBand="0" w:noVBand="1"/>
+      </w:tblPr>
+      <w:tblGrid>
+        <w:gridCol w:w="1867"/>
+        <w:gridCol w:w="1934"/>
+        <w:gridCol w:w="1596"/>
+        <w:gridCol w:w="3658"/>
+      </w:tblGrid>
+      <w:tr>
+        <w:trPr>
+          <w:tblHeader/>
+        </w:trPr>
+        <w:tc>
+          <w:tcPr>
+            <w:tcW w:w="0" w:type="auto"/>
+            <w:tcMar>
+              <w:top w:w="120" w:type="dxa"/>
+              <w:left w:w="180" w:type="dxa"/>
+              <w:bottom w:w="120" w:type="dxa"/>
+              <w:right w:w="180" w:type="dxa"/>
+            </w:tcMar>
+            <w:vAlign w:val="center"/>
+            <w:hideMark/>
+          </w:tcPr>
+          <w:p>
+            <w:pPr>
+              <w:spacing w:after="120" w:line="240" w:lineRule="auto"/>
+              <w:rPr>
+                <w:rFonts w:ascii="Times New Roman" w:hAnsi="Times New Roman" w:cs="Times New Roman"/>
+                <w:sz w:val="24"/>
+                <w:szCs w:val="24"/>
+              </w:rPr>
+            </w:pPr>
+            <w:r>
+              <w:rPr>
+                <w:rFonts w:ascii="Times New Roman" w:hAnsi="Times New Roman" w:cs="Times New Roman"/>
+                <w:b/>
+                <w:bCs/>
+                <w:sz w:val="24"/>
+                <w:szCs w:val="24"/>
+              </w:rPr>
+              <w:lastRenderedPageBreak/>
+              <w:t>Tên thuộc tính</w:t>
+            </w:r>
+          </w:p>
+        </w:tc>
+        <w:tc>
+          <w:tcPr>
+            <w:tcW w:w="0" w:type="auto"/>
+            <w:tcMar>
+              <w:top w:w="120" w:type="dxa"/>
+              <w:left w:w="180" w:type="dxa"/>
+              <w:bottom w:w="120" w:type="dxa"/>
+              <w:right w:w="180" w:type="dxa"/>
+            </w:tcMar>
+            <w:vAlign w:val="center"/>
+            <w:hideMark/>
+          </w:tcPr>
+          <w:p>
+            <w:pPr>
+              <w:spacing w:after="120" w:line="240" w:lineRule="auto"/>
+              <w:rPr>
+                <w:rFonts w:ascii="Times New Roman" w:hAnsi="Times New Roman" w:cs="Times New Roman"/>
+                <w:sz w:val="24"/>
+                <w:szCs w:val="24"/>
+              </w:rPr>
+            </w:pPr>
+            <w:r>
+              <w:rPr>
+                <w:rFonts w:ascii="Times New Roman" w:hAnsi="Times New Roman" w:cs="Times New Roman"/>
+                <w:b/>
+                <w:bCs/>
+                <w:sz w:val="24"/>
+                <w:szCs w:val="24"/>
+              </w:rPr>
+              <w:t>Kiểu dữ liệu</w:t>
+            </w:r>
+          </w:p>
+        </w:tc>
+        <w:tc>
+          <w:tcPr>
+            <w:tcW w:w="0" w:type="auto"/>
+            <w:tcMar>
+              <w:top w:w="120" w:type="dxa"/>
+              <w:left w:w="180" w:type="dxa"/>
+              <w:bottom w:w="120" w:type="dxa"/>
+              <w:right w:w="180" w:type="dxa"/>
+            </w:tcMar>
+            <w:vAlign w:val="center"/>
+            <w:hideMark/>
+          </w:tcPr>
+          <w:p>
+            <w:pPr>
+              <w:spacing w:after="120" w:line="240" w:lineRule="auto"/>
+              <w:rPr>
+                <w:rFonts w:ascii="Times New Roman" w:hAnsi="Times New Roman" w:cs="Times New Roman"/>
+                <w:sz w:val="24"/>
+                <w:szCs w:val="24"/>
+              </w:rPr>
+            </w:pPr>
+            <w:r>
+              <w:rPr>
+                <w:rFonts w:ascii="Times New Roman" w:hAnsi="Times New Roman" w:cs="Times New Roman"/>
+                <w:b/>
+                <w:bCs/>
+                <w:sz w:val="24"/>
+                <w:szCs w:val="24"/>
+              </w:rPr>
+              <w:t>Mô tả</w:t>
+            </w:r>
+          </w:p>
+        </w:tc>
+        <w:tc>
+          <w:tcPr>
+            <w:tcW w:w="0" w:type="auto"/>
+            <w:tcMar>
+              <w:top w:w="120" w:type="dxa"/>
+              <w:left w:w="180" w:type="dxa"/>
+              <w:bottom w:w="120" w:type="dxa"/>
+              <w:right w:w="180" w:type="dxa"/>
+            </w:tcMar>
+            <w:vAlign w:val="center"/>
+            <w:hideMark/>
+          </w:tcPr>
+          <w:p>
+            <w:pPr>
+              <w:spacing w:after="120" w:line="240" w:lineRule="auto"/>
+              <w:rPr>
+                <w:rFonts w:ascii="Times New Roman" w:hAnsi="Times New Roman" w:cs="Times New Roman"/>
+                <w:sz w:val="24"/>
+                <w:szCs w:val="24"/>
+              </w:rPr>
+            </w:pPr>
+            <w:r>
+              <w:rPr>
+                <w:rFonts w:ascii="Times New Roman" w:hAnsi="Times New Roman" w:cs="Times New Roman"/>
+                <w:b/>
+                <w:bCs/>
+                <w:sz w:val="24"/>
+                <w:szCs w:val="24"/>
+              </w:rPr>
+              <w:t>Ghi chú</w:t>
+            </w:r>
+          </w:p>
+        </w:tc>
+      </w:tr>
+      <w:tr>
+        <w:tc>
+          <w:tcPr>
+            <w:tcW w:w="0" w:type="auto"/>
+            <w:tcMar>
+              <w:top w:w="120" w:type="dxa"/>
+              <w:left w:w="180" w:type="dxa"/>
+              <w:bottom w:w="120" w:type="dxa"/>
+              <w:right w:w="180" w:type="dxa"/>
+            </w:tcMar>
+            <w:vAlign w:val="center"/>
+            <w:hideMark/>
+          </w:tcPr>
+          <w:p>
+            <w:pPr>
+              <w:spacing w:after="120" w:line="240" w:lineRule="auto"/>
+              <w:rPr>
+                <w:rFonts w:ascii="Times New Roman" w:hAnsi="Times New Roman" w:cs="Times New Roman"/>
+                <w:sz w:val="24"/>
+                <w:szCs w:val="24"/>
+              </w:rPr>
+            </w:pPr>
+            <w:r>
+              <w:rPr>
+                <w:rFonts w:ascii="Times New Roman" w:hAnsi="Times New Roman" w:cs="Times New Roman"/>
+                <w:sz w:val="24"/>
+                <w:szCs w:val="24"/>
+              </w:rPr>
+              <w:t>id</w:t>
+            </w:r>
+          </w:p>
+        </w:tc>
+        <w:tc>
+          <w:tcPr>
+            <w:tcW w:w="0" w:type="auto"/>
+            <w:tcMar>
+              <w:top w:w="120" w:type="dxa"/>
+              <w:left w:w="180" w:type="dxa"/>
+              <w:bottom w:w="120" w:type="dxa"/>
+              <w:right w:w="180" w:type="dxa"/>
+            </w:tcMar>
+            <w:vAlign w:val="center"/>
+            <w:hideMark/>
+          </w:tcPr>
+          <w:p>
+            <w:pPr>
+              <w:spacing w:after="120" w:line="240" w:lineRule="auto"/>
+              <w:rPr>
+                <w:rFonts w:ascii="Times New Roman" w:hAnsi="Times New Roman" w:cs="Times New Roman"/>
+                <w:sz w:val="24"/>
+                <w:szCs w:val="24"/>
+              </w:rPr>
+            </w:pPr>
+            <w:r>
+              <w:rPr>
+                <w:rFonts w:ascii="Times New Roman" w:hAnsi="Times New Roman" w:cs="Times New Roman"/>
+                <w:sz w:val="24"/>
+                <w:szCs w:val="24"/>
+              </w:rPr>
+              <w:t>INT</w:t>
+            </w:r>
+          </w:p>
+        </w:tc>
+        <w:tc>
+          <w:tcPr>
+            <w:tcW w:w="0" w:type="auto"/>
+            <w:tcMar>
+              <w:top w:w="120" w:type="dxa"/>
+              <w:left w:w="180" w:type="dxa"/>
+              <w:bottom w:w="120" w:type="dxa"/>
+              <w:right w:w="180" w:type="dxa"/>
+            </w:tcMar>
+            <w:vAlign w:val="center"/>
+            <w:hideMark/>
+          </w:tcPr>
+          <w:p>
+            <w:pPr>
+              <w:spacing w:after="120" w:line="240" w:lineRule="auto"/>
+              <w:rPr>
+                <w:rFonts w:ascii="Times New Roman" w:hAnsi="Times New Roman" w:cs="Times New Roman"/>
+                <w:sz w:val="24"/>
+                <w:szCs w:val="24"/>
+              </w:rPr>
+            </w:pPr>
+            <w:r>
+              <w:rPr>
+                <w:rFonts w:ascii="Times New Roman" w:hAnsi="Times New Roman" w:cs="Times New Roman"/>
+                <w:sz w:val="24"/>
+                <w:szCs w:val="24"/>
+              </w:rPr>
+              <w:t>Khóa chính</w:t>
+            </w:r>
+          </w:p>
+        </w:tc>
+        <w:tc>
+          <w:tcPr>
+            <w:tcW w:w="0" w:type="auto"/>
+            <w:tcMar>
+              <w:top w:w="120" w:type="dxa"/>
+              <w:left w:w="180" w:type="dxa"/>
+              <w:bottom w:w="120" w:type="dxa"/>
+              <w:right w:w="180" w:type="dxa"/>
+            </w:tcMar>
+            <w:vAlign w:val="center"/>
+            <w:hideMark/>
+          </w:tcPr>
+          <w:p>
+            <w:pPr>
+              <w:spacing w:after="120" w:line="240" w:lineRule="auto"/>
+              <w:rPr>
+                <w:rFonts w:ascii="Times New Roman" w:hAnsi="Times New Roman" w:cs="Times New Roman"/>
+                <w:sz w:val="24"/>
+                <w:szCs w:val="24"/>
+              </w:rPr>
+            </w:pPr>
+            <w:r>
+              <w:rPr>
+                <w:rFonts w:ascii="Times New Roman" w:hAnsi="Times New Roman" w:cs="Times New Roman"/>
+                <w:sz w:val="24"/>
+                <w:szCs w:val="24"/>
+              </w:rPr>
+              <w:t>Tự động tăng</w:t>
+            </w:r>
+          </w:p>
+        </w:tc>
+      </w:tr>
+      <w:tr>
+        <w:tc>
+          <w:tcPr>
+            <w:tcW w:w="0" w:type="auto"/>
+            <w:tcMar>
+              <w:top w:w="120" w:type="dxa"/>
+              <w:left w:w="180" w:type="dxa"/>
+              <w:bottom w:w="120" w:type="dxa"/>
+              <w:right w:w="180" w:type="dxa"/>
+            </w:tcMar>
+            <w:vAlign w:val="center"/>
+            <w:hideMark/>
+          </w:tcPr>
+          <w:p>
+            <w:pPr>
+              <w:spacing w:after="120" w:line="240" w:lineRule="auto"/>
+              <w:rPr>
+                <w:rFonts w:ascii="Times New Roman" w:hAnsi="Times New Roman" w:cs="Times New Roman"/>
+                <w:sz w:val="24"/>
+                <w:szCs w:val="24"/>
+              </w:rPr>
+            </w:pPr>
+            <w:r>
+              <w:rPr>
+                <w:rFonts w:ascii="Times New Roman" w:hAnsi="Times New Roman" w:cs="Times New Roman"/>
+                <w:sz w:val="24"/>
+                <w:szCs w:val="24"/>
+              </w:rPr>
+              <w:t>document_id</w:t>
+            </w:r>
+          </w:p>
+        </w:tc>
+        <w:tc>
+          <w:tcPr>
+            <w:tcW w:w="0" w:type="auto"/>
+            <w:tcMar>
+              <w:top w:w="120" w:type="dxa"/>
+              <w:left w:w="180" w:type="dxa"/>
+              <w:bottom w:w="120" w:type="dxa"/>
+              <w:right w:w="180" w:type="dxa"/>
+            </w:tcMar>
+            <w:vAlign w:val="center"/>
+            <w:hideMark/>
+          </w:tcPr>
+          <w:p>
+            <w:pPr>
+              <w:spacing w:after="120" w:line="240" w:lineRule="auto"/>
+              <w:rPr>
+                <w:rFonts w:ascii="Times New Roman" w:hAnsi="Times New Roman" w:cs="Times New Roman"/>
+                <w:sz w:val="24"/>
+                <w:szCs w:val="24"/>
+              </w:rPr>
+            </w:pPr>
+            <w:r>
+              <w:rPr>
+                <w:rFonts w:ascii="Times New Roman" w:hAnsi="Times New Roman" w:cs="Times New Roman"/>
+                <w:sz w:val="24"/>
+                <w:szCs w:val="24"/>
+              </w:rPr>
+              <w:t>INT</w:t>
+            </w:r>
+          </w:p>
+        </w:tc>
+        <w:tc>
+          <w:tcPr>
+            <w:tcW w:w="0" w:type="auto"/>
+            <w:tcMar>
+              <w:top w:w="120" w:type="dxa"/>
+              <w:left w:w="180" w:type="dxa"/>
+              <w:bottom w:w="120" w:type="dxa"/>
+              <w:right w:w="180" w:type="dxa"/>
+            </w:tcMar>
+            <w:vAlign w:val="center"/>
+            <w:hideMark/>
+          </w:tcPr>
+          <w:p>
+            <w:pPr>
+              <w:spacing w:after="120" w:line="240" w:lineRule="auto"/>
+              <w:rPr>
+                <w:rFonts w:ascii="Times New Roman" w:hAnsi="Times New Roman" w:cs="Times New Roman"/>
+                <w:sz w:val="24"/>
+                <w:szCs w:val="24"/>
+              </w:rPr>
+            </w:pPr>
+            <w:r>
+              <w:rPr>
+                <w:rFonts w:ascii="Times New Roman" w:hAnsi="Times New Roman" w:cs="Times New Roman"/>
+                <w:sz w:val="24"/>
+                <w:szCs w:val="24"/>
+              </w:rPr>
+              <w:t>Khóa ngoại</w:t>
+            </w:r>
+          </w:p>
+        </w:tc>
+        <w:tc>
+          <w:tcPr>
+            <w:tcW w:w="0" w:type="auto"/>
+            <w:tcMar>
+              <w:top w:w="120" w:type="dxa"/>
+              <w:left w:w="180" w:type="dxa"/>
+              <w:bottom w:w="120" w:type="dxa"/>
+              <w:right w:w="180" w:type="dxa"/>
+            </w:tcMar>
+            <w:vAlign w:val="center"/>
+            <w:hideMark/>
+          </w:tcPr>
+          <w:p>
+            <w:pPr>
+              <w:spacing w:after="120" w:line="240" w:lineRule="auto"/>
+              <w:rPr>
+                <w:rFonts w:ascii="Times New Roman" w:hAnsi="Times New Roman" w:cs="Times New Roman"/>
+                <w:sz w:val="24"/>
+                <w:szCs w:val="24"/>
+              </w:rPr>
+            </w:pPr>
+            <w:r>
+              <w:rPr>
+                <w:rFonts w:ascii="Times New Roman" w:hAnsi="Times New Roman" w:cs="Times New Roman"/>
+                <w:sz w:val="24"/>
+                <w:szCs w:val="24"/>
+              </w:rPr>
+              <w:t>Liên kết tới bảng documents (Văn bản cần phản hồi)</w:t>
+            </w:r>
+          </w:p>
+        </w:tc>
+      </w:tr>
+      <w:tr>
+        <w:tc>
+          <w:tcPr>
+            <w:tcW w:w="0" w:type="auto"/>
+            <w:tcMar>
+              <w:top w:w="120" w:type="dxa"/>
+              <w:left w:w="180" w:type="dxa"/>
+              <w:bottom w:w="120" w:type="dxa"/>
+              <w:right w:w="180" w:type="dxa"/>
+            </w:tcMar>
+            <w:vAlign w:val="center"/>
+            <w:hideMark/>
+          </w:tcPr>
+          <w:p>
+            <w:pPr>
+              <w:spacing w:after="120" w:line="240" w:lineRule="auto"/>
+              <w:rPr>
+                <w:rFonts w:ascii="Times New Roman" w:hAnsi="Times New Roman" w:cs="Times New Roman"/>
+                <w:sz w:val="24"/>
+                <w:szCs w:val="24"/>
+              </w:rPr>
+            </w:pPr>
+            <w:r>
+              <w:rPr>
+                <w:rFonts w:ascii="Times New Roman" w:hAnsi="Times New Roman" w:cs="Times New Roman"/>
+                <w:sz w:val="24"/>
+                <w:szCs w:val="24"/>
+              </w:rPr>
+              <w:t>author_id</w:t>
+            </w:r>
+          </w:p>
+        </w:tc>
+        <w:tc>
+          <w:tcPr>
+            <w:tcW w:w="0" w:type="auto"/>
+            <w:tcMar>
+              <w:top w:w="120" w:type="dxa"/>
+              <w:left w:w="180" w:type="dxa"/>
+              <w:bottom w:w="120" w:type="dxa"/>
+              <w:right w:w="180" w:type="dxa"/>
+            </w:tcMar>
+            <w:vAlign w:val="center"/>
+            <w:hideMark/>
+          </w:tcPr>
+          <w:p>
+            <w:pPr>
+              <w:spacing w:after="120" w:line="240" w:lineRule="auto"/>
+              <w:rPr>
+                <w:rFonts w:ascii="Times New Roman" w:hAnsi="Times New Roman" w:cs="Times New Roman"/>
+                <w:sz w:val="24"/>
+                <w:szCs w:val="24"/>
+              </w:rPr>
+            </w:pPr>
+            <w:r>
+              <w:rPr>
+                <w:rFonts w:ascii="Times New Roman" w:hAnsi="Times New Roman" w:cs="Times New Roman"/>
+                <w:sz w:val="24"/>
+                <w:szCs w:val="24"/>
+              </w:rPr>
+              <w:t>INT</w:t>
+            </w:r>
+          </w:p>
+        </w:tc>
+        <w:tc>
+          <w:tcPr>
+            <w:tcW w:w="0" w:type="auto"/>
+            <w:tcMar>
+              <w:top w:w="120" w:type="dxa"/>
+              <w:left w:w="180" w:type="dxa"/>
+              <w:bottom w:w="120" w:type="dxa"/>
+              <w:right w:w="180" w:type="dxa"/>
+            </w:tcMar>
+            <w:vAlign w:val="center"/>
+            <w:hideMark/>
+          </w:tcPr>
+          <w:p>
+            <w:pPr>
+              <w:spacing w:after="120" w:line="240" w:lineRule="auto"/>
+              <w:rPr>
+                <w:rFonts w:ascii="Times New Roman" w:hAnsi="Times New Roman" w:cs="Times New Roman"/>
+                <w:sz w:val="24"/>
+                <w:szCs w:val="24"/>
+              </w:rPr>
+            </w:pPr>
+            <w:r>
+              <w:rPr>
+                <w:rFonts w:ascii="Times New Roman" w:hAnsi="Times New Roman" w:cs="Times New Roman"/>
+                <w:sz w:val="24"/>
+                <w:szCs w:val="24"/>
+              </w:rPr>
+              <w:t>Khóa ngoại</w:t>
+            </w:r>
+          </w:p>
+        </w:tc>
+        <w:tc>
+          <w:tcPr>
+            <w:tcW w:w="0" w:type="auto"/>
+            <w:tcMar>
+              <w:top w:w="120" w:type="dxa"/>
+              <w:left w:w="180" w:type="dxa"/>
+              <w:bottom w:w="120" w:type="dxa"/>
+              <w:right w:w="180" w:type="dxa"/>
+            </w:tcMar>
+            <w:vAlign w:val="center"/>
+            <w:hideMark/>
+          </w:tcPr>
+          <w:p>
+            <w:pPr>
+              <w:spacing w:after="120" w:line="240" w:lineRule="auto"/>
+              <w:rPr>
+                <w:rFonts w:ascii="Times New Roman" w:hAnsi="Times New Roman" w:cs="Times New Roman"/>
+                <w:sz w:val="24"/>
+                <w:szCs w:val="24"/>
+              </w:rPr>
+            </w:pPr>
+            <w:r>
+              <w:rPr>
+                <w:rFonts w:ascii="Times New Roman" w:hAnsi="Times New Roman" w:cs="Times New Roman"/>
+                <w:sz w:val="24"/>
+                <w:szCs w:val="24"/>
+              </w:rPr>
+              <w:t>Chuyên viên soạn thảo (bảng users)</w:t>
+            </w:r>
+          </w:p>
+        </w:tc>
+      </w:tr>
+      <w:tr>
+        <w:tc>
+          <w:tcPr>
+            <w:tcW w:w="0" w:type="auto"/>
+            <w:tcMar>
+              <w:top w:w="120" w:type="dxa"/>
+              <w:left w:w="180" w:type="dxa"/>
+              <w:bottom w:w="120" w:type="dxa"/>
+              <w:right w:w="180" w:type="dxa"/>
+            </w:tcMar>
+            <w:vAlign w:val="center"/>
+            <w:hideMark/>
+          </w:tcPr>
+          <w:p>
+            <w:pPr>
+              <w:spacing w:after="120" w:line="240" w:lineRule="auto"/>
+              <w:rPr>
+                <w:rFonts w:ascii="Times New Roman" w:hAnsi="Times New Roman" w:cs="Times New Roman"/>
+                <w:sz w:val="24"/>
+                <w:szCs w:val="24"/>
+              </w:rPr>
+            </w:pPr>
+            <w:r>
+              <w:rPr>
+                <w:rFonts w:ascii="Times New Roman" w:hAnsi="Times New Roman" w:cs="Times New Roman"/>
+                <w:sz w:val="24"/>
+                <w:szCs w:val="24"/>
+              </w:rPr>
+              <w:t>content</w:t>
+            </w:r>
+          </w:p>
+        </w:tc>
+        <w:tc>
+          <w:tcPr>
+            <w:tcW w:w="0" w:type="auto"/>
+            <w:tcMar>
+              <w:top w:w="120" w:type="dxa"/>
+              <w:left w:w="180" w:type="dxa"/>
+              <w:bottom w:w="120" w:type="dxa"/>
+              <w:right w:w="180" w:type="dxa"/>
+            </w:tcMar>
+            <w:vAlign w:val="center"/>
+            <w:hideMark/>
+          </w:tcPr>
+          <w:p>
+            <w:pPr>
+              <w:spacing w:after="120" w:line="240" w:lineRule="auto"/>
+              <w:rPr>
+                <w:rFonts w:ascii="Times New Roman" w:hAnsi="Times New Roman" w:cs="Times New Roman"/>
+                <w:sz w:val="24"/>
+                <w:szCs w:val="24"/>
+              </w:rPr>
+            </w:pPr>
+            <w:r>
+              <w:rPr>
+                <w:rFonts w:ascii="Times New Roman" w:hAnsi="Times New Roman" w:cs="Times New Roman"/>
+                <w:sz w:val="24"/>
+                <w:szCs w:val="24"/>
+              </w:rPr>
+              <w:t>TEXT</w:t>
+            </w:r>
+          </w:p>
+        </w:tc>
+        <w:tc>
+          <w:tcPr>
+            <w:tcW w:w="0" w:type="auto"/>
+            <w:tcMar>
+              <w:top w:w="120" w:type="dxa"/>
+              <w:left w:w="180" w:type="dxa"/>
+              <w:bottom w:w="120" w:type="dxa"/>
+              <w:right w:w="180" w:type="dxa"/>
+            </w:tcMar>
+            <w:vAlign w:val="center"/>
+            <w:hideMark/>
+          </w:tcPr>
+          <w:p>
+            <w:pPr>
+              <w:spacing w:after="120" w:line="240" w:lineRule="auto"/>
+              <w:rPr>
+                <w:rFonts w:ascii="Times New Roman" w:hAnsi="Times New Roman" w:cs="Times New Roman"/>
+                <w:sz w:val="24"/>
+                <w:szCs w:val="24"/>
+              </w:rPr>
+            </w:pPr>
+            <w:r>
+              <w:rPr>
+                <w:rFonts w:ascii="Times New Roman" w:hAnsi="Times New Roman" w:cs="Times New Roman"/>
+                <w:sz w:val="24"/>
+                <w:szCs w:val="24"/>
+              </w:rPr>
+              <w:t>Nội dung dự thảo</w:t>
+            </w:r>
+          </w:p>
+        </w:tc>
+        <w:tc>
+          <w:tcPr>
+            <w:tcW w:w="0" w:type="auto"/>
+            <w:tcMar>
+              <w:top w:w="120" w:type="dxa"/>
+              <w:left w:w="180" w:type="dxa"/>
+              <w:bottom w:w="120" w:type="dxa"/>
+              <w:right w:w="180" w:type="dxa"/>
+            </w:tcMar>
+            <w:vAlign w:val="center"/>
+            <w:hideMark/>
+          </w:tcPr>
+          <w:p>
+            <w:pPr>
+              <w:spacing w:after="120" w:line="240" w:lineRule="auto"/>
+              <w:rPr>
+                <w:rFonts w:ascii="Times New Roman" w:hAnsi="Times New Roman" w:cs="Times New Roman"/>
+                <w:sz w:val="24"/>
+                <w:szCs w:val="24"/>
+              </w:rPr>
+            </w:pPr>
+          </w:p>
+        </w:tc>
+      </w:tr>
+      <w:tr>
+        <w:tc>
+          <w:tcPr>
+            <w:tcW w:w="0" w:type="auto"/>
+            <w:tcMar>
+              <w:top w:w="120" w:type="dxa"/>
+              <w:left w:w="180" w:type="dxa"/>
+              <w:bottom w:w="120" w:type="dxa"/>
+              <w:right w:w="180" w:type="dxa"/>
+            </w:tcMar>
+            <w:vAlign w:val="center"/>
+            <w:hideMark/>
+          </w:tcPr>
+          <w:p>
+            <w:pPr>
+              <w:spacing w:after="120" w:line="240" w:lineRule="auto"/>
+              <w:rPr>
+                <w:rFonts w:ascii="Times New Roman" w:hAnsi="Times New Roman" w:cs="Times New Roman"/>
+                <w:sz w:val="24"/>
+                <w:szCs w:val="24"/>
+              </w:rPr>
+            </w:pPr>
+            <w:r>
+              <w:rPr>
+                <w:rFonts w:ascii="Times New Roman" w:hAnsi="Times New Roman" w:cs="Times New Roman"/>
+                <w:sz w:val="24"/>
+                <w:szCs w:val="24"/>
+              </w:rPr>
+              <w:t>is_ai_generated</w:t>
+            </w:r>
+          </w:p>
+        </w:tc>
+        <w:tc>
+          <w:tcPr>
+            <w:tcW w:w="0" w:type="auto"/>
+            <w:tcMar>
+              <w:top w:w="120" w:type="dxa"/>
+              <w:left w:w="180" w:type="dxa"/>
+              <w:bottom w:w="120" w:type="dxa"/>
+              <w:right w:w="180" w:type="dxa"/>
+            </w:tcMar>
+            <w:vAlign w:val="center"/>
+            <w:hideMark/>
+          </w:tcPr>
+          <w:p>
+            <w:pPr>
+              <w:spacing w:after="120" w:line="240" w:lineRule="auto"/>
+              <w:rPr>
+                <w:rFonts w:ascii="Times New Roman" w:hAnsi="Times New Roman" w:cs="Times New Roman"/>
+                <w:sz w:val="24"/>
+                <w:szCs w:val="24"/>
+              </w:rPr>
+            </w:pPr>
+            <w:r>
+              <w:rPr>
+                <w:rFonts w:ascii="Times New Roman" w:hAnsi="Times New Roman" w:cs="Times New Roman"/>
+                <w:sz w:val="24"/>
+                <w:szCs w:val="24"/>
+              </w:rPr>
+              <w:t>BOOLEAN</w:t>
+            </w:r>
+          </w:p>
+        </w:tc>
+        <w:tc>
+          <w:tcPr>
+            <w:tcW w:w="0" w:type="auto"/>
+            <w:tcMar>
+              <w:top w:w="120" w:type="dxa"/>
+              <w:left w:w="180" w:type="dxa"/>
+              <w:bottom w:w="120" w:type="dxa"/>
+              <w:right w:w="180" w:type="dxa"/>
+            </w:tcMar>
+            <w:vAlign w:val="center"/>
+            <w:hideMark/>
+          </w:tcPr>
+          <w:p>
+            <w:pPr>
+              <w:spacing w:after="120" w:line="240" w:lineRule="auto"/>
+              <w:rPr>
+                <w:rFonts w:ascii="Times New Roman" w:hAnsi="Times New Roman" w:cs="Times New Roman"/>
+                <w:sz w:val="24"/>
+                <w:szCs w:val="24"/>
+              </w:rPr>
+            </w:pPr>
+            <w:r>
+              <w:rPr>
+                <w:rFonts w:ascii="Times New Roman" w:hAnsi="Times New Roman" w:cs="Times New Roman"/>
+                <w:sz w:val="24"/>
+                <w:szCs w:val="24"/>
+              </w:rPr>
+              <w:t>Cờ đánh dấu AI sinh</w:t>
+            </w:r>
+          </w:p>
+        </w:tc>
+        <w:tc>
+          <w:tcPr>
+            <w:tcW w:w="0" w:type="auto"/>
+            <w:tcMar>
+              <w:top w:w="120" w:type="dxa"/>
+              <w:left w:w="180" w:type="dxa"/>
+              <w:bottom w:w="120" w:type="dxa"/>
+              <w:right w:w="180" w:type="dxa"/>
+            </w:tcMar>
+            <w:vAlign w:val="center"/>
+            <w:hideMark/>
+          </w:tcPr>
+          <w:p>
+            <w:pPr>
+              <w:spacing w:after="120" w:line="240" w:lineRule="auto"/>
+              <w:rPr>
+                <w:rFonts w:ascii="Times New Roman" w:hAnsi="Times New Roman" w:cs="Times New Roman"/>
+                <w:sz w:val="24"/>
+                <w:szCs w:val="24"/>
+              </w:rPr>
+            </w:pPr>
+            <w:r>
+              <w:rPr>
+                <w:rFonts w:ascii="Times New Roman" w:hAnsi="Times New Roman" w:cs="Times New Roman"/>
+                <w:sz w:val="24"/>
+                <w:szCs w:val="24"/>
+              </w:rPr>
+              <w:t>TRUE (Do AI sinh ra), FALSE (Chuyên viên tự viết)</w:t>
+            </w:r>
+          </w:p>
+        </w:tc>
+      </w:tr>
+      <w:tr>
+        <w:tc>
+          <w:tcPr>
+            <w:tcW w:w="0" w:type="auto"/>
+            <w:tcMar>
+              <w:top w:w="120" w:type="dxa"/>
+              <w:left w:w="180" w:type="dxa"/>
+              <w:bottom w:w="120" w:type="dxa"/>
+              <w:right w:w="180" w:type="dxa"/>
+            </w:tcMar>
+            <w:vAlign w:val="center"/>
+            <w:hideMark/>
+          </w:tcPr>
+          <w:p>
+            <w:pPr>
+              <w:spacing w:after="120" w:line="240" w:lineRule="auto"/>
+              <w:rPr>
+                <w:rFonts w:ascii="Times New Roman" w:hAnsi="Times New Roman" w:cs="Times New Roman"/>
+                <w:sz w:val="24"/>
+                <w:szCs w:val="24"/>
+              </w:rPr>
+            </w:pPr>
+            <w:r>
+              <w:rPr>
+                <w:rFonts w:ascii="Times New Roman" w:hAnsi="Times New Roman" w:cs="Times New Roman"/>
+                <w:sz w:val="24"/>
+                <w:szCs w:val="24"/>
+              </w:rPr>
+              <w:t>status</w:t>
+            </w:r>
+          </w:p>
+        </w:tc>
+        <w:tc>
+          <w:tcPr>
+            <w:tcW w:w="0" w:type="auto"/>
+            <w:tcMar>
+              <w:top w:w="120" w:type="dxa"/>
+              <w:left w:w="180" w:type="dxa"/>
+              <w:bottom w:w="120" w:type="dxa"/>
+              <w:right w:w="180" w:type="dxa"/>
+            </w:tcMar>
+            <w:vAlign w:val="center"/>
+            <w:hideMark/>
+          </w:tcPr>
+          <w:p>
+            <w:pPr>
+              <w:spacing w:after="120" w:line="240" w:lineRule="auto"/>
+              <w:rPr>
+                <w:rFonts w:ascii="Times New Roman" w:hAnsi="Times New Roman" w:cs="Times New Roman"/>
+                <w:sz w:val="24"/>
+                <w:szCs w:val="24"/>
+              </w:rPr>
+            </w:pPr>
+            <w:r>
+              <w:rPr>
+                <w:rFonts w:ascii="Times New Roman" w:hAnsi="Times New Roman" w:cs="Times New Roman"/>
+                <w:sz w:val="24"/>
+                <w:szCs w:val="24"/>
+              </w:rPr>
+              <w:t>VARCHAR(50)</w:t>
+            </w:r>
+          </w:p>
+        </w:tc>
+        <w:tc>
+          <w:tcPr>
+            <w:tcW w:w="0" w:type="auto"/>
+            <w:tcMar>
+              <w:top w:w="120" w:type="dxa"/>
+              <w:left w:w="180" w:type="dxa"/>
+              <w:bottom w:w="120" w:type="dxa"/>
+              <w:right w:w="180" w:type="dxa"/>
+            </w:tcMar>
+            <w:vAlign w:val="center"/>
+            <w:hideMark/>
+          </w:tcPr>
+          <w:p>
+            <w:pPr>
+              <w:spacing w:after="120" w:line="240" w:lineRule="auto"/>
+              <w:rPr>
+                <w:rFonts w:ascii="Times New Roman" w:hAnsi="Times New Roman" w:cs="Times New Roman"/>
+                <w:sz w:val="24"/>
+                <w:szCs w:val="24"/>
+              </w:rPr>
+            </w:pPr>
+            <w:r>
+              <w:rPr>
+                <w:rFonts w:ascii="Times New Roman" w:hAnsi="Times New Roman" w:cs="Times New Roman"/>
+                <w:sz w:val="24"/>
+                <w:szCs w:val="24"/>
+              </w:rPr>
+              <w:t>Trạng thái dự thảo</w:t>
+            </w:r>
+          </w:p>
+        </w:tc>
+        <w:tc>
+          <w:tcPr>
+            <w:tcW w:w="0" w:type="auto"/>
+            <w:tcMar>
+              <w:top w:w="120" w:type="dxa"/>
+              <w:left w:w="180" w:type="dxa"/>
+              <w:bottom w:w="120" w:type="dxa"/>
+              <w:right w:w="180" w:type="dxa"/>
+            </w:tcMar>
+            <w:vAlign w:val="center"/>
+            <w:hideMark/>
+          </w:tcPr>
+          <w:p>
+            <w:pPr>
+              <w:spacing w:after="120" w:line="240" w:lineRule="auto"/>
+              <w:rPr>
+                <w:rFonts w:ascii="Times New Roman" w:hAnsi="Times New Roman" w:cs="Times New Roman"/>
+                <w:sz w:val="24"/>
+                <w:szCs w:val="24"/>
+              </w:rPr>
+            </w:pPr>
+            <w:r>
+              <w:rPr>
+                <w:rFonts w:ascii="Times New Roman" w:hAnsi="Times New Roman" w:cs="Times New Roman"/>
+                <w:sz w:val="24"/>
+                <w:szCs w:val="24"/>
+              </w:rPr>
+              <w:t>VD: DRAFT, SUBMITTED, APPROVED, REJECTED</w:t>
+            </w:r>
+          </w:p>
+        </w:tc>
+      </w:tr>
+      <w:tr>
+        <w:tc>
+          <w:tcPr>
+            <w:tcW w:w="0" w:type="auto"/>
+            <w:tcMar>
+              <w:top w:w="120" w:type="dxa"/>
+              <w:left w:w="180" w:type="dxa"/>
+              <w:bottom w:w="120" w:type="dxa"/>
+              <w:right w:w="180" w:type="dxa"/>
+            </w:tcMar>
+            <w:vAlign w:val="center"/>
+            <w:hideMark/>
+          </w:tcPr>
+          <w:p>
+            <w:pPr>
+              <w:spacing w:after="120" w:line="240" w:lineRule="auto"/>
+              <w:rPr>
+                <w:rFonts w:ascii="Times New Roman" w:hAnsi="Times New Roman" w:cs="Times New Roman"/>
+                <w:sz w:val="24"/>
+                <w:szCs w:val="24"/>
+              </w:rPr>
+            </w:pPr>
+            <w:r>
+              <w:rPr>
+                <w:rFonts w:ascii="Times New Roman" w:hAnsi="Times New Roman" w:cs="Times New Roman"/>
+                <w:sz w:val="24"/>
+                <w:szCs w:val="24"/>
+              </w:rPr>
+              <w:t>created_at</w:t>
+            </w:r>
+          </w:p>
+        </w:tc>
+        <w:tc>
+          <w:tcPr>
+            <w:tcW w:w="0" w:type="auto"/>
+            <w:tcMar>
+              <w:top w:w="120" w:type="dxa"/>
+              <w:left w:w="180" w:type="dxa"/>
+              <w:bottom w:w="120" w:type="dxa"/>
+              <w:right w:w="180" w:type="dxa"/>
+            </w:tcMar>
+            <w:vAlign w:val="center"/>
+            <w:hideMark/>
+          </w:tcPr>
+          <w:p>
+            <w:pPr>
+              <w:spacing w:after="120" w:line="240" w:lineRule="auto"/>
+              <w:rPr>
+                <w:rFonts w:ascii="Times New Roman" w:hAnsi="Times New Roman" w:cs="Times New Roman"/>
+                <w:sz w:val="24"/>
+                <w:szCs w:val="24"/>
+              </w:rPr>
+            </w:pPr>
+            <w:r>
+              <w:rPr>
+                <w:rFonts w:ascii="Times New Roman" w:hAnsi="Times New Roman" w:cs="Times New Roman"/>
+                <w:sz w:val="24"/>
+                <w:szCs w:val="24"/>
+              </w:rPr>
+              <w:t>DATETIME</w:t>
+            </w:r>
+          </w:p>
+        </w:tc>
+        <w:tc>
+          <w:tcPr>
+            <w:tcW w:w="0" w:type="auto"/>
+            <w:tcMar>
+              <w:top w:w="120" w:type="dxa"/>
+              <w:left w:w="180" w:type="dxa"/>
+              <w:bottom w:w="120" w:type="dxa"/>
+              <w:right w:w="180" w:type="dxa"/>
+            </w:tcMar>
+            <w:vAlign w:val="center"/>
+            <w:hideMark/>
+          </w:tcPr>
+          <w:p>
+            <w:pPr>
+              <w:spacing w:after="120" w:line="240" w:lineRule="auto"/>
+              <w:rPr>
+                <w:rFonts w:ascii="Times New Roman" w:hAnsi="Times New Roman" w:cs="Times New Roman"/>
+                <w:sz w:val="24"/>
+                <w:szCs w:val="24"/>
+              </w:rPr>
+            </w:pPr>
+            <w:r>
+              <w:rPr>
+                <w:rFonts w:ascii="Times New Roman" w:hAnsi="Times New Roman" w:cs="Times New Roman"/>
+                <w:sz w:val="24"/>
+                <w:szCs w:val="24"/>
+              </w:rPr>
+              <w:t>Ngày tạo</w:t>
+            </w:r>
+          </w:p>
+        </w:tc>
+        <w:tc>
+          <w:tcPr>
+            <w:tcW w:w="0" w:type="auto"/>
+            <w:tcMar>
+              <w:top w:w="120" w:type="dxa"/>
+              <w:left w:w="180" w:type="dxa"/>
+              <w:bottom w:w="120" w:type="dxa"/>
+              <w:right w:w="180" w:type="dxa"/>
+            </w:tcMar>
+            <w:vAlign w:val="center"/>
+            <w:hideMark/>
+          </w:tcPr>
+          <w:p>
+            <w:pPr>
+              <w:spacing w:after="120" w:line="240" w:lineRule="auto"/>
+              <w:rPr>
+                <w:rFonts w:ascii="Times New Roman" w:hAnsi="Times New Roman" w:cs="Times New Roman"/>
+                <w:sz w:val="24"/>
+                <w:szCs w:val="24"/>
+              </w:rPr>
+            </w:pPr>
+            <w:r>
+              <w:rPr>
+                <w:rFonts w:ascii="Times New Roman" w:hAnsi="Times New Roman" w:cs="Times New Roman"/>
+                <w:sz w:val="24"/>
+                <w:szCs w:val="24"/>
+              </w:rPr>
+              <w:t>Tự động sinh</w:t>
+            </w:r>
+          </w:p>
+        </w:tc>
+      </w:tr>
+    </w:tbl>
+    <w:p>
+      <w:pPr>
+        <w:spacing w:after="120" w:line="240" w:lineRule="auto"/>
+        <w:rPr>
+          <w:rFonts w:ascii="Times New Roman" w:hAnsi="Times New Roman" w:cs="Times New Roman"/>
+          <w:b/>
+          <w:bCs/>
+          <w:sz w:val="24"/>
+          <w:szCs w:val="24"/>
+        </w:rPr>
+      </w:pPr>
+      <w:r>
+        <w:rPr>
+          <w:rFonts w:ascii="Times New Roman" w:hAnsi="Times New Roman" w:cs="Times New Roman"/>
+          <w:b/>
+          <w:bCs/>
+          <w:sz w:val="24"/>
+          <w:szCs w:val="24"/>
+        </w:rPr>
+        <w:t>7. Bảng notifications (Thông báo)</w:t>
       </w:r>
     </w:p>
     <w:p>
       <w:pPr>
-        <w:numPr>
-          <w:ilvl w:val="0"/>
-          <w:numId w:val="4"/>
-        </w:numPr>
         <w:spacing w:after="120" w:line="240" w:lineRule="auto"/>
         <w:rPr>
           <w:rFonts w:ascii="Times New Roman" w:hAnsi="Times New Roman" w:cs="Times New Roman"/>
@@ -1354,7 +8070,7 @@
           <w:sz w:val="24"/>
           <w:szCs w:val="24"/>
         </w:rPr>
-        <w:t>Bảng notifications (Thông báo):</w:t>
+        <w:t>Mục đích:</w:t>
       </w:r>
       <w:r>
         <w:rPr>
@@ -1362,15 +8078,952 @@
           <w:sz w:val="24"/>
           <w:szCs w:val="24"/>
         </w:rPr>
-        <w:t> Lưu trữ hệ thống cảnh báo tự động về thời hạn công việc.</w:t>
+        <w:t xml:space="preserve"> Ghi nhận và hiển thị các cảnh báo tự động về thời hạn (sắp đến hạn, quá hạn).</w:t>
+      </w:r>
+    </w:p>
+    <w:tbl>
+      <w:tblPr>
+        <w:tblW w:w="0" w:type="auto"/>
+        <w:tblBorders>
+          <w:top w:val="single" w:sz="6" w:space="0" w:color="auto"/>
+          <w:left w:val="single" w:sz="6" w:space="0" w:color="auto"/>
+          <w:bottom w:val="single" w:sz="6" w:space="0" w:color="auto"/>
+          <w:right w:val="single" w:sz="6" w:space="0" w:color="auto"/>
+          <w:insideH w:val="single" w:sz="6" w:space="0" w:color="auto"/>
+          <w:insideV w:val="single" w:sz="6" w:space="0" w:color="auto"/>
+        </w:tblBorders>
+        <w:tblCellMar>
+          <w:top w:w="15" w:type="dxa"/>
+          <w:left w:w="15" w:type="dxa"/>
+          <w:bottom w:w="15" w:type="dxa"/>
+          <w:right w:w="15" w:type="dxa"/>
+        </w:tblCellMar>
+        <w:tblLook w:val="04A0" w:firstRow="1" w:lastRow="0" w:firstColumn="1" w:lastColumn="0" w:noHBand="0" w:noVBand="1"/>
+      </w:tblPr>
+      <w:tblGrid>
+        <w:gridCol w:w="1766"/>
+        <w:gridCol w:w="1610"/>
+        <w:gridCol w:w="1931"/>
+        <w:gridCol w:w="3748"/>
+      </w:tblGrid>
+      <w:tr>
+        <w:trPr>
+          <w:tblHeader/>
+        </w:trPr>
+        <w:tc>
+          <w:tcPr>
+            <w:tcW w:w="0" w:type="auto"/>
+            <w:tcMar>
+              <w:top w:w="120" w:type="dxa"/>
+              <w:left w:w="180" w:type="dxa"/>
+              <w:bottom w:w="120" w:type="dxa"/>
+              <w:right w:w="180" w:type="dxa"/>
+            </w:tcMar>
+            <w:vAlign w:val="center"/>
+            <w:hideMark/>
+          </w:tcPr>
+          <w:p>
+            <w:pPr>
+              <w:spacing w:after="120" w:line="240" w:lineRule="auto"/>
+              <w:rPr>
+                <w:rFonts w:ascii="Times New Roman" w:hAnsi="Times New Roman" w:cs="Times New Roman"/>
+                <w:sz w:val="24"/>
+                <w:szCs w:val="24"/>
+              </w:rPr>
+            </w:pPr>
+            <w:r>
+              <w:rPr>
+                <w:rFonts w:ascii="Times New Roman" w:hAnsi="Times New Roman" w:cs="Times New Roman"/>
+                <w:b/>
+                <w:bCs/>
+                <w:sz w:val="24"/>
+                <w:szCs w:val="24"/>
+              </w:rPr>
+              <w:t>Tên thuộc tính</w:t>
+            </w:r>
+          </w:p>
+        </w:tc>
+        <w:tc>
+          <w:tcPr>
+            <w:tcW w:w="0" w:type="auto"/>
+            <w:tcMar>
+              <w:top w:w="120" w:type="dxa"/>
+              <w:left w:w="180" w:type="dxa"/>
+              <w:bottom w:w="120" w:type="dxa"/>
+              <w:right w:w="180" w:type="dxa"/>
+            </w:tcMar>
+            <w:vAlign w:val="center"/>
+            <w:hideMark/>
+          </w:tcPr>
+          <w:p>
+            <w:pPr>
+              <w:spacing w:after="120" w:line="240" w:lineRule="auto"/>
+              <w:rPr>
+                <w:rFonts w:ascii="Times New Roman" w:hAnsi="Times New Roman" w:cs="Times New Roman"/>
+                <w:sz w:val="24"/>
+                <w:szCs w:val="24"/>
+              </w:rPr>
+            </w:pPr>
+            <w:r>
+              <w:rPr>
+                <w:rFonts w:ascii="Times New Roman" w:hAnsi="Times New Roman" w:cs="Times New Roman"/>
+                <w:b/>
+                <w:bCs/>
+                <w:sz w:val="24"/>
+                <w:szCs w:val="24"/>
+              </w:rPr>
+              <w:t>Kiểu dữ liệu</w:t>
+            </w:r>
+          </w:p>
+        </w:tc>
+        <w:tc>
+          <w:tcPr>
+            <w:tcW w:w="0" w:type="auto"/>
+            <w:tcMar>
+              <w:top w:w="120" w:type="dxa"/>
+              <w:left w:w="180" w:type="dxa"/>
+              <w:bottom w:w="120" w:type="dxa"/>
+              <w:right w:w="180" w:type="dxa"/>
+            </w:tcMar>
+            <w:vAlign w:val="center"/>
+            <w:hideMark/>
+          </w:tcPr>
+          <w:p>
+            <w:pPr>
+              <w:spacing w:after="120" w:line="240" w:lineRule="auto"/>
+              <w:rPr>
+                <w:rFonts w:ascii="Times New Roman" w:hAnsi="Times New Roman" w:cs="Times New Roman"/>
+                <w:sz w:val="24"/>
+                <w:szCs w:val="24"/>
+              </w:rPr>
+            </w:pPr>
+            <w:r>
+              <w:rPr>
+                <w:rFonts w:ascii="Times New Roman" w:hAnsi="Times New Roman" w:cs="Times New Roman"/>
+                <w:b/>
+                <w:bCs/>
+                <w:sz w:val="24"/>
+                <w:szCs w:val="24"/>
+              </w:rPr>
+              <w:t>Mô tả</w:t>
+            </w:r>
+          </w:p>
+        </w:tc>
+        <w:tc>
+          <w:tcPr>
+            <w:tcW w:w="0" w:type="auto"/>
+            <w:tcMar>
+              <w:top w:w="120" w:type="dxa"/>
+              <w:left w:w="180" w:type="dxa"/>
+              <w:bottom w:w="120" w:type="dxa"/>
+              <w:right w:w="180" w:type="dxa"/>
+            </w:tcMar>
+            <w:vAlign w:val="center"/>
+            <w:hideMark/>
+          </w:tcPr>
+          <w:p>
+            <w:pPr>
+              <w:spacing w:after="120" w:line="240" w:lineRule="auto"/>
+              <w:rPr>
+                <w:rFonts w:ascii="Times New Roman" w:hAnsi="Times New Roman" w:cs="Times New Roman"/>
+                <w:sz w:val="24"/>
+                <w:szCs w:val="24"/>
+              </w:rPr>
+            </w:pPr>
+            <w:r>
+              <w:rPr>
+                <w:rFonts w:ascii="Times New Roman" w:hAnsi="Times New Roman" w:cs="Times New Roman"/>
+                <w:b/>
+                <w:bCs/>
+                <w:sz w:val="24"/>
+                <w:szCs w:val="24"/>
+              </w:rPr>
+              <w:t>Ghi chú</w:t>
+            </w:r>
+          </w:p>
+        </w:tc>
+      </w:tr>
+      <w:tr>
+        <w:tc>
+          <w:tcPr>
+            <w:tcW w:w="0" w:type="auto"/>
+            <w:tcMar>
+              <w:top w:w="120" w:type="dxa"/>
+              <w:left w:w="180" w:type="dxa"/>
+              <w:bottom w:w="120" w:type="dxa"/>
+              <w:right w:w="180" w:type="dxa"/>
+            </w:tcMar>
+            <w:vAlign w:val="center"/>
+            <w:hideMark/>
+          </w:tcPr>
+          <w:p>
+            <w:pPr>
+              <w:spacing w:after="120" w:line="240" w:lineRule="auto"/>
+              <w:rPr>
+                <w:rFonts w:ascii="Times New Roman" w:hAnsi="Times New Roman" w:cs="Times New Roman"/>
+                <w:sz w:val="24"/>
+                <w:szCs w:val="24"/>
+              </w:rPr>
+            </w:pPr>
+            <w:r>
+              <w:rPr>
+                <w:rFonts w:ascii="Times New Roman" w:hAnsi="Times New Roman" w:cs="Times New Roman"/>
+                <w:sz w:val="24"/>
+                <w:szCs w:val="24"/>
+              </w:rPr>
+              <w:t>id</w:t>
+            </w:r>
+          </w:p>
+        </w:tc>
+        <w:tc>
+          <w:tcPr>
+            <w:tcW w:w="0" w:type="auto"/>
+            <w:tcMar>
+              <w:top w:w="120" w:type="dxa"/>
+              <w:left w:w="180" w:type="dxa"/>
+              <w:bottom w:w="120" w:type="dxa"/>
+              <w:right w:w="180" w:type="dxa"/>
+            </w:tcMar>
+            <w:vAlign w:val="center"/>
+            <w:hideMark/>
+          </w:tcPr>
+          <w:p>
+            <w:pPr>
+              <w:spacing w:after="120" w:line="240" w:lineRule="auto"/>
+              <w:rPr>
+                <w:rFonts w:ascii="Times New Roman" w:hAnsi="Times New Roman" w:cs="Times New Roman"/>
+                <w:sz w:val="24"/>
+                <w:szCs w:val="24"/>
+              </w:rPr>
+            </w:pPr>
+            <w:r>
+              <w:rPr>
+                <w:rFonts w:ascii="Times New Roman" w:hAnsi="Times New Roman" w:cs="Times New Roman"/>
+                <w:sz w:val="24"/>
+                <w:szCs w:val="24"/>
+              </w:rPr>
+              <w:t>INT</w:t>
+            </w:r>
+          </w:p>
+        </w:tc>
+        <w:tc>
+          <w:tcPr>
+            <w:tcW w:w="0" w:type="auto"/>
+            <w:tcMar>
+              <w:top w:w="120" w:type="dxa"/>
+              <w:left w:w="180" w:type="dxa"/>
+              <w:bottom w:w="120" w:type="dxa"/>
+              <w:right w:w="180" w:type="dxa"/>
+            </w:tcMar>
+            <w:vAlign w:val="center"/>
+            <w:hideMark/>
+          </w:tcPr>
+          <w:p>
+            <w:pPr>
+              <w:spacing w:after="120" w:line="240" w:lineRule="auto"/>
+              <w:rPr>
+                <w:rFonts w:ascii="Times New Roman" w:hAnsi="Times New Roman" w:cs="Times New Roman"/>
+                <w:sz w:val="24"/>
+                <w:szCs w:val="24"/>
+              </w:rPr>
+            </w:pPr>
+            <w:r>
+              <w:rPr>
+                <w:rFonts w:ascii="Times New Roman" w:hAnsi="Times New Roman" w:cs="Times New Roman"/>
+                <w:sz w:val="24"/>
+                <w:szCs w:val="24"/>
+              </w:rPr>
+              <w:t>Khóa chính</w:t>
+            </w:r>
+          </w:p>
+        </w:tc>
+        <w:tc>
+          <w:tcPr>
+            <w:tcW w:w="0" w:type="auto"/>
+            <w:tcMar>
+              <w:top w:w="120" w:type="dxa"/>
+              <w:left w:w="180" w:type="dxa"/>
+              <w:bottom w:w="120" w:type="dxa"/>
+              <w:right w:w="180" w:type="dxa"/>
+            </w:tcMar>
+            <w:vAlign w:val="center"/>
+            <w:hideMark/>
+          </w:tcPr>
+          <w:p>
+            <w:pPr>
+              <w:spacing w:after="120" w:line="240" w:lineRule="auto"/>
+              <w:rPr>
+                <w:rFonts w:ascii="Times New Roman" w:hAnsi="Times New Roman" w:cs="Times New Roman"/>
+                <w:sz w:val="24"/>
+                <w:szCs w:val="24"/>
+              </w:rPr>
+            </w:pPr>
+            <w:r>
+              <w:rPr>
+                <w:rFonts w:ascii="Times New Roman" w:hAnsi="Times New Roman" w:cs="Times New Roman"/>
+                <w:sz w:val="24"/>
+                <w:szCs w:val="24"/>
+              </w:rPr>
+              <w:t>Tự động tăng</w:t>
+            </w:r>
+          </w:p>
+        </w:tc>
+      </w:tr>
+      <w:tr>
+        <w:tc>
+          <w:tcPr>
+            <w:tcW w:w="0" w:type="auto"/>
+            <w:tcMar>
+              <w:top w:w="120" w:type="dxa"/>
+              <w:left w:w="180" w:type="dxa"/>
+              <w:bottom w:w="120" w:type="dxa"/>
+              <w:right w:w="180" w:type="dxa"/>
+            </w:tcMar>
+            <w:vAlign w:val="center"/>
+            <w:hideMark/>
+          </w:tcPr>
+          <w:p>
+            <w:pPr>
+              <w:spacing w:after="120" w:line="240" w:lineRule="auto"/>
+              <w:rPr>
+                <w:rFonts w:ascii="Times New Roman" w:hAnsi="Times New Roman" w:cs="Times New Roman"/>
+                <w:sz w:val="24"/>
+                <w:szCs w:val="24"/>
+              </w:rPr>
+            </w:pPr>
+            <w:r>
+              <w:rPr>
+                <w:rFonts w:ascii="Times New Roman" w:hAnsi="Times New Roman" w:cs="Times New Roman"/>
+                <w:sz w:val="24"/>
+                <w:szCs w:val="24"/>
+              </w:rPr>
+              <w:t>user_id</w:t>
+            </w:r>
+          </w:p>
+        </w:tc>
+        <w:tc>
+          <w:tcPr>
+            <w:tcW w:w="0" w:type="auto"/>
+            <w:tcMar>
+              <w:top w:w="120" w:type="dxa"/>
+              <w:left w:w="180" w:type="dxa"/>
+              <w:bottom w:w="120" w:type="dxa"/>
+              <w:right w:w="180" w:type="dxa"/>
+            </w:tcMar>
+            <w:vAlign w:val="center"/>
+            <w:hideMark/>
+          </w:tcPr>
+          <w:p>
+            <w:pPr>
+              <w:spacing w:after="120" w:line="240" w:lineRule="auto"/>
+              <w:rPr>
+                <w:rFonts w:ascii="Times New Roman" w:hAnsi="Times New Roman" w:cs="Times New Roman"/>
+                <w:sz w:val="24"/>
+                <w:szCs w:val="24"/>
+              </w:rPr>
+            </w:pPr>
+            <w:r>
+              <w:rPr>
+                <w:rFonts w:ascii="Times New Roman" w:hAnsi="Times New Roman" w:cs="Times New Roman"/>
+                <w:sz w:val="24"/>
+                <w:szCs w:val="24"/>
+              </w:rPr>
+              <w:t>INT</w:t>
+            </w:r>
+          </w:p>
+        </w:tc>
+        <w:tc>
+          <w:tcPr>
+            <w:tcW w:w="0" w:type="auto"/>
+            <w:tcMar>
+              <w:top w:w="120" w:type="dxa"/>
+              <w:left w:w="180" w:type="dxa"/>
+              <w:bottom w:w="120" w:type="dxa"/>
+              <w:right w:w="180" w:type="dxa"/>
+            </w:tcMar>
+            <w:vAlign w:val="center"/>
+            <w:hideMark/>
+          </w:tcPr>
+          <w:p>
+            <w:pPr>
+              <w:spacing w:after="120" w:line="240" w:lineRule="auto"/>
+              <w:rPr>
+                <w:rFonts w:ascii="Times New Roman" w:hAnsi="Times New Roman" w:cs="Times New Roman"/>
+                <w:sz w:val="24"/>
+                <w:szCs w:val="24"/>
+              </w:rPr>
+            </w:pPr>
+            <w:r>
+              <w:rPr>
+                <w:rFonts w:ascii="Times New Roman" w:hAnsi="Times New Roman" w:cs="Times New Roman"/>
+                <w:sz w:val="24"/>
+                <w:szCs w:val="24"/>
+              </w:rPr>
+              <w:t>Khóa ngoại</w:t>
+            </w:r>
+          </w:p>
+        </w:tc>
+        <w:tc>
+          <w:tcPr>
+            <w:tcW w:w="0" w:type="auto"/>
+            <w:tcMar>
+              <w:top w:w="120" w:type="dxa"/>
+              <w:left w:w="180" w:type="dxa"/>
+              <w:bottom w:w="120" w:type="dxa"/>
+              <w:right w:w="180" w:type="dxa"/>
+            </w:tcMar>
+            <w:vAlign w:val="center"/>
+            <w:hideMark/>
+          </w:tcPr>
+          <w:p>
+            <w:pPr>
+              <w:spacing w:after="120" w:line="240" w:lineRule="auto"/>
+              <w:rPr>
+                <w:rFonts w:ascii="Times New Roman" w:hAnsi="Times New Roman" w:cs="Times New Roman"/>
+                <w:sz w:val="24"/>
+                <w:szCs w:val="24"/>
+              </w:rPr>
+            </w:pPr>
+            <w:r>
+              <w:rPr>
+                <w:rFonts w:ascii="Times New Roman" w:hAnsi="Times New Roman" w:cs="Times New Roman"/>
+                <w:sz w:val="24"/>
+                <w:szCs w:val="24"/>
+              </w:rPr>
+              <w:t>Người nhận thông báo (bảng users)</w:t>
+            </w:r>
+          </w:p>
+        </w:tc>
+      </w:tr>
+      <w:tr>
+        <w:tc>
+          <w:tcPr>
+            <w:tcW w:w="0" w:type="auto"/>
+            <w:tcMar>
+              <w:top w:w="120" w:type="dxa"/>
+              <w:left w:w="180" w:type="dxa"/>
+              <w:bottom w:w="120" w:type="dxa"/>
+              <w:right w:w="180" w:type="dxa"/>
+            </w:tcMar>
+            <w:vAlign w:val="center"/>
+            <w:hideMark/>
+          </w:tcPr>
+          <w:p>
+            <w:pPr>
+              <w:spacing w:after="120" w:line="240" w:lineRule="auto"/>
+              <w:rPr>
+                <w:rFonts w:ascii="Times New Roman" w:hAnsi="Times New Roman" w:cs="Times New Roman"/>
+                <w:sz w:val="24"/>
+                <w:szCs w:val="24"/>
+              </w:rPr>
+            </w:pPr>
+            <w:r>
+              <w:rPr>
+                <w:rFonts w:ascii="Times New Roman" w:hAnsi="Times New Roman" w:cs="Times New Roman"/>
+                <w:sz w:val="24"/>
+                <w:szCs w:val="24"/>
+              </w:rPr>
+              <w:t>document_id</w:t>
+            </w:r>
+          </w:p>
+        </w:tc>
+        <w:tc>
+          <w:tcPr>
+            <w:tcW w:w="0" w:type="auto"/>
+            <w:tcMar>
+              <w:top w:w="120" w:type="dxa"/>
+              <w:left w:w="180" w:type="dxa"/>
+              <w:bottom w:w="120" w:type="dxa"/>
+              <w:right w:w="180" w:type="dxa"/>
+            </w:tcMar>
+            <w:vAlign w:val="center"/>
+            <w:hideMark/>
+          </w:tcPr>
+          <w:p>
+            <w:pPr>
+              <w:spacing w:after="120" w:line="240" w:lineRule="auto"/>
+              <w:rPr>
+                <w:rFonts w:ascii="Times New Roman" w:hAnsi="Times New Roman" w:cs="Times New Roman"/>
+                <w:sz w:val="24"/>
+                <w:szCs w:val="24"/>
+              </w:rPr>
+            </w:pPr>
+            <w:r>
+              <w:rPr>
+                <w:rFonts w:ascii="Times New Roman" w:hAnsi="Times New Roman" w:cs="Times New Roman"/>
+                <w:sz w:val="24"/>
+                <w:szCs w:val="24"/>
+              </w:rPr>
+              <w:t>INT</w:t>
+            </w:r>
+          </w:p>
+        </w:tc>
+        <w:tc>
+          <w:tcPr>
+            <w:tcW w:w="0" w:type="auto"/>
+            <w:tcMar>
+              <w:top w:w="120" w:type="dxa"/>
+              <w:left w:w="180" w:type="dxa"/>
+              <w:bottom w:w="120" w:type="dxa"/>
+              <w:right w:w="180" w:type="dxa"/>
+            </w:tcMar>
+            <w:vAlign w:val="center"/>
+            <w:hideMark/>
+          </w:tcPr>
+          <w:p>
+            <w:pPr>
+              <w:spacing w:after="120" w:line="240" w:lineRule="auto"/>
+              <w:rPr>
+                <w:rFonts w:ascii="Times New Roman" w:hAnsi="Times New Roman" w:cs="Times New Roman"/>
+                <w:sz w:val="24"/>
+                <w:szCs w:val="24"/>
+              </w:rPr>
+            </w:pPr>
+            <w:r>
+              <w:rPr>
+                <w:rFonts w:ascii="Times New Roman" w:hAnsi="Times New Roman" w:cs="Times New Roman"/>
+                <w:sz w:val="24"/>
+                <w:szCs w:val="24"/>
+              </w:rPr>
+              <w:t>Khóa ngoại (Tùy chọn)</w:t>
+            </w:r>
+          </w:p>
+        </w:tc>
+        <w:tc>
+          <w:tcPr>
+            <w:tcW w:w="0" w:type="auto"/>
+            <w:tcMar>
+              <w:top w:w="120" w:type="dxa"/>
+              <w:left w:w="180" w:type="dxa"/>
+              <w:bottom w:w="120" w:type="dxa"/>
+              <w:right w:w="180" w:type="dxa"/>
+            </w:tcMar>
+            <w:vAlign w:val="center"/>
+            <w:hideMark/>
+          </w:tcPr>
+          <w:p>
+            <w:pPr>
+              <w:spacing w:after="120" w:line="240" w:lineRule="auto"/>
+              <w:rPr>
+                <w:rFonts w:ascii="Times New Roman" w:hAnsi="Times New Roman" w:cs="Times New Roman"/>
+                <w:sz w:val="24"/>
+                <w:szCs w:val="24"/>
+              </w:rPr>
+            </w:pPr>
+            <w:r>
+              <w:rPr>
+                <w:rFonts w:ascii="Times New Roman" w:hAnsi="Times New Roman" w:cs="Times New Roman"/>
+                <w:sz w:val="24"/>
+                <w:szCs w:val="24"/>
+              </w:rPr>
+              <w:t>Dẫn link thẳng tới công văn liên quan (Có thể NULL)</w:t>
+            </w:r>
+          </w:p>
+        </w:tc>
+      </w:tr>
+      <w:tr>
+        <w:tc>
+          <w:tcPr>
+            <w:tcW w:w="0" w:type="auto"/>
+            <w:tcMar>
+              <w:top w:w="120" w:type="dxa"/>
+              <w:left w:w="180" w:type="dxa"/>
+              <w:bottom w:w="120" w:type="dxa"/>
+              <w:right w:w="180" w:type="dxa"/>
+            </w:tcMar>
+            <w:vAlign w:val="center"/>
+            <w:hideMark/>
+          </w:tcPr>
+          <w:p>
+            <w:pPr>
+              <w:spacing w:after="120" w:line="240" w:lineRule="auto"/>
+              <w:rPr>
+                <w:rFonts w:ascii="Times New Roman" w:hAnsi="Times New Roman" w:cs="Times New Roman"/>
+                <w:sz w:val="24"/>
+                <w:szCs w:val="24"/>
+              </w:rPr>
+            </w:pPr>
+            <w:r>
+              <w:rPr>
+                <w:rFonts w:ascii="Times New Roman" w:hAnsi="Times New Roman" w:cs="Times New Roman"/>
+                <w:sz w:val="24"/>
+                <w:szCs w:val="24"/>
+              </w:rPr>
+              <w:t>message</w:t>
+            </w:r>
+          </w:p>
+        </w:tc>
+        <w:tc>
+          <w:tcPr>
+            <w:tcW w:w="0" w:type="auto"/>
+            <w:tcMar>
+              <w:top w:w="120" w:type="dxa"/>
+              <w:left w:w="180" w:type="dxa"/>
+              <w:bottom w:w="120" w:type="dxa"/>
+              <w:right w:w="180" w:type="dxa"/>
+            </w:tcMar>
+            <w:vAlign w:val="center"/>
+            <w:hideMark/>
+          </w:tcPr>
+          <w:p>
+            <w:pPr>
+              <w:spacing w:after="120" w:line="240" w:lineRule="auto"/>
+              <w:rPr>
+                <w:rFonts w:ascii="Times New Roman" w:hAnsi="Times New Roman" w:cs="Times New Roman"/>
+                <w:sz w:val="24"/>
+                <w:szCs w:val="24"/>
+              </w:rPr>
+            </w:pPr>
+            <w:r>
+              <w:rPr>
+                <w:rFonts w:ascii="Times New Roman" w:hAnsi="Times New Roman" w:cs="Times New Roman"/>
+                <w:sz w:val="24"/>
+                <w:szCs w:val="24"/>
+              </w:rPr>
+              <w:t>TEXT</w:t>
+            </w:r>
+          </w:p>
+        </w:tc>
+        <w:tc>
+          <w:tcPr>
+            <w:tcW w:w="0" w:type="auto"/>
+            <w:tcMar>
+              <w:top w:w="120" w:type="dxa"/>
+              <w:left w:w="180" w:type="dxa"/>
+              <w:bottom w:w="120" w:type="dxa"/>
+              <w:right w:w="180" w:type="dxa"/>
+            </w:tcMar>
+            <w:vAlign w:val="center"/>
+            <w:hideMark/>
+          </w:tcPr>
+          <w:p>
+            <w:pPr>
+              <w:spacing w:after="120" w:line="240" w:lineRule="auto"/>
+              <w:rPr>
+                <w:rFonts w:ascii="Times New Roman" w:hAnsi="Times New Roman" w:cs="Times New Roman"/>
+                <w:sz w:val="24"/>
+                <w:szCs w:val="24"/>
+              </w:rPr>
+            </w:pPr>
+            <w:r>
+              <w:rPr>
+                <w:rFonts w:ascii="Times New Roman" w:hAnsi="Times New Roman" w:cs="Times New Roman"/>
+                <w:sz w:val="24"/>
+                <w:szCs w:val="24"/>
+              </w:rPr>
+              <w:t>Nội dung cảnh báo</w:t>
+            </w:r>
+          </w:p>
+        </w:tc>
+        <w:tc>
+          <w:tcPr>
+            <w:tcW w:w="0" w:type="auto"/>
+            <w:tcMar>
+              <w:top w:w="120" w:type="dxa"/>
+              <w:left w:w="180" w:type="dxa"/>
+              <w:bottom w:w="120" w:type="dxa"/>
+              <w:right w:w="180" w:type="dxa"/>
+            </w:tcMar>
+            <w:vAlign w:val="center"/>
+            <w:hideMark/>
+          </w:tcPr>
+          <w:p>
+            <w:pPr>
+              <w:spacing w:after="120" w:line="240" w:lineRule="auto"/>
+              <w:rPr>
+                <w:rFonts w:ascii="Times New Roman" w:hAnsi="Times New Roman" w:cs="Times New Roman"/>
+                <w:sz w:val="24"/>
+                <w:szCs w:val="24"/>
+              </w:rPr>
+            </w:pPr>
+            <w:r>
+              <w:rPr>
+                <w:rFonts w:ascii="Times New Roman" w:hAnsi="Times New Roman" w:cs="Times New Roman"/>
+                <w:sz w:val="24"/>
+                <w:szCs w:val="24"/>
+              </w:rPr>
+              <w:t>VD: "Công văn số 123 sẽ hết hạn vào ngày mai"</w:t>
+            </w:r>
+          </w:p>
+        </w:tc>
+      </w:tr>
+      <w:tr>
+        <w:tc>
+          <w:tcPr>
+            <w:tcW w:w="0" w:type="auto"/>
+            <w:tcMar>
+              <w:top w:w="120" w:type="dxa"/>
+              <w:left w:w="180" w:type="dxa"/>
+              <w:bottom w:w="120" w:type="dxa"/>
+              <w:right w:w="180" w:type="dxa"/>
+            </w:tcMar>
+            <w:vAlign w:val="center"/>
+            <w:hideMark/>
+          </w:tcPr>
+          <w:p>
+            <w:pPr>
+              <w:spacing w:after="120" w:line="240" w:lineRule="auto"/>
+              <w:rPr>
+                <w:rFonts w:ascii="Times New Roman" w:hAnsi="Times New Roman" w:cs="Times New Roman"/>
+                <w:sz w:val="24"/>
+                <w:szCs w:val="24"/>
+              </w:rPr>
+            </w:pPr>
+            <w:r>
+              <w:rPr>
+                <w:rFonts w:ascii="Times New Roman" w:hAnsi="Times New Roman" w:cs="Times New Roman"/>
+                <w:sz w:val="24"/>
+                <w:szCs w:val="24"/>
+              </w:rPr>
+              <w:t>is_read</w:t>
+            </w:r>
+          </w:p>
+        </w:tc>
+        <w:tc>
+          <w:tcPr>
+            <w:tcW w:w="0" w:type="auto"/>
+            <w:tcMar>
+              <w:top w:w="120" w:type="dxa"/>
+              <w:left w:w="180" w:type="dxa"/>
+              <w:bottom w:w="120" w:type="dxa"/>
+              <w:right w:w="180" w:type="dxa"/>
+            </w:tcMar>
+            <w:vAlign w:val="center"/>
+            <w:hideMark/>
+          </w:tcPr>
+          <w:p>
+            <w:pPr>
+              <w:spacing w:after="120" w:line="240" w:lineRule="auto"/>
+              <w:rPr>
+                <w:rFonts w:ascii="Times New Roman" w:hAnsi="Times New Roman" w:cs="Times New Roman"/>
+                <w:sz w:val="24"/>
+                <w:szCs w:val="24"/>
+              </w:rPr>
+            </w:pPr>
+            <w:r>
+              <w:rPr>
+                <w:rFonts w:ascii="Times New Roman" w:hAnsi="Times New Roman" w:cs="Times New Roman"/>
+                <w:sz w:val="24"/>
+                <w:szCs w:val="24"/>
+              </w:rPr>
+              <w:t>BOOLEAN</w:t>
+            </w:r>
+          </w:p>
+        </w:tc>
+        <w:tc>
+          <w:tcPr>
+            <w:tcW w:w="0" w:type="auto"/>
+            <w:tcMar>
+              <w:top w:w="120" w:type="dxa"/>
+              <w:left w:w="180" w:type="dxa"/>
+              <w:bottom w:w="120" w:type="dxa"/>
+              <w:right w:w="180" w:type="dxa"/>
+            </w:tcMar>
+            <w:vAlign w:val="center"/>
+            <w:hideMark/>
+          </w:tcPr>
+          <w:p>
+            <w:pPr>
+              <w:spacing w:after="120" w:line="240" w:lineRule="auto"/>
+              <w:rPr>
+                <w:rFonts w:ascii="Times New Roman" w:hAnsi="Times New Roman" w:cs="Times New Roman"/>
+                <w:sz w:val="24"/>
+                <w:szCs w:val="24"/>
+              </w:rPr>
+            </w:pPr>
+            <w:r>
+              <w:rPr>
+                <w:rFonts w:ascii="Times New Roman" w:hAnsi="Times New Roman" w:cs="Times New Roman"/>
+                <w:sz w:val="24"/>
+                <w:szCs w:val="24"/>
+              </w:rPr>
+              <w:t>Đã đọc chưa?</w:t>
+            </w:r>
+          </w:p>
+        </w:tc>
+        <w:tc>
+          <w:tcPr>
+            <w:tcW w:w="0" w:type="auto"/>
+            <w:tcMar>
+              <w:top w:w="120" w:type="dxa"/>
+              <w:left w:w="180" w:type="dxa"/>
+              <w:bottom w:w="120" w:type="dxa"/>
+              <w:right w:w="180" w:type="dxa"/>
+            </w:tcMar>
+            <w:vAlign w:val="center"/>
+            <w:hideMark/>
+          </w:tcPr>
+          <w:p>
+            <w:pPr>
+              <w:spacing w:after="120" w:line="240" w:lineRule="auto"/>
+              <w:rPr>
+                <w:rFonts w:ascii="Times New Roman" w:hAnsi="Times New Roman" w:cs="Times New Roman"/>
+                <w:sz w:val="24"/>
+                <w:szCs w:val="24"/>
+              </w:rPr>
+            </w:pPr>
+            <w:r>
+              <w:rPr>
+                <w:rFonts w:ascii="Times New Roman" w:hAnsi="Times New Roman" w:cs="Times New Roman"/>
+                <w:sz w:val="24"/>
+                <w:szCs w:val="24"/>
+              </w:rPr>
+              <w:t>TRUE (Đã đọc), FALSE (Chưa đọc - Mặc định)</w:t>
+            </w:r>
+          </w:p>
+        </w:tc>
+      </w:tr>
+      <w:tr>
+        <w:tc>
+          <w:tcPr>
+            <w:tcW w:w="0" w:type="auto"/>
+            <w:tcMar>
+              <w:top w:w="120" w:type="dxa"/>
+              <w:left w:w="180" w:type="dxa"/>
+              <w:bottom w:w="120" w:type="dxa"/>
+              <w:right w:w="180" w:type="dxa"/>
+            </w:tcMar>
+            <w:vAlign w:val="center"/>
+            <w:hideMark/>
+          </w:tcPr>
+          <w:p>
+            <w:pPr>
+              <w:spacing w:after="120" w:line="240" w:lineRule="auto"/>
+              <w:rPr>
+                <w:rFonts w:ascii="Times New Roman" w:hAnsi="Times New Roman" w:cs="Times New Roman"/>
+                <w:sz w:val="24"/>
+                <w:szCs w:val="24"/>
+              </w:rPr>
+            </w:pPr>
+            <w:r>
+              <w:rPr>
+                <w:rFonts w:ascii="Times New Roman" w:hAnsi="Times New Roman" w:cs="Times New Roman"/>
+                <w:sz w:val="24"/>
+                <w:szCs w:val="24"/>
+              </w:rPr>
+              <w:t>created_at</w:t>
+            </w:r>
+          </w:p>
+        </w:tc>
+        <w:tc>
+          <w:tcPr>
+            <w:tcW w:w="0" w:type="auto"/>
+            <w:tcMar>
+              <w:top w:w="120" w:type="dxa"/>
+              <w:left w:w="180" w:type="dxa"/>
+              <w:bottom w:w="120" w:type="dxa"/>
+              <w:right w:w="180" w:type="dxa"/>
+            </w:tcMar>
+            <w:vAlign w:val="center"/>
+            <w:hideMark/>
+          </w:tcPr>
+          <w:p>
+            <w:pPr>
+              <w:spacing w:after="120" w:line="240" w:lineRule="auto"/>
+              <w:rPr>
+                <w:rFonts w:ascii="Times New Roman" w:hAnsi="Times New Roman" w:cs="Times New Roman"/>
+                <w:sz w:val="24"/>
+                <w:szCs w:val="24"/>
+              </w:rPr>
+            </w:pPr>
+            <w:r>
+              <w:rPr>
+                <w:rFonts w:ascii="Times New Roman" w:hAnsi="Times New Roman" w:cs="Times New Roman"/>
+                <w:sz w:val="24"/>
+                <w:szCs w:val="24"/>
+              </w:rPr>
+              <w:t>DATETIME</w:t>
+            </w:r>
+          </w:p>
+        </w:tc>
+        <w:tc>
+          <w:tcPr>
+            <w:tcW w:w="0" w:type="auto"/>
+            <w:tcMar>
+              <w:top w:w="120" w:type="dxa"/>
+              <w:left w:w="180" w:type="dxa"/>
+              <w:bottom w:w="120" w:type="dxa"/>
+              <w:right w:w="180" w:type="dxa"/>
+            </w:tcMar>
+            <w:vAlign w:val="center"/>
+            <w:hideMark/>
+          </w:tcPr>
+          <w:p>
+            <w:pPr>
+              <w:spacing w:after="120" w:line="240" w:lineRule="auto"/>
+              <w:rPr>
+                <w:rFonts w:ascii="Times New Roman" w:hAnsi="Times New Roman" w:cs="Times New Roman"/>
+                <w:sz w:val="24"/>
+                <w:szCs w:val="24"/>
+              </w:rPr>
+            </w:pPr>
+            <w:r>
+              <w:rPr>
+                <w:rFonts w:ascii="Times New Roman" w:hAnsi="Times New Roman" w:cs="Times New Roman"/>
+                <w:sz w:val="24"/>
+                <w:szCs w:val="24"/>
+              </w:rPr>
+              <w:t>Thời gian báo</w:t>
+            </w:r>
+          </w:p>
+        </w:tc>
+        <w:tc>
+          <w:tcPr>
+            <w:tcW w:w="0" w:type="auto"/>
+            <w:tcMar>
+              <w:top w:w="120" w:type="dxa"/>
+              <w:left w:w="180" w:type="dxa"/>
+              <w:bottom w:w="120" w:type="dxa"/>
+              <w:right w:w="180" w:type="dxa"/>
+            </w:tcMar>
+            <w:vAlign w:val="center"/>
+            <w:hideMark/>
+          </w:tcPr>
+          <w:p>
+            <w:pPr>
+              <w:spacing w:after="120" w:line="240" w:lineRule="auto"/>
+              <w:rPr>
+                <w:rFonts w:ascii="Times New Roman" w:hAnsi="Times New Roman" w:cs="Times New Roman"/>
+                <w:sz w:val="24"/>
+                <w:szCs w:val="24"/>
+              </w:rPr>
+            </w:pPr>
+            <w:r>
+              <w:rPr>
+                <w:rFonts w:ascii="Times New Roman" w:hAnsi="Times New Roman" w:cs="Times New Roman"/>
+                <w:sz w:val="24"/>
+                <w:szCs w:val="24"/>
+              </w:rPr>
+              <w:t>Tự động sinh</w:t>
+            </w:r>
+          </w:p>
+        </w:tc>
+      </w:tr>
+    </w:tbl>
+    <w:p>
+      <w:pPr>
+        <w:spacing w:after="120" w:line="240" w:lineRule="auto"/>
+        <w:rPr>
+          <w:rFonts w:ascii="Times New Roman" w:hAnsi="Times New Roman" w:cs="Times New Roman"/>
+          <w:b/>
+          <w:bCs/>
+          <w:sz w:val="24"/>
+          <w:szCs w:val="24"/>
+        </w:rPr>
+      </w:pPr>
+      <w:r>
+        <w:rPr>
+          <w:rFonts w:ascii="Times New Roman" w:hAnsi="Times New Roman" w:cs="Times New Roman"/>
+          <w:b/>
+          <w:bCs/>
+          <w:sz w:val="24"/>
+          <w:szCs w:val="24"/>
+        </w:rPr>
+        <w:t>8. Bảng ai_task_logs (Nhật ký xử lý AI)</w:t>
       </w:r>
     </w:p>
     <w:p>
       <w:pPr>
-        <w:numPr>
-          <w:ilvl w:val="0"/>
-          <w:numId w:val="4"/>
-        </w:numPr>
         <w:spacing w:after="120" w:line="240" w:lineRule="auto"/>
         <w:rPr>
           <w:rFonts w:ascii="Times New Roman" w:hAnsi="Times New Roman" w:cs="Times New Roman"/>
@@ -1386,7 +9039,8 @@
           <w:sz w:val="24"/>
           <w:szCs w:val="24"/>
         </w:rPr>
-        <w:t>Bảng ai_task_logs (Nhật ký xử lý AI):</w:t>
+        <w:lastRenderedPageBreak/>
+        <w:t>Mục đích:</w:t>
       </w:r>
       <w:r>
         <w:rPr>
@@ -1394,9 +9048,1054 @@
           <w:sz w:val="24"/>
           <w:szCs w:val="24"/>
         </w:rPr>
-        <w:t> Bảng độc lập lưu vết lại toàn bộ câu lệnh truyền cho AI (prompt_input), kết quả trả về (raw_response), thời gian xử lý, để phục vụ mục đích giám sát minh bạch</w:t>
+        <w:t xml:space="preserve"> Đảm bảo tính minh bạch, lưu vết đầu vào/đầu ra của AI hỗ trợ chấm điểm và debug.</w:t>
       </w:r>
     </w:p>
+    <w:tbl>
+      <w:tblPr>
+        <w:tblW w:w="0" w:type="auto"/>
+        <w:tblBorders>
+          <w:top w:val="single" w:sz="6" w:space="0" w:color="auto"/>
+          <w:left w:val="single" w:sz="6" w:space="0" w:color="auto"/>
+          <w:bottom w:val="single" w:sz="6" w:space="0" w:color="auto"/>
+          <w:right w:val="single" w:sz="6" w:space="0" w:color="auto"/>
+          <w:insideH w:val="single" w:sz="6" w:space="0" w:color="auto"/>
+          <w:insideV w:val="single" w:sz="6" w:space="0" w:color="auto"/>
+        </w:tblBorders>
+        <w:tblCellMar>
+          <w:top w:w="15" w:type="dxa"/>
+          <w:left w:w="15" w:type="dxa"/>
+          <w:bottom w:w="15" w:type="dxa"/>
+          <w:right w:w="15" w:type="dxa"/>
+        </w:tblCellMar>
+        <w:tblLook w:val="04A0" w:firstRow="1" w:lastRow="0" w:firstColumn="1" w:lastColumn="0" w:noHBand="0" w:noVBand="1"/>
+      </w:tblPr>
+      <w:tblGrid>
+        <w:gridCol w:w="1934"/>
+        <w:gridCol w:w="1934"/>
+        <w:gridCol w:w="1514"/>
+        <w:gridCol w:w="3673"/>
+      </w:tblGrid>
+      <w:tr>
+        <w:trPr>
+          <w:tblHeader/>
+        </w:trPr>
+        <w:tc>
+          <w:tcPr>
+            <w:tcW w:w="0" w:type="auto"/>
+            <w:tcMar>
+              <w:top w:w="120" w:type="dxa"/>
+              <w:left w:w="180" w:type="dxa"/>
+              <w:bottom w:w="120" w:type="dxa"/>
+              <w:right w:w="180" w:type="dxa"/>
+            </w:tcMar>
+            <w:vAlign w:val="center"/>
+            <w:hideMark/>
+          </w:tcPr>
+          <w:p>
+            <w:pPr>
+              <w:spacing w:after="120" w:line="240" w:lineRule="auto"/>
+              <w:rPr>
+                <w:rFonts w:ascii="Times New Roman" w:hAnsi="Times New Roman" w:cs="Times New Roman"/>
+                <w:sz w:val="24"/>
+                <w:szCs w:val="24"/>
+              </w:rPr>
+            </w:pPr>
+            <w:r>
+              <w:rPr>
+                <w:rFonts w:ascii="Times New Roman" w:hAnsi="Times New Roman" w:cs="Times New Roman"/>
+                <w:b/>
+                <w:bCs/>
+                <w:sz w:val="24"/>
+                <w:szCs w:val="24"/>
+              </w:rPr>
+              <w:t>Tên thuộc tính</w:t>
+            </w:r>
+          </w:p>
+        </w:tc>
+        <w:tc>
+          <w:tcPr>
+            <w:tcW w:w="0" w:type="auto"/>
+            <w:tcMar>
+              <w:top w:w="120" w:type="dxa"/>
+              <w:left w:w="180" w:type="dxa"/>
+              <w:bottom w:w="120" w:type="dxa"/>
+              <w:right w:w="180" w:type="dxa"/>
+            </w:tcMar>
+            <w:vAlign w:val="center"/>
+            <w:hideMark/>
+          </w:tcPr>
+          <w:p>
+            <w:pPr>
+              <w:spacing w:after="120" w:line="240" w:lineRule="auto"/>
+              <w:rPr>
+                <w:rFonts w:ascii="Times New Roman" w:hAnsi="Times New Roman" w:cs="Times New Roman"/>
+                <w:sz w:val="24"/>
+                <w:szCs w:val="24"/>
+              </w:rPr>
+            </w:pPr>
+            <w:r>
+              <w:rPr>
+                <w:rFonts w:ascii="Times New Roman" w:hAnsi="Times New Roman" w:cs="Times New Roman"/>
+                <w:b/>
+                <w:bCs/>
+                <w:sz w:val="24"/>
+                <w:szCs w:val="24"/>
+              </w:rPr>
+              <w:t>Kiểu dữ liệu</w:t>
+            </w:r>
+          </w:p>
+        </w:tc>
+        <w:tc>
+          <w:tcPr>
+            <w:tcW w:w="0" w:type="auto"/>
+            <w:tcMar>
+              <w:top w:w="120" w:type="dxa"/>
+              <w:left w:w="180" w:type="dxa"/>
+              <w:bottom w:w="120" w:type="dxa"/>
+              <w:right w:w="180" w:type="dxa"/>
+            </w:tcMar>
+            <w:vAlign w:val="center"/>
+            <w:hideMark/>
+          </w:tcPr>
+          <w:p>
+            <w:pPr>
+              <w:spacing w:after="120" w:line="240" w:lineRule="auto"/>
+              <w:rPr>
+                <w:rFonts w:ascii="Times New Roman" w:hAnsi="Times New Roman" w:cs="Times New Roman"/>
+                <w:sz w:val="24"/>
+                <w:szCs w:val="24"/>
+              </w:rPr>
+            </w:pPr>
+            <w:r>
+              <w:rPr>
+                <w:rFonts w:ascii="Times New Roman" w:hAnsi="Times New Roman" w:cs="Times New Roman"/>
+                <w:b/>
+                <w:bCs/>
+                <w:sz w:val="24"/>
+                <w:szCs w:val="24"/>
+              </w:rPr>
+              <w:t>Mô tả</w:t>
+            </w:r>
+          </w:p>
+        </w:tc>
+        <w:tc>
+          <w:tcPr>
+            <w:tcW w:w="0" w:type="auto"/>
+            <w:tcMar>
+              <w:top w:w="120" w:type="dxa"/>
+              <w:left w:w="180" w:type="dxa"/>
+              <w:bottom w:w="120" w:type="dxa"/>
+              <w:right w:w="180" w:type="dxa"/>
+            </w:tcMar>
+            <w:vAlign w:val="center"/>
+            <w:hideMark/>
+          </w:tcPr>
+          <w:p>
+            <w:pPr>
+              <w:spacing w:after="120" w:line="240" w:lineRule="auto"/>
+              <w:rPr>
+                <w:rFonts w:ascii="Times New Roman" w:hAnsi="Times New Roman" w:cs="Times New Roman"/>
+                <w:sz w:val="24"/>
+                <w:szCs w:val="24"/>
+              </w:rPr>
+            </w:pPr>
+            <w:r>
+              <w:rPr>
+                <w:rFonts w:ascii="Times New Roman" w:hAnsi="Times New Roman" w:cs="Times New Roman"/>
+                <w:b/>
+                <w:bCs/>
+                <w:sz w:val="24"/>
+                <w:szCs w:val="24"/>
+              </w:rPr>
+              <w:t>Ghi chú</w:t>
+            </w:r>
+          </w:p>
+        </w:tc>
+      </w:tr>
+      <w:tr>
+        <w:tc>
+          <w:tcPr>
+            <w:tcW w:w="0" w:type="auto"/>
+            <w:tcMar>
+              <w:top w:w="120" w:type="dxa"/>
+              <w:left w:w="180" w:type="dxa"/>
+              <w:bottom w:w="120" w:type="dxa"/>
+              <w:right w:w="180" w:type="dxa"/>
+            </w:tcMar>
+            <w:vAlign w:val="center"/>
+            <w:hideMark/>
+          </w:tcPr>
+          <w:p>
+            <w:pPr>
+              <w:spacing w:after="120" w:line="240" w:lineRule="auto"/>
+              <w:rPr>
+                <w:rFonts w:ascii="Times New Roman" w:hAnsi="Times New Roman" w:cs="Times New Roman"/>
+                <w:sz w:val="24"/>
+                <w:szCs w:val="24"/>
+              </w:rPr>
+            </w:pPr>
+            <w:r>
+              <w:rPr>
+                <w:rFonts w:ascii="Times New Roman" w:hAnsi="Times New Roman" w:cs="Times New Roman"/>
+                <w:sz w:val="24"/>
+                <w:szCs w:val="24"/>
+              </w:rPr>
+              <w:t>id</w:t>
+            </w:r>
+          </w:p>
+        </w:tc>
+        <w:tc>
+          <w:tcPr>
+            <w:tcW w:w="0" w:type="auto"/>
+            <w:tcMar>
+              <w:top w:w="120" w:type="dxa"/>
+              <w:left w:w="180" w:type="dxa"/>
+              <w:bottom w:w="120" w:type="dxa"/>
+              <w:right w:w="180" w:type="dxa"/>
+            </w:tcMar>
+            <w:vAlign w:val="center"/>
+            <w:hideMark/>
+          </w:tcPr>
+          <w:p>
+            <w:pPr>
+              <w:spacing w:after="120" w:line="240" w:lineRule="auto"/>
+              <w:rPr>
+                <w:rFonts w:ascii="Times New Roman" w:hAnsi="Times New Roman" w:cs="Times New Roman"/>
+                <w:sz w:val="24"/>
+                <w:szCs w:val="24"/>
+              </w:rPr>
+            </w:pPr>
+            <w:r>
+              <w:rPr>
+                <w:rFonts w:ascii="Times New Roman" w:hAnsi="Times New Roman" w:cs="Times New Roman"/>
+                <w:sz w:val="24"/>
+                <w:szCs w:val="24"/>
+              </w:rPr>
+              <w:t>INT</w:t>
+            </w:r>
+          </w:p>
+        </w:tc>
+        <w:tc>
+          <w:tcPr>
+            <w:tcW w:w="0" w:type="auto"/>
+            <w:tcMar>
+              <w:top w:w="120" w:type="dxa"/>
+              <w:left w:w="180" w:type="dxa"/>
+              <w:bottom w:w="120" w:type="dxa"/>
+              <w:right w:w="180" w:type="dxa"/>
+            </w:tcMar>
+            <w:vAlign w:val="center"/>
+            <w:hideMark/>
+          </w:tcPr>
+          <w:p>
+            <w:pPr>
+              <w:spacing w:after="120" w:line="240" w:lineRule="auto"/>
+              <w:rPr>
+                <w:rFonts w:ascii="Times New Roman" w:hAnsi="Times New Roman" w:cs="Times New Roman"/>
+                <w:sz w:val="24"/>
+                <w:szCs w:val="24"/>
+              </w:rPr>
+            </w:pPr>
+            <w:r>
+              <w:rPr>
+                <w:rFonts w:ascii="Times New Roman" w:hAnsi="Times New Roman" w:cs="Times New Roman"/>
+                <w:sz w:val="24"/>
+                <w:szCs w:val="24"/>
+              </w:rPr>
+              <w:t>Khóa chính</w:t>
+            </w:r>
+          </w:p>
+        </w:tc>
+        <w:tc>
+          <w:tcPr>
+            <w:tcW w:w="0" w:type="auto"/>
+            <w:tcMar>
+              <w:top w:w="120" w:type="dxa"/>
+              <w:left w:w="180" w:type="dxa"/>
+              <w:bottom w:w="120" w:type="dxa"/>
+              <w:right w:w="180" w:type="dxa"/>
+            </w:tcMar>
+            <w:vAlign w:val="center"/>
+            <w:hideMark/>
+          </w:tcPr>
+          <w:p>
+            <w:pPr>
+              <w:spacing w:after="120" w:line="240" w:lineRule="auto"/>
+              <w:rPr>
+                <w:rFonts w:ascii="Times New Roman" w:hAnsi="Times New Roman" w:cs="Times New Roman"/>
+                <w:sz w:val="24"/>
+                <w:szCs w:val="24"/>
+              </w:rPr>
+            </w:pPr>
+            <w:r>
+              <w:rPr>
+                <w:rFonts w:ascii="Times New Roman" w:hAnsi="Times New Roman" w:cs="Times New Roman"/>
+                <w:sz w:val="24"/>
+                <w:szCs w:val="24"/>
+              </w:rPr>
+              <w:t>Tự động tăng</w:t>
+            </w:r>
+          </w:p>
+        </w:tc>
+      </w:tr>
+      <w:tr>
+        <w:tc>
+          <w:tcPr>
+            <w:tcW w:w="0" w:type="auto"/>
+            <w:tcMar>
+              <w:top w:w="120" w:type="dxa"/>
+              <w:left w:w="180" w:type="dxa"/>
+              <w:bottom w:w="120" w:type="dxa"/>
+              <w:right w:w="180" w:type="dxa"/>
+            </w:tcMar>
+            <w:vAlign w:val="center"/>
+            <w:hideMark/>
+          </w:tcPr>
+          <w:p>
+            <w:pPr>
+              <w:spacing w:after="120" w:line="240" w:lineRule="auto"/>
+              <w:rPr>
+                <w:rFonts w:ascii="Times New Roman" w:hAnsi="Times New Roman" w:cs="Times New Roman"/>
+                <w:sz w:val="24"/>
+                <w:szCs w:val="24"/>
+              </w:rPr>
+            </w:pPr>
+            <w:r>
+              <w:rPr>
+                <w:rFonts w:ascii="Times New Roman" w:hAnsi="Times New Roman" w:cs="Times New Roman"/>
+                <w:sz w:val="24"/>
+                <w:szCs w:val="24"/>
+              </w:rPr>
+              <w:t>task_type</w:t>
+            </w:r>
+          </w:p>
+        </w:tc>
+        <w:tc>
+          <w:tcPr>
+            <w:tcW w:w="0" w:type="auto"/>
+            <w:tcMar>
+              <w:top w:w="120" w:type="dxa"/>
+              <w:left w:w="180" w:type="dxa"/>
+              <w:bottom w:w="120" w:type="dxa"/>
+              <w:right w:w="180" w:type="dxa"/>
+            </w:tcMar>
+            <w:vAlign w:val="center"/>
+            <w:hideMark/>
+          </w:tcPr>
+          <w:p>
+            <w:pPr>
+              <w:spacing w:after="120" w:line="240" w:lineRule="auto"/>
+              <w:rPr>
+                <w:rFonts w:ascii="Times New Roman" w:hAnsi="Times New Roman" w:cs="Times New Roman"/>
+                <w:sz w:val="24"/>
+                <w:szCs w:val="24"/>
+              </w:rPr>
+            </w:pPr>
+            <w:r>
+              <w:rPr>
+                <w:rFonts w:ascii="Times New Roman" w:hAnsi="Times New Roman" w:cs="Times New Roman"/>
+                <w:sz w:val="24"/>
+                <w:szCs w:val="24"/>
+              </w:rPr>
+              <w:t>VARCHAR(50)</w:t>
+            </w:r>
+          </w:p>
+        </w:tc>
+        <w:tc>
+          <w:tcPr>
+            <w:tcW w:w="0" w:type="auto"/>
+            <w:tcMar>
+              <w:top w:w="120" w:type="dxa"/>
+              <w:left w:w="180" w:type="dxa"/>
+              <w:bottom w:w="120" w:type="dxa"/>
+              <w:right w:w="180" w:type="dxa"/>
+            </w:tcMar>
+            <w:vAlign w:val="center"/>
+            <w:hideMark/>
+          </w:tcPr>
+          <w:p>
+            <w:pPr>
+              <w:spacing w:after="120" w:line="240" w:lineRule="auto"/>
+              <w:rPr>
+                <w:rFonts w:ascii="Times New Roman" w:hAnsi="Times New Roman" w:cs="Times New Roman"/>
+                <w:sz w:val="24"/>
+                <w:szCs w:val="24"/>
+              </w:rPr>
+            </w:pPr>
+            <w:r>
+              <w:rPr>
+                <w:rFonts w:ascii="Times New Roman" w:hAnsi="Times New Roman" w:cs="Times New Roman"/>
+                <w:sz w:val="24"/>
+                <w:szCs w:val="24"/>
+              </w:rPr>
+              <w:t>Loại tác vụ AI</w:t>
+            </w:r>
+          </w:p>
+        </w:tc>
+        <w:tc>
+          <w:tcPr>
+            <w:tcW w:w="0" w:type="auto"/>
+            <w:tcMar>
+              <w:top w:w="120" w:type="dxa"/>
+              <w:left w:w="180" w:type="dxa"/>
+              <w:bottom w:w="120" w:type="dxa"/>
+              <w:right w:w="180" w:type="dxa"/>
+            </w:tcMar>
+            <w:vAlign w:val="center"/>
+            <w:hideMark/>
+          </w:tcPr>
+          <w:p>
+            <w:pPr>
+              <w:spacing w:after="120" w:line="240" w:lineRule="auto"/>
+              <w:rPr>
+                <w:rFonts w:ascii="Times New Roman" w:hAnsi="Times New Roman" w:cs="Times New Roman"/>
+                <w:sz w:val="24"/>
+                <w:szCs w:val="24"/>
+              </w:rPr>
+            </w:pPr>
+            <w:r>
+              <w:rPr>
+                <w:rFonts w:ascii="Times New Roman" w:hAnsi="Times New Roman" w:cs="Times New Roman"/>
+                <w:sz w:val="24"/>
+                <w:szCs w:val="24"/>
+              </w:rPr>
+              <w:t>VD: SUMMARIZE, CATEGORIZE, DRAFT_RESPONSE</w:t>
+            </w:r>
+          </w:p>
+        </w:tc>
+      </w:tr>
+      <w:tr>
+        <w:tc>
+          <w:tcPr>
+            <w:tcW w:w="0" w:type="auto"/>
+            <w:tcMar>
+              <w:top w:w="120" w:type="dxa"/>
+              <w:left w:w="180" w:type="dxa"/>
+              <w:bottom w:w="120" w:type="dxa"/>
+              <w:right w:w="180" w:type="dxa"/>
+            </w:tcMar>
+            <w:vAlign w:val="center"/>
+            <w:hideMark/>
+          </w:tcPr>
+          <w:p>
+            <w:pPr>
+              <w:spacing w:after="120" w:line="240" w:lineRule="auto"/>
+              <w:rPr>
+                <w:rFonts w:ascii="Times New Roman" w:hAnsi="Times New Roman" w:cs="Times New Roman"/>
+                <w:sz w:val="24"/>
+                <w:szCs w:val="24"/>
+              </w:rPr>
+            </w:pPr>
+            <w:r>
+              <w:rPr>
+                <w:rFonts w:ascii="Times New Roman" w:hAnsi="Times New Roman" w:cs="Times New Roman"/>
+                <w:sz w:val="24"/>
+                <w:szCs w:val="24"/>
+              </w:rPr>
+              <w:t>document_id</w:t>
+            </w:r>
+          </w:p>
+        </w:tc>
+        <w:tc>
+          <w:tcPr>
+            <w:tcW w:w="0" w:type="auto"/>
+            <w:tcMar>
+              <w:top w:w="120" w:type="dxa"/>
+              <w:left w:w="180" w:type="dxa"/>
+              <w:bottom w:w="120" w:type="dxa"/>
+              <w:right w:w="180" w:type="dxa"/>
+            </w:tcMar>
+            <w:vAlign w:val="center"/>
+            <w:hideMark/>
+          </w:tcPr>
+          <w:p>
+            <w:pPr>
+              <w:spacing w:after="120" w:line="240" w:lineRule="auto"/>
+              <w:rPr>
+                <w:rFonts w:ascii="Times New Roman" w:hAnsi="Times New Roman" w:cs="Times New Roman"/>
+                <w:sz w:val="24"/>
+                <w:szCs w:val="24"/>
+              </w:rPr>
+            </w:pPr>
+            <w:r>
+              <w:rPr>
+                <w:rFonts w:ascii="Times New Roman" w:hAnsi="Times New Roman" w:cs="Times New Roman"/>
+                <w:sz w:val="24"/>
+                <w:szCs w:val="24"/>
+              </w:rPr>
+              <w:t>INT</w:t>
+            </w:r>
+          </w:p>
+        </w:tc>
+        <w:tc>
+          <w:tcPr>
+            <w:tcW w:w="0" w:type="auto"/>
+            <w:tcMar>
+              <w:top w:w="120" w:type="dxa"/>
+              <w:left w:w="180" w:type="dxa"/>
+              <w:bottom w:w="120" w:type="dxa"/>
+              <w:right w:w="180" w:type="dxa"/>
+            </w:tcMar>
+            <w:vAlign w:val="center"/>
+            <w:hideMark/>
+          </w:tcPr>
+          <w:p>
+            <w:pPr>
+              <w:spacing w:after="120" w:line="240" w:lineRule="auto"/>
+              <w:rPr>
+                <w:rFonts w:ascii="Times New Roman" w:hAnsi="Times New Roman" w:cs="Times New Roman"/>
+                <w:sz w:val="24"/>
+                <w:szCs w:val="24"/>
+              </w:rPr>
+            </w:pPr>
+            <w:r>
+              <w:rPr>
+                <w:rFonts w:ascii="Times New Roman" w:hAnsi="Times New Roman" w:cs="Times New Roman"/>
+                <w:sz w:val="24"/>
+                <w:szCs w:val="24"/>
+              </w:rPr>
+              <w:t>Khóa ngoại (Tùy chọn)</w:t>
+            </w:r>
+          </w:p>
+        </w:tc>
+        <w:tc>
+          <w:tcPr>
+            <w:tcW w:w="0" w:type="auto"/>
+            <w:tcMar>
+              <w:top w:w="120" w:type="dxa"/>
+              <w:left w:w="180" w:type="dxa"/>
+              <w:bottom w:w="120" w:type="dxa"/>
+              <w:right w:w="180" w:type="dxa"/>
+            </w:tcMar>
+            <w:vAlign w:val="center"/>
+            <w:hideMark/>
+          </w:tcPr>
+          <w:p>
+            <w:pPr>
+              <w:spacing w:after="120" w:line="240" w:lineRule="auto"/>
+              <w:rPr>
+                <w:rFonts w:ascii="Times New Roman" w:hAnsi="Times New Roman" w:cs="Times New Roman"/>
+                <w:sz w:val="24"/>
+                <w:szCs w:val="24"/>
+              </w:rPr>
+            </w:pPr>
+            <w:r>
+              <w:rPr>
+                <w:rFonts w:ascii="Times New Roman" w:hAnsi="Times New Roman" w:cs="Times New Roman"/>
+                <w:sz w:val="24"/>
+                <w:szCs w:val="24"/>
+              </w:rPr>
+              <w:t>Công văn được xử lý (nếu có)</w:t>
+            </w:r>
+          </w:p>
+        </w:tc>
+      </w:tr>
+      <w:tr>
+        <w:tc>
+          <w:tcPr>
+            <w:tcW w:w="0" w:type="auto"/>
+            <w:tcMar>
+              <w:top w:w="120" w:type="dxa"/>
+              <w:left w:w="180" w:type="dxa"/>
+              <w:bottom w:w="120" w:type="dxa"/>
+              <w:right w:w="180" w:type="dxa"/>
+            </w:tcMar>
+            <w:vAlign w:val="center"/>
+            <w:hideMark/>
+          </w:tcPr>
+          <w:p>
+            <w:pPr>
+              <w:spacing w:after="120" w:line="240" w:lineRule="auto"/>
+              <w:rPr>
+                <w:rFonts w:ascii="Times New Roman" w:hAnsi="Times New Roman" w:cs="Times New Roman"/>
+                <w:sz w:val="24"/>
+                <w:szCs w:val="24"/>
+              </w:rPr>
+            </w:pPr>
+            <w:r>
+              <w:rPr>
+                <w:rFonts w:ascii="Times New Roman" w:hAnsi="Times New Roman" w:cs="Times New Roman"/>
+                <w:sz w:val="24"/>
+                <w:szCs w:val="24"/>
+              </w:rPr>
+              <w:t>prompt_input</w:t>
+            </w:r>
+          </w:p>
+        </w:tc>
+        <w:tc>
+          <w:tcPr>
+            <w:tcW w:w="0" w:type="auto"/>
+            <w:tcMar>
+              <w:top w:w="120" w:type="dxa"/>
+              <w:left w:w="180" w:type="dxa"/>
+              <w:bottom w:w="120" w:type="dxa"/>
+              <w:right w:w="180" w:type="dxa"/>
+            </w:tcMar>
+            <w:vAlign w:val="center"/>
+            <w:hideMark/>
+          </w:tcPr>
+          <w:p>
+            <w:pPr>
+              <w:spacing w:after="120" w:line="240" w:lineRule="auto"/>
+              <w:rPr>
+                <w:rFonts w:ascii="Times New Roman" w:hAnsi="Times New Roman" w:cs="Times New Roman"/>
+                <w:sz w:val="24"/>
+                <w:szCs w:val="24"/>
+              </w:rPr>
+            </w:pPr>
+            <w:r>
+              <w:rPr>
+                <w:rFonts w:ascii="Times New Roman" w:hAnsi="Times New Roman" w:cs="Times New Roman"/>
+                <w:sz w:val="24"/>
+                <w:szCs w:val="24"/>
+              </w:rPr>
+              <w:t>TEXT</w:t>
+            </w:r>
+          </w:p>
+        </w:tc>
+        <w:tc>
+          <w:tcPr>
+            <w:tcW w:w="0" w:type="auto"/>
+            <w:tcMar>
+              <w:top w:w="120" w:type="dxa"/>
+              <w:left w:w="180" w:type="dxa"/>
+              <w:bottom w:w="120" w:type="dxa"/>
+              <w:right w:w="180" w:type="dxa"/>
+            </w:tcMar>
+            <w:vAlign w:val="center"/>
+            <w:hideMark/>
+          </w:tcPr>
+          <w:p>
+            <w:pPr>
+              <w:spacing w:after="120" w:line="240" w:lineRule="auto"/>
+              <w:rPr>
+                <w:rFonts w:ascii="Times New Roman" w:hAnsi="Times New Roman" w:cs="Times New Roman"/>
+                <w:sz w:val="24"/>
+                <w:szCs w:val="24"/>
+              </w:rPr>
+            </w:pPr>
+            <w:r>
+              <w:rPr>
+                <w:rFonts w:ascii="Times New Roman" w:hAnsi="Times New Roman" w:cs="Times New Roman"/>
+                <w:sz w:val="24"/>
+                <w:szCs w:val="24"/>
+              </w:rPr>
+              <w:t>Câu lệnh truyền cho AI</w:t>
+            </w:r>
+          </w:p>
+        </w:tc>
+        <w:tc>
+          <w:tcPr>
+            <w:tcW w:w="0" w:type="auto"/>
+            <w:tcMar>
+              <w:top w:w="120" w:type="dxa"/>
+              <w:left w:w="180" w:type="dxa"/>
+              <w:bottom w:w="120" w:type="dxa"/>
+              <w:right w:w="180" w:type="dxa"/>
+            </w:tcMar>
+            <w:vAlign w:val="center"/>
+            <w:hideMark/>
+          </w:tcPr>
+          <w:p>
+            <w:pPr>
+              <w:spacing w:after="120" w:line="240" w:lineRule="auto"/>
+              <w:rPr>
+                <w:rFonts w:ascii="Times New Roman" w:hAnsi="Times New Roman" w:cs="Times New Roman"/>
+                <w:sz w:val="24"/>
+                <w:szCs w:val="24"/>
+              </w:rPr>
+            </w:pPr>
+            <w:r>
+              <w:rPr>
+                <w:rFonts w:ascii="Times New Roman" w:hAnsi="Times New Roman" w:cs="Times New Roman"/>
+                <w:sz w:val="24"/>
+                <w:szCs w:val="24"/>
+              </w:rPr>
+              <w:t>Toàn bộ template và dữ liệu được nhúng vào (Prompt)</w:t>
+            </w:r>
+          </w:p>
+        </w:tc>
+      </w:tr>
+      <w:tr>
+        <w:tc>
+          <w:tcPr>
+            <w:tcW w:w="0" w:type="auto"/>
+            <w:tcMar>
+              <w:top w:w="120" w:type="dxa"/>
+              <w:left w:w="180" w:type="dxa"/>
+              <w:bottom w:w="120" w:type="dxa"/>
+              <w:right w:w="180" w:type="dxa"/>
+            </w:tcMar>
+            <w:vAlign w:val="center"/>
+            <w:hideMark/>
+          </w:tcPr>
+          <w:p>
+            <w:pPr>
+              <w:spacing w:after="120" w:line="240" w:lineRule="auto"/>
+              <w:rPr>
+                <w:rFonts w:ascii="Times New Roman" w:hAnsi="Times New Roman" w:cs="Times New Roman"/>
+                <w:sz w:val="24"/>
+                <w:szCs w:val="24"/>
+              </w:rPr>
+            </w:pPr>
+            <w:r>
+              <w:rPr>
+                <w:rFonts w:ascii="Times New Roman" w:hAnsi="Times New Roman" w:cs="Times New Roman"/>
+                <w:sz w:val="24"/>
+                <w:szCs w:val="24"/>
+              </w:rPr>
+              <w:t>raw_response</w:t>
+            </w:r>
+          </w:p>
+        </w:tc>
+        <w:tc>
+          <w:tcPr>
+            <w:tcW w:w="0" w:type="auto"/>
+            <w:tcMar>
+              <w:top w:w="120" w:type="dxa"/>
+              <w:left w:w="180" w:type="dxa"/>
+              <w:bottom w:w="120" w:type="dxa"/>
+              <w:right w:w="180" w:type="dxa"/>
+            </w:tcMar>
+            <w:vAlign w:val="center"/>
+            <w:hideMark/>
+          </w:tcPr>
+          <w:p>
+            <w:pPr>
+              <w:spacing w:after="120" w:line="240" w:lineRule="auto"/>
+              <w:rPr>
+                <w:rFonts w:ascii="Times New Roman" w:hAnsi="Times New Roman" w:cs="Times New Roman"/>
+                <w:sz w:val="24"/>
+                <w:szCs w:val="24"/>
+              </w:rPr>
+            </w:pPr>
+            <w:r>
+              <w:rPr>
+                <w:rFonts w:ascii="Times New Roman" w:hAnsi="Times New Roman" w:cs="Times New Roman"/>
+                <w:sz w:val="24"/>
+                <w:szCs w:val="24"/>
+              </w:rPr>
+              <w:t>TEXT</w:t>
+            </w:r>
+          </w:p>
+        </w:tc>
+        <w:tc>
+          <w:tcPr>
+            <w:tcW w:w="0" w:type="auto"/>
+            <w:tcMar>
+              <w:top w:w="120" w:type="dxa"/>
+              <w:left w:w="180" w:type="dxa"/>
+              <w:bottom w:w="120" w:type="dxa"/>
+              <w:right w:w="180" w:type="dxa"/>
+            </w:tcMar>
+            <w:vAlign w:val="center"/>
+            <w:hideMark/>
+          </w:tcPr>
+          <w:p>
+            <w:pPr>
+              <w:spacing w:after="120" w:line="240" w:lineRule="auto"/>
+              <w:rPr>
+                <w:rFonts w:ascii="Times New Roman" w:hAnsi="Times New Roman" w:cs="Times New Roman"/>
+                <w:sz w:val="24"/>
+                <w:szCs w:val="24"/>
+              </w:rPr>
+            </w:pPr>
+            <w:r>
+              <w:rPr>
+                <w:rFonts w:ascii="Times New Roman" w:hAnsi="Times New Roman" w:cs="Times New Roman"/>
+                <w:sz w:val="24"/>
+                <w:szCs w:val="24"/>
+              </w:rPr>
+              <w:t>Kết quả trả về</w:t>
+            </w:r>
+          </w:p>
+        </w:tc>
+        <w:tc>
+          <w:tcPr>
+            <w:tcW w:w="0" w:type="auto"/>
+            <w:tcMar>
+              <w:top w:w="120" w:type="dxa"/>
+              <w:left w:w="180" w:type="dxa"/>
+              <w:bottom w:w="120" w:type="dxa"/>
+              <w:right w:w="180" w:type="dxa"/>
+            </w:tcMar>
+            <w:vAlign w:val="center"/>
+            <w:hideMark/>
+          </w:tcPr>
+          <w:p>
+            <w:pPr>
+              <w:spacing w:after="120" w:line="240" w:lineRule="auto"/>
+              <w:rPr>
+                <w:rFonts w:ascii="Times New Roman" w:hAnsi="Times New Roman" w:cs="Times New Roman"/>
+                <w:sz w:val="24"/>
+                <w:szCs w:val="24"/>
+              </w:rPr>
+            </w:pPr>
+            <w:r>
+              <w:rPr>
+                <w:rFonts w:ascii="Times New Roman" w:hAnsi="Times New Roman" w:cs="Times New Roman"/>
+                <w:sz w:val="24"/>
+                <w:szCs w:val="24"/>
+              </w:rPr>
+              <w:t>Chuỗi thô (JSON hoặc Text) mà API LLM trả về</w:t>
+            </w:r>
+          </w:p>
+        </w:tc>
+      </w:tr>
+      <w:tr>
+        <w:tc>
+          <w:tcPr>
+            <w:tcW w:w="0" w:type="auto"/>
+            <w:tcMar>
+              <w:top w:w="120" w:type="dxa"/>
+              <w:left w:w="180" w:type="dxa"/>
+              <w:bottom w:w="120" w:type="dxa"/>
+              <w:right w:w="180" w:type="dxa"/>
+            </w:tcMar>
+            <w:vAlign w:val="center"/>
+            <w:hideMark/>
+          </w:tcPr>
+          <w:p>
+            <w:pPr>
+              <w:spacing w:after="120" w:line="240" w:lineRule="auto"/>
+              <w:rPr>
+                <w:rFonts w:ascii="Times New Roman" w:hAnsi="Times New Roman" w:cs="Times New Roman"/>
+                <w:sz w:val="24"/>
+                <w:szCs w:val="24"/>
+              </w:rPr>
+            </w:pPr>
+            <w:r>
+              <w:rPr>
+                <w:rFonts w:ascii="Times New Roman" w:hAnsi="Times New Roman" w:cs="Times New Roman"/>
+                <w:sz w:val="24"/>
+                <w:szCs w:val="24"/>
+              </w:rPr>
+              <w:t>processing_time</w:t>
+            </w:r>
+          </w:p>
+        </w:tc>
+        <w:tc>
+          <w:tcPr>
+            <w:tcW w:w="0" w:type="auto"/>
+            <w:tcMar>
+              <w:top w:w="120" w:type="dxa"/>
+              <w:left w:w="180" w:type="dxa"/>
+              <w:bottom w:w="120" w:type="dxa"/>
+              <w:right w:w="180" w:type="dxa"/>
+            </w:tcMar>
+            <w:vAlign w:val="center"/>
+            <w:hideMark/>
+          </w:tcPr>
+          <w:p>
+            <w:pPr>
+              <w:spacing w:after="120" w:line="240" w:lineRule="auto"/>
+              <w:rPr>
+                <w:rFonts w:ascii="Times New Roman" w:hAnsi="Times New Roman" w:cs="Times New Roman"/>
+                <w:sz w:val="24"/>
+                <w:szCs w:val="24"/>
+              </w:rPr>
+            </w:pPr>
+            <w:r>
+              <w:rPr>
+                <w:rFonts w:ascii="Times New Roman" w:hAnsi="Times New Roman" w:cs="Times New Roman"/>
+                <w:sz w:val="24"/>
+                <w:szCs w:val="24"/>
+              </w:rPr>
+              <w:t>INT</w:t>
+            </w:r>
+          </w:p>
+        </w:tc>
+        <w:tc>
+          <w:tcPr>
+            <w:tcW w:w="0" w:type="auto"/>
+            <w:tcMar>
+              <w:top w:w="120" w:type="dxa"/>
+              <w:left w:w="180" w:type="dxa"/>
+              <w:bottom w:w="120" w:type="dxa"/>
+              <w:right w:w="180" w:type="dxa"/>
+            </w:tcMar>
+            <w:vAlign w:val="center"/>
+            <w:hideMark/>
+          </w:tcPr>
+          <w:p>
+            <w:pPr>
+              <w:spacing w:after="120" w:line="240" w:lineRule="auto"/>
+              <w:rPr>
+                <w:rFonts w:ascii="Times New Roman" w:hAnsi="Times New Roman" w:cs="Times New Roman"/>
+                <w:sz w:val="24"/>
+                <w:szCs w:val="24"/>
+              </w:rPr>
+            </w:pPr>
+            <w:r>
+              <w:rPr>
+                <w:rFonts w:ascii="Times New Roman" w:hAnsi="Times New Roman" w:cs="Times New Roman"/>
+                <w:sz w:val="24"/>
+                <w:szCs w:val="24"/>
+              </w:rPr>
+              <w:t>Thời gian xử lý (ms)</w:t>
+            </w:r>
+          </w:p>
+        </w:tc>
+        <w:tc>
+          <w:tcPr>
+            <w:tcW w:w="0" w:type="auto"/>
+            <w:tcMar>
+              <w:top w:w="120" w:type="dxa"/>
+              <w:left w:w="180" w:type="dxa"/>
+              <w:bottom w:w="120" w:type="dxa"/>
+              <w:right w:w="180" w:type="dxa"/>
+            </w:tcMar>
+            <w:vAlign w:val="center"/>
+            <w:hideMark/>
+          </w:tcPr>
+          <w:p>
+            <w:pPr>
+              <w:spacing w:after="120" w:line="240" w:lineRule="auto"/>
+              <w:rPr>
+                <w:rFonts w:ascii="Times New Roman" w:hAnsi="Times New Roman" w:cs="Times New Roman"/>
+                <w:sz w:val="24"/>
+                <w:szCs w:val="24"/>
+              </w:rPr>
+            </w:pPr>
+            <w:r>
+              <w:rPr>
+                <w:rFonts w:ascii="Times New Roman" w:hAnsi="Times New Roman" w:cs="Times New Roman"/>
+                <w:sz w:val="24"/>
+                <w:szCs w:val="24"/>
+              </w:rPr>
+              <w:t>Tính bằng mili-giây (Dùng để tối ưu/thống kê)</w:t>
+            </w:r>
+          </w:p>
+        </w:tc>
+      </w:tr>
+      <w:tr>
+        <w:tc>
+          <w:tcPr>
+            <w:tcW w:w="0" w:type="auto"/>
+            <w:tcMar>
+              <w:top w:w="120" w:type="dxa"/>
+              <w:left w:w="180" w:type="dxa"/>
+              <w:bottom w:w="120" w:type="dxa"/>
+              <w:right w:w="180" w:type="dxa"/>
+            </w:tcMar>
+            <w:vAlign w:val="center"/>
+            <w:hideMark/>
+          </w:tcPr>
+          <w:p>
+            <w:pPr>
+              <w:spacing w:after="120" w:line="240" w:lineRule="auto"/>
+              <w:rPr>
+                <w:rFonts w:ascii="Times New Roman" w:hAnsi="Times New Roman" w:cs="Times New Roman"/>
+                <w:sz w:val="24"/>
+                <w:szCs w:val="24"/>
+              </w:rPr>
+            </w:pPr>
+            <w:r>
+              <w:rPr>
+                <w:rFonts w:ascii="Times New Roman" w:hAnsi="Times New Roman" w:cs="Times New Roman"/>
+                <w:sz w:val="24"/>
+                <w:szCs w:val="24"/>
+              </w:rPr>
+              <w:t>created_at</w:t>
+            </w:r>
+          </w:p>
+        </w:tc>
+        <w:tc>
+          <w:tcPr>
+            <w:tcW w:w="0" w:type="auto"/>
+            <w:tcMar>
+              <w:top w:w="120" w:type="dxa"/>
+              <w:left w:w="180" w:type="dxa"/>
+              <w:bottom w:w="120" w:type="dxa"/>
+              <w:right w:w="180" w:type="dxa"/>
+            </w:tcMar>
+            <w:vAlign w:val="center"/>
+            <w:hideMark/>
+          </w:tcPr>
+          <w:p>
+            <w:pPr>
+              <w:spacing w:after="120" w:line="240" w:lineRule="auto"/>
+              <w:rPr>
+                <w:rFonts w:ascii="Times New Roman" w:hAnsi="Times New Roman" w:cs="Times New Roman"/>
+                <w:sz w:val="24"/>
+                <w:szCs w:val="24"/>
+              </w:rPr>
+            </w:pPr>
+            <w:r>
+              <w:rPr>
+                <w:rFonts w:ascii="Times New Roman" w:hAnsi="Times New Roman" w:cs="Times New Roman"/>
+                <w:sz w:val="24"/>
+                <w:szCs w:val="24"/>
+              </w:rPr>
+              <w:t>DATETIME</w:t>
+            </w:r>
+          </w:p>
+        </w:tc>
+        <w:tc>
+          <w:tcPr>
+            <w:tcW w:w="0" w:type="auto"/>
+            <w:tcMar>
+              <w:top w:w="120" w:type="dxa"/>
+              <w:left w:w="180" w:type="dxa"/>
+              <w:bottom w:w="120" w:type="dxa"/>
+              <w:right w:w="180" w:type="dxa"/>
+            </w:tcMar>
+            <w:vAlign w:val="center"/>
+            <w:hideMark/>
+          </w:tcPr>
+          <w:p>
+            <w:pPr>
+              <w:spacing w:after="120" w:line="240" w:lineRule="auto"/>
+              <w:rPr>
+                <w:rFonts w:ascii="Times New Roman" w:hAnsi="Times New Roman" w:cs="Times New Roman"/>
+                <w:sz w:val="24"/>
+                <w:szCs w:val="24"/>
+              </w:rPr>
+            </w:pPr>
+            <w:r>
+              <w:rPr>
+                <w:rFonts w:ascii="Times New Roman" w:hAnsi="Times New Roman" w:cs="Times New Roman"/>
+                <w:sz w:val="24"/>
+                <w:szCs w:val="24"/>
+              </w:rPr>
+              <w:t>Thời điểm gọi AI</w:t>
+            </w:r>
+          </w:p>
+        </w:tc>
+        <w:tc>
+          <w:tcPr>
+            <w:tcW w:w="0" w:type="auto"/>
+            <w:tcMar>
+              <w:top w:w="120" w:type="dxa"/>
+              <w:left w:w="180" w:type="dxa"/>
+              <w:bottom w:w="120" w:type="dxa"/>
+              <w:right w:w="180" w:type="dxa"/>
+            </w:tcMar>
+            <w:vAlign w:val="center"/>
+            <w:hideMark/>
+          </w:tcPr>
+          <w:p>
+            <w:pPr>
+              <w:spacing w:after="120" w:line="240" w:lineRule="auto"/>
+              <w:rPr>
+                <w:rFonts w:ascii="Times New Roman" w:hAnsi="Times New Roman" w:cs="Times New Roman"/>
+                <w:sz w:val="24"/>
+                <w:szCs w:val="24"/>
+              </w:rPr>
+            </w:pPr>
+            <w:r>
+              <w:rPr>
+                <w:rFonts w:ascii="Times New Roman" w:hAnsi="Times New Roman" w:cs="Times New Roman"/>
+                <w:sz w:val="24"/>
+                <w:szCs w:val="24"/>
+              </w:rPr>
+              <w:t>Tự động sinh</w:t>
+            </w:r>
+          </w:p>
+        </w:tc>
+      </w:tr>
+    </w:tbl>
     <w:p>
       <w:pPr>
         <w:spacing w:after="120" w:line="240" w:lineRule="auto"/>
@@ -1404,6 +10103,7 @@
           <w:rFonts w:ascii="Times New Roman" w:hAnsi="Times New Roman" w:cs="Times New Roman"/>
           <w:sz w:val="24"/>
           <w:szCs w:val="24"/>
+          <w:lang w:val="vi-VN"/>
         </w:rPr>
       </w:pPr>
     </w:p>
@@ -1599,19 +10299,8 @@
           <w:szCs w:val="24"/>
           <w:lang w:val="vi-VN"/>
         </w:rPr>
-        <w:t xml:space="preserve"> </w:t>
+        <w:t xml:space="preserve"> assignments.document</w:t>
       </w:r>
-      <w:proofErr w:type="gramStart"/>
-      <w:r>
-        <w:rPr>
-          <w:rFonts w:ascii="Times New Roman" w:hAnsi="Times New Roman" w:cs="Times New Roman"/>
-          <w:sz w:val="24"/>
-          <w:szCs w:val="24"/>
-          <w:lang w:val="vi-VN"/>
-        </w:rPr>
-        <w:t>assignments.document</w:t>
-      </w:r>
-      <w:proofErr w:type="gramEnd"/>
       <w:r>
         <w:rPr>
           <w:rFonts w:ascii="Times New Roman" w:hAnsi="Times New Roman" w:cs="Times New Roman"/>
@@ -1733,41 +10422,14 @@
           <w:szCs w:val="24"/>
         </w:rPr>
       </w:pPr>
-      <w:proofErr w:type="gramStart"/>
       <w:r>
         <w:rPr>
           <w:rFonts w:ascii="Times New Roman" w:hAnsi="Times New Roman" w:cs="Times New Roman"/>
           <w:sz w:val="24"/>
           <w:szCs w:val="24"/>
         </w:rPr>
-        <w:t>users.username</w:t>
-      </w:r>
-      <w:proofErr w:type="gramEnd"/>
-      <w:r>
-        <w:rPr>
-          <w:rFonts w:ascii="Times New Roman" w:hAnsi="Times New Roman" w:cs="Times New Roman"/>
-          <w:sz w:val="24"/>
-          <w:szCs w:val="24"/>
-        </w:rPr>
-        <w:t> và </w:t>
-      </w:r>
-      <w:proofErr w:type="gramStart"/>
-      <w:r>
-        <w:rPr>
-          <w:rFonts w:ascii="Times New Roman" w:hAnsi="Times New Roman" w:cs="Times New Roman"/>
-          <w:sz w:val="24"/>
-          <w:szCs w:val="24"/>
-        </w:rPr>
-        <w:t>users.email</w:t>
-      </w:r>
-      <w:proofErr w:type="gramEnd"/>
-      <w:r>
-        <w:rPr>
-          <w:rFonts w:ascii="Times New Roman" w:hAnsi="Times New Roman" w:cs="Times New Roman"/>
-          <w:sz w:val="24"/>
-          <w:szCs w:val="24"/>
-        </w:rPr>
-        <w:t> bắt buộc phải là duy nhất trên toàn hệ thống để xác thực đăng nhập.</w:t>
+        <w:lastRenderedPageBreak/>
+        <w:t>users.username và users.email bắt buộc phải là duy nhất trên toàn hệ thống để xác thực đăng nhập.</w:t>
       </w:r>
     </w:p>
     <w:p>
@@ -1783,23 +10445,13 @@
           <w:szCs w:val="24"/>
         </w:rPr>
       </w:pPr>
-      <w:proofErr w:type="gramStart"/>
       <w:r>
         <w:rPr>
           <w:rFonts w:ascii="Times New Roman" w:hAnsi="Times New Roman" w:cs="Times New Roman"/>
           <w:sz w:val="24"/>
           <w:szCs w:val="24"/>
         </w:rPr>
-        <w:t>departments.code</w:t>
-      </w:r>
-      <w:proofErr w:type="gramEnd"/>
-      <w:r>
-        <w:rPr>
-          <w:rFonts w:ascii="Times New Roman" w:hAnsi="Times New Roman" w:cs="Times New Roman"/>
-          <w:sz w:val="24"/>
-          <w:szCs w:val="24"/>
-        </w:rPr>
-        <w:t> (Mã phòng ban) không được trùng lặp.</w:t>
+        <w:t>departments.code (Mã phòng ban) không được trùng lặp.</w:t>
       </w:r>
     </w:p>
     <w:p>
@@ -1839,24 +10491,13 @@
           <w:szCs w:val="24"/>
         </w:rPr>
       </w:pPr>
-      <w:proofErr w:type="gramStart"/>
       <w:r>
         <w:rPr>
           <w:rFonts w:ascii="Times New Roman" w:hAnsi="Times New Roman" w:cs="Times New Roman"/>
           <w:sz w:val="24"/>
           <w:szCs w:val="24"/>
         </w:rPr>
-        <w:lastRenderedPageBreak/>
-        <w:t>documents.document</w:t>
-      </w:r>
-      <w:proofErr w:type="gramEnd"/>
-      <w:r>
-        <w:rPr>
-          <w:rFonts w:ascii="Times New Roman" w:hAnsi="Times New Roman" w:cs="Times New Roman"/>
-          <w:sz w:val="24"/>
-          <w:szCs w:val="24"/>
-        </w:rPr>
-        <w:t>_type: Chỉ nhận giá trị INCOMING (Đến) hoặc OUTGOING (Đi).</w:t>
+        <w:t>documents.document_type: Chỉ nhận giá trị INCOMING (Đến) hoặc OUTGOING (Đi).</w:t>
       </w:r>
     </w:p>
     <w:p>
@@ -1878,25 +10519,7 @@
           <w:sz w:val="24"/>
           <w:szCs w:val="24"/>
         </w:rPr>
-        <w:t>task_</w:t>
-      </w:r>
-      <w:proofErr w:type="gramStart"/>
-      <w:r>
-        <w:rPr>
-          <w:rFonts w:ascii="Times New Roman" w:hAnsi="Times New Roman" w:cs="Times New Roman"/>
-          <w:sz w:val="24"/>
-          <w:szCs w:val="24"/>
-        </w:rPr>
-        <w:t>assignments.status</w:t>
-      </w:r>
-      <w:proofErr w:type="gramEnd"/>
-      <w:r>
-        <w:rPr>
-          <w:rFonts w:ascii="Times New Roman" w:hAnsi="Times New Roman" w:cs="Times New Roman"/>
-          <w:sz w:val="24"/>
-          <w:szCs w:val="24"/>
-        </w:rPr>
-        <w:t>: Chỉ nhận ASSIGNED (Đã giao), PROCESSING (Đang xử lý), RESOLVED (Hoàn thành).</w:t>
+        <w:t>task_assignments.status: Chỉ nhận ASSIGNED (Đã giao), PROCESSING (Đang xử lý), RESOLVED (Hoàn thành).</w:t>
       </w:r>
     </w:p>
     <w:p>
@@ -1912,23 +10535,13 @@
           <w:szCs w:val="24"/>
         </w:rPr>
       </w:pPr>
-      <w:proofErr w:type="gramStart"/>
       <w:r>
         <w:rPr>
           <w:rFonts w:ascii="Times New Roman" w:hAnsi="Times New Roman" w:cs="Times New Roman"/>
           <w:sz w:val="24"/>
           <w:szCs w:val="24"/>
         </w:rPr>
-        <w:t>users.role</w:t>
-      </w:r>
-      <w:proofErr w:type="gramEnd"/>
-      <w:r>
-        <w:rPr>
-          <w:rFonts w:ascii="Times New Roman" w:hAnsi="Times New Roman" w:cs="Times New Roman"/>
-          <w:sz w:val="24"/>
-          <w:szCs w:val="24"/>
-        </w:rPr>
-        <w:t>: Bắt buộc thuộc tập hợp CLERK, LEADER, SPECIALIST.</w:t>
+        <w:t>users.role: Bắt buộc thuộc tập hợp CLERK, LEADER, SPECIALIST.</w:t>
       </w:r>
     </w:p>
     <w:p>
@@ -3302,7 +11915,6 @@
   <w:style w:type="character" w:default="1" w:styleId="DefaultParagraphFont">
     <w:name w:val="Default Paragraph Font"/>
     <w:uiPriority w:val="1"/>
-    <w:semiHidden/>
     <w:unhideWhenUsed/>
   </w:style>
   <w:style w:type="table" w:default="1" w:styleId="TableNormal">
